--- a/docs/SW-SDS-001_System_Design_Specification.docx
+++ b/docs/SW-SDS-001_System_Design_Specification.docx
@@ -465,7 +465,7 @@
       <w:pPr>
         <w:pStyle w:val="Heading1"/>
       </w:pPr>
-      <w:bookmarkStart w:id="1" w:name="_Toc241224794"/>
+      <w:bookmarkStart w:id="1" w:name="_Toc241225799"/>
       <w:r>
         <w:lastRenderedPageBreak/>
         <w:t>Document control</w:t>
@@ -1406,7 +1406,7 @@
       <w:r>
         <w:fldChar w:fldCharType="separate"/>
       </w:r>
-      <w:hyperlink w:anchor="_Toc241224794" w:history="1">
+      <w:hyperlink w:anchor="_Toc241225799" w:history="1">
         <w:r>
           <w:rPr>
             <w:rStyle w:val="Hyperlink"/>
@@ -1433,7 +1433,7 @@
             <w:noProof/>
             <w:webHidden/>
           </w:rPr>
-          <w:instrText xml:space="preserve"> PAGEREF _Toc241224794 \h </w:instrText>
+          <w:instrText xml:space="preserve"> PAGEREF _Toc241225799 \h </w:instrText>
         </w:r>
         <w:r>
           <w:rPr>
@@ -1477,7 +1477,7 @@
           <w:sz w:val="22"/>
         </w:rPr>
       </w:pPr>
-      <w:hyperlink w:anchor="_Toc241224795" w:history="1">
+      <w:hyperlink w:anchor="_Toc241225800" w:history="1">
         <w:r>
           <w:rPr>
             <w:rStyle w:val="Hyperlink"/>
@@ -1504,7 +1504,7 @@
             <w:noProof/>
             <w:webHidden/>
           </w:rPr>
-          <w:instrText xml:space="preserve"> PAGEREF _Toc241224795 \h </w:instrText>
+          <w:instrText xml:space="preserve"> PAGEREF _Toc241225800 \h </w:instrText>
         </w:r>
         <w:r>
           <w:rPr>
@@ -1548,7 +1548,7 @@
           <w:sz w:val="22"/>
         </w:rPr>
       </w:pPr>
-      <w:hyperlink w:anchor="_Toc241224796" w:history="1">
+      <w:hyperlink w:anchor="_Toc241225801" w:history="1">
         <w:r>
           <w:rPr>
             <w:rStyle w:val="Hyperlink"/>
@@ -1575,7 +1575,7 @@
             <w:noProof/>
             <w:webHidden/>
           </w:rPr>
-          <w:instrText xml:space="preserve"> PAGEREF _Toc241224796 \h </w:instrText>
+          <w:instrText xml:space="preserve"> PAGEREF _Toc241225801 \h </w:instrText>
         </w:r>
         <w:r>
           <w:rPr>
@@ -1619,7 +1619,7 @@
           <w:sz w:val="22"/>
         </w:rPr>
       </w:pPr>
-      <w:hyperlink w:anchor="_Toc241224797" w:history="1">
+      <w:hyperlink w:anchor="_Toc241225802" w:history="1">
         <w:r>
           <w:rPr>
             <w:rStyle w:val="Hyperlink"/>
@@ -1646,7 +1646,7 @@
             <w:noProof/>
             <w:webHidden/>
           </w:rPr>
-          <w:instrText xml:space="preserve"> PAGEREF _Toc241224797 \h </w:instrText>
+          <w:instrText xml:space="preserve"> PAGEREF _Toc241225802 \h </w:instrText>
         </w:r>
         <w:r>
           <w:rPr>
@@ -1690,7 +1690,7 @@
           <w:sz w:val="22"/>
         </w:rPr>
       </w:pPr>
-      <w:hyperlink w:anchor="_Toc241224798" w:history="1">
+      <w:hyperlink w:anchor="_Toc241225803" w:history="1">
         <w:r>
           <w:rPr>
             <w:rStyle w:val="Hyperlink"/>
@@ -1717,7 +1717,7 @@
             <w:noProof/>
             <w:webHidden/>
           </w:rPr>
-          <w:instrText xml:space="preserve"> PAGEREF _Toc241224798 \h </w:instrText>
+          <w:instrText xml:space="preserve"> PAGEREF _Toc241225803 \h </w:instrText>
         </w:r>
         <w:r>
           <w:rPr>
@@ -1761,7 +1761,7 @@
           <w:sz w:val="22"/>
         </w:rPr>
       </w:pPr>
-      <w:hyperlink w:anchor="_Toc241224799" w:history="1">
+      <w:hyperlink w:anchor="_Toc241225804" w:history="1">
         <w:r>
           <w:rPr>
             <w:rStyle w:val="Hyperlink"/>
@@ -1788,7 +1788,7 @@
             <w:noProof/>
             <w:webHidden/>
           </w:rPr>
-          <w:instrText xml:space="preserve"> PAGEREF _Toc241224799 \h </w:instrText>
+          <w:instrText xml:space="preserve"> PAGEREF _Toc241225804 \h </w:instrText>
         </w:r>
         <w:r>
           <w:rPr>
@@ -1832,7 +1832,7 @@
           <w:sz w:val="22"/>
         </w:rPr>
       </w:pPr>
-      <w:hyperlink w:anchor="_Toc241224800" w:history="1">
+      <w:hyperlink w:anchor="_Toc241225805" w:history="1">
         <w:r>
           <w:rPr>
             <w:rStyle w:val="Hyperlink"/>
@@ -1859,7 +1859,7 @@
             <w:noProof/>
             <w:webHidden/>
           </w:rPr>
-          <w:instrText xml:space="preserve"> PAGEREF _Toc241224800 \h </w:instrText>
+          <w:instrText xml:space="preserve"> PAGEREF _Toc241225805 \h </w:instrText>
         </w:r>
         <w:r>
           <w:rPr>
@@ -1903,7 +1903,7 @@
           <w:sz w:val="22"/>
         </w:rPr>
       </w:pPr>
-      <w:hyperlink w:anchor="_Toc241224801" w:history="1">
+      <w:hyperlink w:anchor="_Toc241225806" w:history="1">
         <w:r>
           <w:rPr>
             <w:rStyle w:val="Hyperlink"/>
@@ -1930,7 +1930,7 @@
             <w:noProof/>
             <w:webHidden/>
           </w:rPr>
-          <w:instrText xml:space="preserve"> PAGEREF _Toc241224801 \h </w:instrText>
+          <w:instrText xml:space="preserve"> PAGEREF _Toc241225806 \h </w:instrText>
         </w:r>
         <w:r>
           <w:rPr>
@@ -1974,7 +1974,7 @@
           <w:sz w:val="22"/>
         </w:rPr>
       </w:pPr>
-      <w:hyperlink w:anchor="_Toc241224802" w:history="1">
+      <w:hyperlink w:anchor="_Toc241225807" w:history="1">
         <w:r>
           <w:rPr>
             <w:rStyle w:val="Hyperlink"/>
@@ -2001,7 +2001,7 @@
             <w:noProof/>
             <w:webHidden/>
           </w:rPr>
-          <w:instrText xml:space="preserve"> PAGEREF _Toc241224802 \h </w:instrText>
+          <w:instrText xml:space="preserve"> PAGEREF _Toc241225807 \h </w:instrText>
         </w:r>
         <w:r>
           <w:rPr>
@@ -2045,7 +2045,7 @@
           <w:sz w:val="22"/>
         </w:rPr>
       </w:pPr>
-      <w:hyperlink w:anchor="_Toc241224803" w:history="1">
+      <w:hyperlink w:anchor="_Toc241225808" w:history="1">
         <w:r>
           <w:rPr>
             <w:rStyle w:val="Hyperlink"/>
@@ -2072,7 +2072,7 @@
             <w:noProof/>
             <w:webHidden/>
           </w:rPr>
-          <w:instrText xml:space="preserve"> PAGEREF _Toc241224803 \h </w:instrText>
+          <w:instrText xml:space="preserve"> PAGEREF _Toc241225808 \h </w:instrText>
         </w:r>
         <w:r>
           <w:rPr>
@@ -2116,7 +2116,7 @@
           <w:sz w:val="22"/>
         </w:rPr>
       </w:pPr>
-      <w:hyperlink w:anchor="_Toc241224804" w:history="1">
+      <w:hyperlink w:anchor="_Toc241225809" w:history="1">
         <w:r>
           <w:rPr>
             <w:rStyle w:val="Hyperlink"/>
@@ -2143,7 +2143,7 @@
             <w:noProof/>
             <w:webHidden/>
           </w:rPr>
-          <w:instrText xml:space="preserve"> PAGEREF _Toc241224804 \h </w:instrText>
+          <w:instrText xml:space="preserve"> PAGEREF _Toc241225809 \h </w:instrText>
         </w:r>
         <w:r>
           <w:rPr>
@@ -2187,7 +2187,7 @@
           <w:sz w:val="22"/>
         </w:rPr>
       </w:pPr>
-      <w:hyperlink w:anchor="_Toc241224805" w:history="1">
+      <w:hyperlink w:anchor="_Toc241225810" w:history="1">
         <w:r>
           <w:rPr>
             <w:rStyle w:val="Hyperlink"/>
@@ -2214,7 +2214,7 @@
             <w:noProof/>
             <w:webHidden/>
           </w:rPr>
-          <w:instrText xml:space="preserve"> PAGEREF _Toc241224805 \h </w:instrText>
+          <w:instrText xml:space="preserve"> PAGEREF _Toc241225810 \h </w:instrText>
         </w:r>
         <w:r>
           <w:rPr>
@@ -2258,7 +2258,7 @@
           <w:sz w:val="22"/>
         </w:rPr>
       </w:pPr>
-      <w:hyperlink w:anchor="_Toc241224806" w:history="1">
+      <w:hyperlink w:anchor="_Toc241225811" w:history="1">
         <w:r>
           <w:rPr>
             <w:rStyle w:val="Hyperlink"/>
@@ -2285,7 +2285,7 @@
             <w:noProof/>
             <w:webHidden/>
           </w:rPr>
-          <w:instrText xml:space="preserve"> PAGEREF _Toc241224806 \h </w:instrText>
+          <w:instrText xml:space="preserve"> PAGEREF _Toc241225811 \h </w:instrText>
         </w:r>
         <w:r>
           <w:rPr>
@@ -2329,7 +2329,7 @@
           <w:sz w:val="22"/>
         </w:rPr>
       </w:pPr>
-      <w:hyperlink w:anchor="_Toc241224807" w:history="1">
+      <w:hyperlink w:anchor="_Toc241225812" w:history="1">
         <w:r>
           <w:rPr>
             <w:rStyle w:val="Hyperlink"/>
@@ -2356,7 +2356,7 @@
             <w:noProof/>
             <w:webHidden/>
           </w:rPr>
-          <w:instrText xml:space="preserve"> PAGEREF _Toc241224807 \h </w:instrText>
+          <w:instrText xml:space="preserve"> PAGEREF _Toc241225812 \h </w:instrText>
         </w:r>
         <w:r>
           <w:rPr>
@@ -2400,7 +2400,7 @@
           <w:sz w:val="22"/>
         </w:rPr>
       </w:pPr>
-      <w:hyperlink w:anchor="_Toc241224808" w:history="1">
+      <w:hyperlink w:anchor="_Toc241225813" w:history="1">
         <w:r>
           <w:rPr>
             <w:rStyle w:val="Hyperlink"/>
@@ -2427,7 +2427,7 @@
             <w:noProof/>
             <w:webHidden/>
           </w:rPr>
-          <w:instrText xml:space="preserve"> PAGEREF _Toc241224808 \h </w:instrText>
+          <w:instrText xml:space="preserve"> PAGEREF _Toc241225813 \h </w:instrText>
         </w:r>
         <w:r>
           <w:rPr>
@@ -2471,7 +2471,7 @@
           <w:sz w:val="22"/>
         </w:rPr>
       </w:pPr>
-      <w:hyperlink w:anchor="_Toc241224809" w:history="1">
+      <w:hyperlink w:anchor="_Toc241225814" w:history="1">
         <w:r>
           <w:rPr>
             <w:rStyle w:val="Hyperlink"/>
@@ -2498,7 +2498,7 @@
             <w:noProof/>
             <w:webHidden/>
           </w:rPr>
-          <w:instrText xml:space="preserve"> PAGEREF _Toc241224809 \h </w:instrText>
+          <w:instrText xml:space="preserve"> PAGEREF _Toc241225814 \h </w:instrText>
         </w:r>
         <w:r>
           <w:rPr>
@@ -2542,7 +2542,7 @@
           <w:sz w:val="22"/>
         </w:rPr>
       </w:pPr>
-      <w:hyperlink w:anchor="_Toc241224810" w:history="1">
+      <w:hyperlink w:anchor="_Toc241225815" w:history="1">
         <w:r>
           <w:rPr>
             <w:rStyle w:val="Hyperlink"/>
@@ -2569,7 +2569,7 @@
             <w:noProof/>
             <w:webHidden/>
           </w:rPr>
-          <w:instrText xml:space="preserve"> PAGEREF _Toc241224810 \h </w:instrText>
+          <w:instrText xml:space="preserve"> PAGEREF _Toc241225815 \h </w:instrText>
         </w:r>
         <w:r>
           <w:rPr>
@@ -2613,7 +2613,7 @@
           <w:sz w:val="22"/>
         </w:rPr>
       </w:pPr>
-      <w:hyperlink w:anchor="_Toc241224811" w:history="1">
+      <w:hyperlink w:anchor="_Toc241225816" w:history="1">
         <w:r>
           <w:rPr>
             <w:rStyle w:val="Hyperlink"/>
@@ -2640,7 +2640,7 @@
             <w:noProof/>
             <w:webHidden/>
           </w:rPr>
-          <w:instrText xml:space="preserve"> PAGEREF _Toc241224811 \h </w:instrText>
+          <w:instrText xml:space="preserve"> PAGEREF _Toc241225816 \h </w:instrText>
         </w:r>
         <w:r>
           <w:rPr>
@@ -2684,7 +2684,7 @@
           <w:sz w:val="22"/>
         </w:rPr>
       </w:pPr>
-      <w:hyperlink w:anchor="_Toc241224812" w:history="1">
+      <w:hyperlink w:anchor="_Toc241225817" w:history="1">
         <w:r>
           <w:rPr>
             <w:rStyle w:val="Hyperlink"/>
@@ -2711,7 +2711,7 @@
             <w:noProof/>
             <w:webHidden/>
           </w:rPr>
-          <w:instrText xml:space="preserve"> PAGEREF _Toc241224812 \h </w:instrText>
+          <w:instrText xml:space="preserve"> PAGEREF _Toc241225817 \h </w:instrText>
         </w:r>
         <w:r>
           <w:rPr>
@@ -2755,7 +2755,7 @@
           <w:sz w:val="22"/>
         </w:rPr>
       </w:pPr>
-      <w:hyperlink w:anchor="_Toc241224813" w:history="1">
+      <w:hyperlink w:anchor="_Toc241225818" w:history="1">
         <w:r>
           <w:rPr>
             <w:rStyle w:val="Hyperlink"/>
@@ -2782,7 +2782,7 @@
             <w:noProof/>
             <w:webHidden/>
           </w:rPr>
-          <w:instrText xml:space="preserve"> PAGEREF _Toc241224813 \h </w:instrText>
+          <w:instrText xml:space="preserve"> PAGEREF _Toc241225818 \h </w:instrText>
         </w:r>
         <w:r>
           <w:rPr>
@@ -2826,7 +2826,7 @@
           <w:sz w:val="22"/>
         </w:rPr>
       </w:pPr>
-      <w:hyperlink w:anchor="_Toc241224814" w:history="1">
+      <w:hyperlink w:anchor="_Toc241225819" w:history="1">
         <w:r>
           <w:rPr>
             <w:rStyle w:val="Hyperlink"/>
@@ -2853,7 +2853,7 @@
             <w:noProof/>
             <w:webHidden/>
           </w:rPr>
-          <w:instrText xml:space="preserve"> PAGEREF _Toc241224814 \h </w:instrText>
+          <w:instrText xml:space="preserve"> PAGEREF _Toc241225819 \h </w:instrText>
         </w:r>
         <w:r>
           <w:rPr>
@@ -2897,7 +2897,7 @@
           <w:sz w:val="22"/>
         </w:rPr>
       </w:pPr>
-      <w:hyperlink w:anchor="_Toc241224815" w:history="1">
+      <w:hyperlink w:anchor="_Toc241225820" w:history="1">
         <w:r>
           <w:rPr>
             <w:rStyle w:val="Hyperlink"/>
@@ -2924,7 +2924,7 @@
             <w:noProof/>
             <w:webHidden/>
           </w:rPr>
-          <w:instrText xml:space="preserve"> PAGEREF _Toc241224815 \h </w:instrText>
+          <w:instrText xml:space="preserve"> PAGEREF _Toc241225820 \h </w:instrText>
         </w:r>
         <w:r>
           <w:rPr>
@@ -2968,7 +2968,7 @@
           <w:sz w:val="22"/>
         </w:rPr>
       </w:pPr>
-      <w:hyperlink w:anchor="_Toc241224816" w:history="1">
+      <w:hyperlink w:anchor="_Toc241225821" w:history="1">
         <w:r>
           <w:rPr>
             <w:rStyle w:val="Hyperlink"/>
@@ -2995,7 +2995,7 @@
             <w:noProof/>
             <w:webHidden/>
           </w:rPr>
-          <w:instrText xml:space="preserve"> PAGEREF _Toc241224816 \h </w:instrText>
+          <w:instrText xml:space="preserve"> PAGEREF _Toc241225821 \h </w:instrText>
         </w:r>
         <w:r>
           <w:rPr>
@@ -3039,7 +3039,7 @@
           <w:sz w:val="22"/>
         </w:rPr>
       </w:pPr>
-      <w:hyperlink w:anchor="_Toc241224817" w:history="1">
+      <w:hyperlink w:anchor="_Toc241225822" w:history="1">
         <w:r>
           <w:rPr>
             <w:rStyle w:val="Hyperlink"/>
@@ -3066,7 +3066,7 @@
             <w:noProof/>
             <w:webHidden/>
           </w:rPr>
-          <w:instrText xml:space="preserve"> PAGEREF _Toc241224817 \h </w:instrText>
+          <w:instrText xml:space="preserve"> PAGEREF _Toc241225822 \h </w:instrText>
         </w:r>
         <w:r>
           <w:rPr>
@@ -3110,7 +3110,7 @@
           <w:sz w:val="22"/>
         </w:rPr>
       </w:pPr>
-      <w:hyperlink w:anchor="_Toc241224818" w:history="1">
+      <w:hyperlink w:anchor="_Toc241225823" w:history="1">
         <w:r>
           <w:rPr>
             <w:rStyle w:val="Hyperlink"/>
@@ -3137,7 +3137,7 @@
             <w:noProof/>
             <w:webHidden/>
           </w:rPr>
-          <w:instrText xml:space="preserve"> PAGEREF _Toc241224818 \h </w:instrText>
+          <w:instrText xml:space="preserve"> PAGEREF _Toc241225823 \h </w:instrText>
         </w:r>
         <w:r>
           <w:rPr>
@@ -3181,7 +3181,7 @@
           <w:sz w:val="22"/>
         </w:rPr>
       </w:pPr>
-      <w:hyperlink w:anchor="_Toc241224819" w:history="1">
+      <w:hyperlink w:anchor="_Toc241225824" w:history="1">
         <w:r>
           <w:rPr>
             <w:rStyle w:val="Hyperlink"/>
@@ -3208,7 +3208,7 @@
             <w:noProof/>
             <w:webHidden/>
           </w:rPr>
-          <w:instrText xml:space="preserve"> PAGEREF _Toc241224819 \h </w:instrText>
+          <w:instrText xml:space="preserve"> PAGEREF _Toc241225824 \h </w:instrText>
         </w:r>
         <w:r>
           <w:rPr>
@@ -3252,7 +3252,7 @@
           <w:sz w:val="22"/>
         </w:rPr>
       </w:pPr>
-      <w:hyperlink w:anchor="_Toc241224820" w:history="1">
+      <w:hyperlink w:anchor="_Toc241225825" w:history="1">
         <w:r>
           <w:rPr>
             <w:rStyle w:val="Hyperlink"/>
@@ -3279,7 +3279,7 @@
             <w:noProof/>
             <w:webHidden/>
           </w:rPr>
-          <w:instrText xml:space="preserve"> PAGEREF _Toc241224820 \h </w:instrText>
+          <w:instrText xml:space="preserve"> PAGEREF _Toc241225825 \h </w:instrText>
         </w:r>
         <w:r>
           <w:rPr>
@@ -3323,7 +3323,7 @@
           <w:sz w:val="22"/>
         </w:rPr>
       </w:pPr>
-      <w:hyperlink w:anchor="_Toc241224821" w:history="1">
+      <w:hyperlink w:anchor="_Toc241225826" w:history="1">
         <w:r>
           <w:rPr>
             <w:rStyle w:val="Hyperlink"/>
@@ -3350,7 +3350,7 @@
             <w:noProof/>
             <w:webHidden/>
           </w:rPr>
-          <w:instrText xml:space="preserve"> PAGEREF _Toc241224821 \h </w:instrText>
+          <w:instrText xml:space="preserve"> PAGEREF _Toc241225826 \h </w:instrText>
         </w:r>
         <w:r>
           <w:rPr>
@@ -3394,7 +3394,7 @@
           <w:sz w:val="22"/>
         </w:rPr>
       </w:pPr>
-      <w:hyperlink w:anchor="_Toc241224822" w:history="1">
+      <w:hyperlink w:anchor="_Toc241225827" w:history="1">
         <w:r>
           <w:rPr>
             <w:rStyle w:val="Hyperlink"/>
@@ -3421,7 +3421,7 @@
             <w:noProof/>
             <w:webHidden/>
           </w:rPr>
-          <w:instrText xml:space="preserve"> PAGEREF _Toc241224822 \h </w:instrText>
+          <w:instrText xml:space="preserve"> PAGEREF _Toc241225827 \h </w:instrText>
         </w:r>
         <w:r>
           <w:rPr>
@@ -3465,7 +3465,7 @@
           <w:sz w:val="22"/>
         </w:rPr>
       </w:pPr>
-      <w:hyperlink w:anchor="_Toc241224823" w:history="1">
+      <w:hyperlink w:anchor="_Toc241225828" w:history="1">
         <w:r>
           <w:rPr>
             <w:rStyle w:val="Hyperlink"/>
@@ -3492,7 +3492,7 @@
             <w:noProof/>
             <w:webHidden/>
           </w:rPr>
-          <w:instrText xml:space="preserve"> PAGEREF _Toc241224823 \h </w:instrText>
+          <w:instrText xml:space="preserve"> PAGEREF _Toc241225828 \h </w:instrText>
         </w:r>
         <w:r>
           <w:rPr>
@@ -3536,7 +3536,7 @@
           <w:sz w:val="22"/>
         </w:rPr>
       </w:pPr>
-      <w:hyperlink w:anchor="_Toc241224824" w:history="1">
+      <w:hyperlink w:anchor="_Toc241225829" w:history="1">
         <w:r>
           <w:rPr>
             <w:rStyle w:val="Hyperlink"/>
@@ -3563,7 +3563,7 @@
             <w:noProof/>
             <w:webHidden/>
           </w:rPr>
-          <w:instrText xml:space="preserve"> PAGEREF _Toc241224824 \h </w:instrText>
+          <w:instrText xml:space="preserve"> PAGEREF _Toc241225829 \h </w:instrText>
         </w:r>
         <w:r>
           <w:rPr>
@@ -3607,7 +3607,7 @@
           <w:sz w:val="22"/>
         </w:rPr>
       </w:pPr>
-      <w:hyperlink w:anchor="_Toc241224825" w:history="1">
+      <w:hyperlink w:anchor="_Toc241225830" w:history="1">
         <w:r>
           <w:rPr>
             <w:rStyle w:val="Hyperlink"/>
@@ -3634,7 +3634,7 @@
             <w:noProof/>
             <w:webHidden/>
           </w:rPr>
-          <w:instrText xml:space="preserve"> PAGEREF _Toc241224825 \h </w:instrText>
+          <w:instrText xml:space="preserve"> PAGEREF _Toc241225830 \h </w:instrText>
         </w:r>
         <w:r>
           <w:rPr>
@@ -3678,7 +3678,7 @@
           <w:sz w:val="22"/>
         </w:rPr>
       </w:pPr>
-      <w:hyperlink w:anchor="_Toc241224826" w:history="1">
+      <w:hyperlink w:anchor="_Toc241225831" w:history="1">
         <w:r>
           <w:rPr>
             <w:rStyle w:val="Hyperlink"/>
@@ -3705,7 +3705,7 @@
             <w:noProof/>
             <w:webHidden/>
           </w:rPr>
-          <w:instrText xml:space="preserve"> PAGEREF _Toc241224826 \h </w:instrText>
+          <w:instrText xml:space="preserve"> PAGEREF _Toc241225831 \h </w:instrText>
         </w:r>
         <w:r>
           <w:rPr>
@@ -3749,7 +3749,7 @@
           <w:sz w:val="22"/>
         </w:rPr>
       </w:pPr>
-      <w:hyperlink w:anchor="_Toc241224827" w:history="1">
+      <w:hyperlink w:anchor="_Toc241225832" w:history="1">
         <w:r>
           <w:rPr>
             <w:rStyle w:val="Hyperlink"/>
@@ -3776,7 +3776,7 @@
             <w:noProof/>
             <w:webHidden/>
           </w:rPr>
-          <w:instrText xml:space="preserve"> PAGEREF _Toc241224827 \h </w:instrText>
+          <w:instrText xml:space="preserve"> PAGEREF _Toc241225832 \h </w:instrText>
         </w:r>
         <w:r>
           <w:rPr>
@@ -3820,7 +3820,7 @@
           <w:sz w:val="22"/>
         </w:rPr>
       </w:pPr>
-      <w:hyperlink w:anchor="_Toc241224828" w:history="1">
+      <w:hyperlink w:anchor="_Toc241225833" w:history="1">
         <w:r>
           <w:rPr>
             <w:rStyle w:val="Hyperlink"/>
@@ -3847,7 +3847,7 @@
             <w:noProof/>
             <w:webHidden/>
           </w:rPr>
-          <w:instrText xml:space="preserve"> PAGEREF _Toc241224828 \h </w:instrText>
+          <w:instrText xml:space="preserve"> PAGEREF _Toc241225833 \h </w:instrText>
         </w:r>
         <w:r>
           <w:rPr>
@@ -3891,7 +3891,7 @@
           <w:sz w:val="22"/>
         </w:rPr>
       </w:pPr>
-      <w:hyperlink w:anchor="_Toc241224829" w:history="1">
+      <w:hyperlink w:anchor="_Toc241225834" w:history="1">
         <w:r>
           <w:rPr>
             <w:rStyle w:val="Hyperlink"/>
@@ -3918,7 +3918,7 @@
             <w:noProof/>
             <w:webHidden/>
           </w:rPr>
-          <w:instrText xml:space="preserve"> PAGEREF _Toc241224829 \h </w:instrText>
+          <w:instrText xml:space="preserve"> PAGEREF _Toc241225834 \h </w:instrText>
         </w:r>
         <w:r>
           <w:rPr>
@@ -3962,7 +3962,7 @@
           <w:sz w:val="22"/>
         </w:rPr>
       </w:pPr>
-      <w:hyperlink w:anchor="_Toc241224830" w:history="1">
+      <w:hyperlink w:anchor="_Toc241225835" w:history="1">
         <w:r>
           <w:rPr>
             <w:rStyle w:val="Hyperlink"/>
@@ -3989,7 +3989,7 @@
             <w:noProof/>
             <w:webHidden/>
           </w:rPr>
-          <w:instrText xml:space="preserve"> PAGEREF _Toc241224830 \h </w:instrText>
+          <w:instrText xml:space="preserve"> PAGEREF _Toc241225835 \h </w:instrText>
         </w:r>
         <w:r>
           <w:rPr>
@@ -4033,7 +4033,7 @@
           <w:sz w:val="22"/>
         </w:rPr>
       </w:pPr>
-      <w:hyperlink w:anchor="_Toc241224831" w:history="1">
+      <w:hyperlink w:anchor="_Toc241225836" w:history="1">
         <w:r>
           <w:rPr>
             <w:rStyle w:val="Hyperlink"/>
@@ -4060,7 +4060,7 @@
             <w:noProof/>
             <w:webHidden/>
           </w:rPr>
-          <w:instrText xml:space="preserve"> PAGEREF _Toc241224831 \h </w:instrText>
+          <w:instrText xml:space="preserve"> PAGEREF _Toc241225836 \h </w:instrText>
         </w:r>
         <w:r>
           <w:rPr>
@@ -4104,7 +4104,7 @@
           <w:sz w:val="22"/>
         </w:rPr>
       </w:pPr>
-      <w:hyperlink w:anchor="_Toc241224832" w:history="1">
+      <w:hyperlink w:anchor="_Toc241225837" w:history="1">
         <w:r>
           <w:rPr>
             <w:rStyle w:val="Hyperlink"/>
@@ -4131,7 +4131,7 @@
             <w:noProof/>
             <w:webHidden/>
           </w:rPr>
-          <w:instrText xml:space="preserve"> PAGEREF _Toc241224832 \h </w:instrText>
+          <w:instrText xml:space="preserve"> PAGEREF _Toc241225837 \h </w:instrText>
         </w:r>
         <w:r>
           <w:rPr>
@@ -4175,7 +4175,7 @@
           <w:sz w:val="22"/>
         </w:rPr>
       </w:pPr>
-      <w:hyperlink w:anchor="_Toc241224833" w:history="1">
+      <w:hyperlink w:anchor="_Toc241225838" w:history="1">
         <w:r>
           <w:rPr>
             <w:rStyle w:val="Hyperlink"/>
@@ -4202,7 +4202,7 @@
             <w:noProof/>
             <w:webHidden/>
           </w:rPr>
-          <w:instrText xml:space="preserve"> PAGEREF _Toc241224833 \h </w:instrText>
+          <w:instrText xml:space="preserve"> PAGEREF _Toc241225838 \h </w:instrText>
         </w:r>
         <w:r>
           <w:rPr>
@@ -4246,7 +4246,7 @@
           <w:sz w:val="22"/>
         </w:rPr>
       </w:pPr>
-      <w:hyperlink w:anchor="_Toc241224834" w:history="1">
+      <w:hyperlink w:anchor="_Toc241225839" w:history="1">
         <w:r>
           <w:rPr>
             <w:rStyle w:val="Hyperlink"/>
@@ -4273,7 +4273,7 @@
             <w:noProof/>
             <w:webHidden/>
           </w:rPr>
-          <w:instrText xml:space="preserve"> PAGEREF _Toc241224834 \h </w:instrText>
+          <w:instrText xml:space="preserve"> PAGEREF _Toc241225839 \h </w:instrText>
         </w:r>
         <w:r>
           <w:rPr>
@@ -4317,7 +4317,7 @@
           <w:sz w:val="22"/>
         </w:rPr>
       </w:pPr>
-      <w:hyperlink w:anchor="_Toc241224835" w:history="1">
+      <w:hyperlink w:anchor="_Toc241225840" w:history="1">
         <w:r>
           <w:rPr>
             <w:rStyle w:val="Hyperlink"/>
@@ -4344,7 +4344,7 @@
             <w:noProof/>
             <w:webHidden/>
           </w:rPr>
-          <w:instrText xml:space="preserve"> PAGEREF _Toc241224835 \h </w:instrText>
+          <w:instrText xml:space="preserve"> PAGEREF _Toc241225840 \h </w:instrText>
         </w:r>
         <w:r>
           <w:rPr>
@@ -4388,7 +4388,7 @@
           <w:sz w:val="22"/>
         </w:rPr>
       </w:pPr>
-      <w:hyperlink w:anchor="_Toc241224836" w:history="1">
+      <w:hyperlink w:anchor="_Toc241225841" w:history="1">
         <w:r>
           <w:rPr>
             <w:rStyle w:val="Hyperlink"/>
@@ -4415,7 +4415,7 @@
             <w:noProof/>
             <w:webHidden/>
           </w:rPr>
-          <w:instrText xml:space="preserve"> PAGEREF _Toc241224836 \h </w:instrText>
+          <w:instrText xml:space="preserve"> PAGEREF _Toc241225841 \h </w:instrText>
         </w:r>
         <w:r>
           <w:rPr>
@@ -4460,7 +4460,7 @@
       <w:pPr>
         <w:pStyle w:val="Heading1"/>
       </w:pPr>
-      <w:bookmarkStart w:id="2" w:name="_Toc241224795"/>
+      <w:bookmarkStart w:id="2" w:name="_Toc241225800"/>
       <w:r>
         <w:lastRenderedPageBreak/>
         <w:t>1  Introduction</w:t>
@@ -4471,7 +4471,7 @@
       <w:pPr>
         <w:pStyle w:val="Heading2"/>
       </w:pPr>
-      <w:bookmarkStart w:id="3" w:name="_Toc241224796"/>
+      <w:bookmarkStart w:id="3" w:name="_Toc241225801"/>
       <w:r>
         <w:t>1.1  Purpose</w:t>
       </w:r>
@@ -4506,7 +4506,7 @@
       <w:pPr>
         <w:pStyle w:val="Heading2"/>
       </w:pPr>
-      <w:bookmarkStart w:id="4" w:name="_Toc241224797"/>
+      <w:bookmarkStart w:id="4" w:name="_Toc241225802"/>
       <w:r>
         <w:t>1.2  Scope</w:t>
       </w:r>
@@ -4524,7 +4524,7 @@
       <w:pPr>
         <w:pStyle w:val="Heading2"/>
       </w:pPr>
-      <w:bookmarkStart w:id="5" w:name="_Toc241224798"/>
+      <w:bookmarkStart w:id="5" w:name="_Toc241225803"/>
       <w:r>
         <w:t>1.3  Intended readers</w:t>
       </w:r>
@@ -4732,7 +4732,7 @@
       <w:pPr>
         <w:pStyle w:val="Heading2"/>
       </w:pPr>
-      <w:bookmarkStart w:id="6" w:name="_Toc241224799"/>
+      <w:bookmarkStart w:id="6" w:name="_Toc241225804"/>
       <w:r>
         <w:t>1.4  Conformance to standards</w:t>
       </w:r>
@@ -4989,7 +4989,7 @@
       <w:pPr>
         <w:pStyle w:val="Heading2"/>
       </w:pPr>
-      <w:bookmarkStart w:id="7" w:name="_Toc241224800"/>
+      <w:bookmarkStart w:id="7" w:name="_Toc241225805"/>
       <w:r>
         <w:t>1.5  Definitions</w:t>
       </w:r>
@@ -5530,7 +5530,7 @@
       <w:pPr>
         <w:pStyle w:val="Heading2"/>
       </w:pPr>
-      <w:bookmarkStart w:id="8" w:name="_Toc241224801"/>
+      <w:bookmarkStart w:id="8" w:name="_Toc241225806"/>
       <w:r>
         <w:t>1.6  References</w:t>
       </w:r>
@@ -5827,7 +5827,7 @@
       <w:pPr>
         <w:pStyle w:val="Heading1"/>
       </w:pPr>
-      <w:bookmarkStart w:id="9" w:name="_Toc241224802"/>
+      <w:bookmarkStart w:id="9" w:name="_Toc241225807"/>
       <w:r>
         <w:lastRenderedPageBreak/>
         <w:t>2  Architecture description</w:t>
@@ -5846,7 +5846,7 @@
       <w:pPr>
         <w:pStyle w:val="Heading2"/>
       </w:pPr>
-      <w:bookmarkStart w:id="10" w:name="_Toc241224803"/>
+      <w:bookmarkStart w:id="10" w:name="_Toc241225808"/>
       <w:r>
         <w:t>2.1  Stakeholders and concerns</w:t>
       </w:r>
@@ -6366,7 +6366,7 @@
       <w:pPr>
         <w:pStyle w:val="Heading2"/>
       </w:pPr>
-      <w:bookmarkStart w:id="11" w:name="_Toc241224804"/>
+      <w:bookmarkStart w:id="11" w:name="_Toc241225809"/>
       <w:r>
         <w:t>2.2  Viewpoints</w:t>
       </w:r>
@@ -6826,7 +6826,7 @@
       <w:pPr>
         <w:pStyle w:val="Heading2"/>
       </w:pPr>
-      <w:bookmarkStart w:id="12" w:name="_Toc241224805"/>
+      <w:bookmarkStart w:id="12" w:name="_Toc241225810"/>
       <w:r>
         <w:t>2.3  Container view</w:t>
       </w:r>
@@ -7404,7 +7404,7 @@
       <w:pPr>
         <w:pStyle w:val="Heading2"/>
       </w:pPr>
-      <w:bookmarkStart w:id="13" w:name="_Toc241224806"/>
+      <w:bookmarkStart w:id="13" w:name="_Toc241225811"/>
       <w:r>
         <w:lastRenderedPageBreak/>
         <w:t>2.4  Backend layered view</w:t>
@@ -7503,7 +7503,7 @@
       <w:pPr>
         <w:pStyle w:val="Heading2"/>
       </w:pPr>
-      <w:bookmarkStart w:id="14" w:name="_Toc241224807"/>
+      <w:bookmarkStart w:id="14" w:name="_Toc241225812"/>
       <w:r>
         <w:t>2.5  Behaviour view</w:t>
       </w:r>
@@ -7521,7 +7521,7 @@
       <w:pPr>
         <w:pStyle w:val="Heading2"/>
       </w:pPr>
-      <w:bookmarkStart w:id="15" w:name="_Toc241224808"/>
+      <w:bookmarkStart w:id="15" w:name="_Toc241225813"/>
       <w:r>
         <w:t>2.6  Deployment view</w:t>
       </w:r>
@@ -7639,7 +7639,7 @@
       <w:pPr>
         <w:pStyle w:val="Heading2"/>
       </w:pPr>
-      <w:bookmarkStart w:id="16" w:name="_Toc241224809"/>
+      <w:bookmarkStart w:id="16" w:name="_Toc241225814"/>
       <w:r>
         <w:t>2.7  Architecture decisions</w:t>
       </w:r>
@@ -8523,7 +8523,7 @@
       <w:pPr>
         <w:pStyle w:val="Heading1"/>
       </w:pPr>
-      <w:bookmarkStart w:id="17" w:name="_Toc241224810"/>
+      <w:bookmarkStart w:id="17" w:name="_Toc241225815"/>
       <w:r>
         <w:lastRenderedPageBreak/>
         <w:t>3  Detailed software design</w:t>
@@ -8534,7 +8534,7 @@
       <w:pPr>
         <w:pStyle w:val="Heading2"/>
       </w:pPr>
-      <w:bookmarkStart w:id="18" w:name="_Toc241224811"/>
+      <w:bookmarkStart w:id="18" w:name="_Toc241225816"/>
       <w:r>
         <w:t>3.1  Backend module decomposition</w:t>
       </w:r>
@@ -9411,7 +9411,7 @@
       <w:pPr>
         <w:pStyle w:val="Heading2"/>
       </w:pPr>
-      <w:bookmarkStart w:id="19" w:name="_Toc241224812"/>
+      <w:bookmarkStart w:id="19" w:name="_Toc241225817"/>
       <w:r>
         <w:lastRenderedPageBreak/>
         <w:t>3.2  Authentication and session design</w:t>
@@ -9630,7 +9630,7 @@
       <w:pPr>
         <w:pStyle w:val="Heading2"/>
       </w:pPr>
-      <w:bookmarkStart w:id="20" w:name="_Toc241224813"/>
+      <w:bookmarkStart w:id="20" w:name="_Toc241225818"/>
       <w:r>
         <w:t>3.3  Pricing algorithm</w:t>
       </w:r>
@@ -9754,7 +9754,7 @@
       <w:pPr>
         <w:pStyle w:val="Heading2"/>
       </w:pPr>
-      <w:bookmarkStart w:id="21" w:name="_Toc241224814"/>
+      <w:bookmarkStart w:id="21" w:name="_Toc241225819"/>
       <w:r>
         <w:t>3.4  Cart revalidation</w:t>
       </w:r>
@@ -9816,7 +9816,7 @@
       <w:pPr>
         <w:pStyle w:val="Heading2"/>
       </w:pPr>
-      <w:bookmarkStart w:id="22" w:name="_Toc241224815"/>
+      <w:bookmarkStart w:id="22" w:name="_Toc241225820"/>
       <w:r>
         <w:t>3.5  Checkout and transaction design</w:t>
       </w:r>
@@ -9921,7 +9921,7 @@
       <w:pPr>
         <w:pStyle w:val="Heading2"/>
       </w:pPr>
-      <w:bookmarkStart w:id="23" w:name="_Toc241224816"/>
+      <w:bookmarkStart w:id="23" w:name="_Toc241225821"/>
       <w:r>
         <w:lastRenderedPageBreak/>
         <w:t>3.6  Order life-cycle state machine</w:t>
@@ -10553,7 +10553,7 @@
       <w:pPr>
         <w:pStyle w:val="Heading2"/>
       </w:pPr>
-      <w:bookmarkStart w:id="24" w:name="_Toc241224817"/>
+      <w:bookmarkStart w:id="24" w:name="_Toc241225822"/>
       <w:r>
         <w:t>3.7  Image-search design</w:t>
       </w:r>
@@ -10853,7 +10853,7 @@
       <w:pPr>
         <w:pStyle w:val="Heading2"/>
       </w:pPr>
-      <w:bookmarkStart w:id="25" w:name="_Toc241224818"/>
+      <w:bookmarkStart w:id="25" w:name="_Toc241225823"/>
       <w:r>
         <w:t>3.8  Security design</w:t>
       </w:r>
@@ -11411,7 +11411,7 @@
       <w:pPr>
         <w:pStyle w:val="Heading2"/>
       </w:pPr>
-      <w:bookmarkStart w:id="26" w:name="_Toc241224819"/>
+      <w:bookmarkStart w:id="26" w:name="_Toc241225824"/>
       <w:r>
         <w:t>3.9  Internationalisation design</w:t>
       </w:r>
@@ -11566,7 +11566,7 @@
       <w:pPr>
         <w:pStyle w:val="Heading2"/>
       </w:pPr>
-      <w:bookmarkStart w:id="27" w:name="_Toc241224820"/>
+      <w:bookmarkStart w:id="27" w:name="_Toc241225825"/>
       <w:r>
         <w:t>3.10  Error handling and logging</w:t>
       </w:r>
@@ -12246,7 +12246,7 @@
       <w:pPr>
         <w:pStyle w:val="Heading2"/>
       </w:pPr>
-      <w:bookmarkStart w:id="28" w:name="_Toc241224821"/>
+      <w:bookmarkStart w:id="28" w:name="_Toc241225826"/>
       <w:r>
         <w:t>3.11  Web client design</w:t>
       </w:r>
@@ -12439,7 +12439,7 @@
       <w:pPr>
         <w:pStyle w:val="Heading2"/>
       </w:pPr>
-      <w:bookmarkStart w:id="29" w:name="_Toc241224822"/>
+      <w:bookmarkStart w:id="29" w:name="_Toc241225827"/>
       <w:r>
         <w:lastRenderedPageBreak/>
         <w:t>3.12  Android client design</w:t>
@@ -12674,7 +12674,7 @@
       <w:pPr>
         <w:pStyle w:val="Heading2"/>
       </w:pPr>
-      <w:bookmarkStart w:id="30" w:name="_Toc241224823"/>
+      <w:bookmarkStart w:id="30" w:name="_Toc241225828"/>
       <w:r>
         <w:t>3.13  Product-area detection design</w:t>
       </w:r>
@@ -14529,7 +14529,7 @@
       <w:pPr>
         <w:pStyle w:val="Heading1"/>
       </w:pPr>
-      <w:bookmarkStart w:id="31" w:name="_Toc241224824"/>
+      <w:bookmarkStart w:id="31" w:name="_Toc241225829"/>
       <w:r>
         <w:lastRenderedPageBreak/>
         <w:t>4  Data design</w:t>
@@ -14540,7 +14540,7 @@
       <w:pPr>
         <w:pStyle w:val="Heading2"/>
       </w:pPr>
-      <w:bookmarkStart w:id="32" w:name="_Toc241224825"/>
+      <w:bookmarkStart w:id="32" w:name="_Toc241225830"/>
       <w:r>
         <w:t>4.1  Logical data model</w:t>
       </w:r>
@@ -14635,7 +14635,7 @@
       <w:pPr>
         <w:pStyle w:val="Heading2"/>
       </w:pPr>
-      <w:bookmarkStart w:id="33" w:name="_Toc241224826"/>
+      <w:bookmarkStart w:id="33" w:name="_Toc241225831"/>
       <w:r>
         <w:t>4.2  Collection specifications</w:t>
       </w:r>
@@ -17136,7 +17136,7 @@
       <w:pPr>
         <w:pStyle w:val="Heading2"/>
       </w:pPr>
-      <w:bookmarkStart w:id="34" w:name="_Toc241224827"/>
+      <w:bookmarkStart w:id="34" w:name="_Toc241225832"/>
       <w:r>
         <w:lastRenderedPageBreak/>
         <w:t>4.3  Indexes and integrity rules</w:t>
@@ -17185,7 +17185,7 @@
       <w:pPr>
         <w:pStyle w:val="Heading2"/>
       </w:pPr>
-      <w:bookmarkStart w:id="35" w:name="_Toc241224828"/>
+      <w:bookmarkStart w:id="35" w:name="_Toc241225833"/>
       <w:r>
         <w:t>4.4  Data retention and seed data</w:t>
       </w:r>
@@ -17222,7 +17222,7 @@
       <w:pPr>
         <w:pStyle w:val="Heading1"/>
       </w:pPr>
-      <w:bookmarkStart w:id="36" w:name="_Toc241224829"/>
+      <w:bookmarkStart w:id="36" w:name="_Toc241225834"/>
       <w:r>
         <w:lastRenderedPageBreak/>
         <w:t>5  Interface design</w:t>
@@ -17233,7 +17233,7 @@
       <w:pPr>
         <w:pStyle w:val="Heading2"/>
       </w:pPr>
-      <w:bookmarkStart w:id="37" w:name="_Toc241224830"/>
+      <w:bookmarkStart w:id="37" w:name="_Toc241225835"/>
       <w:r>
         <w:t>5.1  API conventions</w:t>
       </w:r>
@@ -17371,7 +17371,7 @@
       <w:pPr>
         <w:pStyle w:val="Heading2"/>
       </w:pPr>
-      <w:bookmarkStart w:id="38" w:name="_Toc241224831"/>
+      <w:bookmarkStart w:id="38" w:name="_Toc241225836"/>
       <w:r>
         <w:t>5.2  Endpoint catalogue</w:t>
       </w:r>
@@ -21368,7 +21368,7 @@
       <w:pPr>
         <w:pStyle w:val="Heading2"/>
       </w:pPr>
-      <w:bookmarkStart w:id="39" w:name="_Toc241224832"/>
+      <w:bookmarkStart w:id="39" w:name="_Toc241225837"/>
       <w:r>
         <w:t>5.3  Example exchange</w:t>
       </w:r>
@@ -21435,7 +21435,7 @@
       <w:pPr>
         <w:pStyle w:val="Heading2"/>
       </w:pPr>
-      <w:bookmarkStart w:id="40" w:name="_Toc241224833"/>
+      <w:bookmarkStart w:id="40" w:name="_Toc241225838"/>
       <w:r>
         <w:t>5.4  Client–OS interfaces (Android)</w:t>
       </w:r>
@@ -21735,7 +21735,7 @@
       <w:pPr>
         <w:pStyle w:val="Heading1"/>
       </w:pPr>
-      <w:bookmarkStart w:id="41" w:name="_Toc241224834"/>
+      <w:bookmarkStart w:id="41" w:name="_Toc241225839"/>
       <w:r>
         <w:lastRenderedPageBreak/>
         <w:t xml:space="preserve">6  Review </w:t>
@@ -23219,13 +23219,13 @@
               <w:rPr>
                 <w:sz w:val="16"/>
               </w:rPr>
-              <w:t xml:space="preserve">On Android, if the status call fails once, the </w:t>
-            </w:r>
-            <w:r>
-              <w:rPr>
-                <w:sz w:val="16"/>
-              </w:rPr>
-              <w:t>camera icons stay hidden for that screen with no retry or log.</w:t>
+              <w:t xml:space="preserve">Resolved in 1.1: the camera icons used to stay </w:t>
+            </w:r>
+            <w:r>
+              <w:rPr>
+                <w:sz w:val="16"/>
+              </w:rPr>
+              <w:t>hidden when the status call failed; they are now always shown and the result screen reports unavailability.</w:t>
             </w:r>
           </w:p>
         </w:tc>
@@ -23241,7 +23241,7 @@
               <w:rPr>
                 <w:sz w:val="16"/>
               </w:rPr>
-              <w:t>Retry with back-off or show the icon when the model is bundled.</w:t>
+              <w:t>None</w:t>
             </w:r>
           </w:p>
         </w:tc>
@@ -23315,13 +23315,7 @@
               <w:rPr>
                 <w:sz w:val="16"/>
               </w:rPr>
-              <w:t xml:space="preserve">Apart from the product-area detector (backend npm test, Android RegionDetectorTest), the projects have no </w:t>
-            </w:r>
-            <w:r>
-              <w:rPr>
-                <w:sz w:val="16"/>
-              </w:rPr>
-              <w:t>automated tests.</w:t>
+              <w:t>Apart from the product-area detector (backend npm test, Android RegionDetectorTest), the projects have no automated tests.</w:t>
             </w:r>
           </w:p>
         </w:tc>
@@ -23444,10 +23438,13 @@
       <w:pPr>
         <w:pStyle w:val="Heading1"/>
       </w:pPr>
-      <w:bookmarkStart w:id="42" w:name="_Toc241224835"/>
+      <w:bookmarkStart w:id="42" w:name="_Toc241225840"/>
       <w:r>
         <w:lastRenderedPageBreak/>
-        <w:t>Appendix A – Configuration reference</w:t>
+        <w:t xml:space="preserve">Appendix A – </w:t>
+      </w:r>
+      <w:r>
+        <w:t>Configuration reference</w:t>
       </w:r>
       <w:bookmarkEnd w:id="42"/>
     </w:p>
@@ -24706,7 +24703,7 @@
       <w:pPr>
         <w:pStyle w:val="Heading1"/>
       </w:pPr>
-      <w:bookmarkStart w:id="43" w:name="_Toc241224836"/>
+      <w:bookmarkStart w:id="43" w:name="_Toc241225841"/>
       <w:r>
         <w:t>Appendix B – Build, run and release procedure</w:t>
       </w:r>
@@ -37178,7 +37175,7 @@
     <w:autoRedefine/>
     <w:uiPriority w:val="39"/>
     <w:unhideWhenUsed/>
-    <w:rsid w:val="00677A3E"/>
+    <w:rsid w:val="00361E75"/>
   </w:style>
   <w:style w:type="paragraph" w:styleId="TOC2">
     <w:name w:val="toc 2"/>
@@ -37187,7 +37184,7 @@
     <w:autoRedefine/>
     <w:uiPriority w:val="39"/>
     <w:unhideWhenUsed/>
-    <w:rsid w:val="00677A3E"/>
+    <w:rsid w:val="00361E75"/>
     <w:pPr>
       <w:ind w:left="210"/>
     </w:pPr>
@@ -37197,7 +37194,7 @@
     <w:basedOn w:val="DefaultParagraphFont"/>
     <w:uiPriority w:val="99"/>
     <w:unhideWhenUsed/>
-    <w:rsid w:val="00677A3E"/>
+    <w:rsid w:val="00361E75"/>
     <w:rPr>
       <w:color w:val="0000FF" w:themeColor="hyperlink"/>
       <w:u w:val="single"/>
@@ -37531,7 +37528,7 @@
 </file>
 
 <file path=customXml/itemProps1.xml><?xml version="1.0" encoding="utf-8"?>
-<ds:datastoreItem xmlns:ds="http://schemas.openxmlformats.org/officeDocument/2006/customXml" ds:itemID="{2AE97C98-8F3C-4A91-AC2B-E4C8E041B4CD}">
+<ds:datastoreItem xmlns:ds="http://schemas.openxmlformats.org/officeDocument/2006/customXml" ds:itemID="{A86D50F0-25F3-436E-8DFE-7B51F9BAD2DB}">
   <ds:schemaRefs>
     <ds:schemaRef ds:uri="http://schemas.openxmlformats.org/officeDocument/2006/bibliography"/>
   </ds:schemaRefs>

--- a/docs/SW-SDS-001_System_Design_Specification.docx
+++ b/docs/SW-SDS-001_System_Design_Specification.docx
@@ -193,7 +193,7 @@
               <w:rPr>
                 <w:sz w:val="18"/>
               </w:rPr>
-              <w:t>1.1 – adds automatic product-area detection (green box)</w:t>
+              <w:t>1.2 – product area traced with SAM2 (after 1.1: automatic green box)</w:t>
             </w:r>
           </w:p>
         </w:tc>
@@ -232,13 +232,7 @@
               <w:rPr>
                 <w:sz w:val="18"/>
               </w:rPr>
-              <w:t xml:space="preserve">25 </w:t>
-            </w:r>
-            <w:r>
-              <w:rPr>
-                <w:sz w:val="18"/>
-              </w:rPr>
-              <w:t>September 2026</w:t>
+              <w:t>25 September 2026</w:t>
             </w:r>
           </w:p>
         </w:tc>
@@ -398,13 +392,7 @@
               <w:rPr>
                 <w:sz w:val="18"/>
               </w:rPr>
-              <w:t xml:space="preserve">ISO/IEC/IEEE </w:t>
-            </w:r>
-            <w:r>
-              <w:rPr>
-                <w:sz w:val="18"/>
-              </w:rPr>
-              <w:t>12207:2017, 15289:2019, 29148:2018, 42010:2022, ISO/IEC 25010:2023, ISO 9241-110:2020, ISO/IEC/IEEE 29119-3:2021</w:t>
+              <w:t>ISO/IEC/IEEE 12207:2017, 15289:2019, 29148:2018, 42010:2022, ISO/IEC 25010:2023, ISO 9241-110:2020, ISO/IEC/IEEE 29119-3:2021</w:t>
             </w:r>
           </w:p>
         </w:tc>
@@ -465,7 +453,7 @@
       <w:pPr>
         <w:pStyle w:val="Heading1"/>
       </w:pPr>
-      <w:bookmarkStart w:id="1" w:name="_Toc241225799"/>
+      <w:bookmarkStart w:id="1" w:name="_Toc241230408"/>
       <w:r>
         <w:lastRenderedPageBreak/>
         <w:t>Document control</w:t>
@@ -729,7 +717,83 @@
               <w:rPr>
                 <w:sz w:val="18"/>
               </w:rPr>
-              <w:t>Automatic product-area detection with an adjustable glowing green box for image search and product image registration (web, admin, Android, API); split into four specifications</w:t>
+              <w:t xml:space="preserve">Automatic product-area detection with an adjustable glowing green box for image search and product image registration (web, admin, Android, API); split into four </w:t>
+            </w:r>
+            <w:r>
+              <w:rPr>
+                <w:sz w:val="18"/>
+              </w:rPr>
+              <w:t>specifications</w:t>
+            </w:r>
+          </w:p>
+        </w:tc>
+      </w:tr>
+      <w:tr>
+        <w:trPr>
+          <w:cantSplit/>
+          <w:jc w:val="center"/>
+        </w:trPr>
+        <w:tc>
+          <w:tcPr>
+            <w:tcW w:w="1134" w:type="dxa"/>
+          </w:tcPr>
+          <w:p>
+            <w:pPr>
+              <w:spacing w:after="0" w:line="240" w:lineRule="auto"/>
+            </w:pPr>
+            <w:r>
+              <w:rPr>
+                <w:sz w:val="18"/>
+              </w:rPr>
+              <w:t>1.2</w:t>
+            </w:r>
+          </w:p>
+        </w:tc>
+        <w:tc>
+          <w:tcPr>
+            <w:tcW w:w="1474" w:type="dxa"/>
+          </w:tcPr>
+          <w:p>
+            <w:pPr>
+              <w:spacing w:after="0" w:line="240" w:lineRule="auto"/>
+            </w:pPr>
+            <w:r>
+              <w:rPr>
+                <w:sz w:val="18"/>
+              </w:rPr>
+              <w:t>2026-09-25</w:t>
+            </w:r>
+          </w:p>
+        </w:tc>
+        <w:tc>
+          <w:tcPr>
+            <w:tcW w:w="1928" w:type="dxa"/>
+          </w:tcPr>
+          <w:p>
+            <w:pPr>
+              <w:spacing w:after="0" w:line="240" w:lineRule="auto"/>
+            </w:pPr>
+            <w:r>
+              <w:rPr>
+                <w:sz w:val="18"/>
+              </w:rPr>
+              <w:t>Development team</w:t>
+            </w:r>
+          </w:p>
+        </w:tc>
+        <w:tc>
+          <w:tcPr>
+            <w:tcW w:w="5102" w:type="dxa"/>
+          </w:tcPr>
+          <w:p>
+            <w:pPr>
+              <w:spacing w:after="0" w:line="240" w:lineRule="auto"/>
+            </w:pPr>
+            <w:r>
+              <w:rPr>
+                <w:sz w:val="18"/>
+              </w:rPr>
+              <w:t>Product area refined with SAM2.1 (Hiera-tiny): DINOv3 picks the object, SAM2 traces its outline; camera button always visible; web fallback for an API without detection</w:t>
             </w:r>
           </w:p>
         </w:tc>
@@ -745,13 +809,7 @@
         <w:rPr>
           <w:b/>
         </w:rPr>
-        <w:t>Review</w:t>
-      </w:r>
-      <w:r>
-        <w:rPr>
-          <w:b/>
-        </w:rPr>
-        <w:t xml:space="preserve"> and approval</w:t>
+        <w:t>Review and approval</w:t>
       </w:r>
     </w:p>
     <w:tbl>
@@ -1177,13 +1235,7 @@
               <w:rPr>
                 <w:sz w:val="18"/>
               </w:rPr>
-              <w:t xml:space="preserve">Stakeholder needs, functional and quality </w:t>
-            </w:r>
-            <w:r>
-              <w:rPr>
-                <w:sz w:val="18"/>
-              </w:rPr>
-              <w:t>requirements, use cases</w:t>
+              <w:t>Stakeholder needs, functional and quality requirements, use cases</w:t>
             </w:r>
           </w:p>
         </w:tc>
@@ -1334,30 +1386,30 @@
               <w:rPr>
                 <w:sz w:val="18"/>
               </w:rPr>
-              <w:t xml:space="preserve">Test </w:t>
-            </w:r>
+              <w:t>Test Case Specification</w:t>
+            </w:r>
+          </w:p>
+        </w:tc>
+        <w:tc>
+          <w:tcPr>
+            <w:tcW w:w="5102" w:type="dxa"/>
+            <w:shd w:val="clear" w:color="auto" w:fill="F7FBF8"/>
+          </w:tcPr>
+          <w:p>
+            <w:pPr>
+              <w:spacing w:after="0" w:line="240" w:lineRule="auto"/>
+            </w:pPr>
             <w:r>
               <w:rPr>
                 <w:sz w:val="18"/>
               </w:rPr>
-              <w:t>Case Specification</w:t>
-            </w:r>
-          </w:p>
-        </w:tc>
-        <w:tc>
-          <w:tcPr>
-            <w:tcW w:w="5102" w:type="dxa"/>
-            <w:shd w:val="clear" w:color="auto" w:fill="F7FBF8"/>
-          </w:tcPr>
-          <w:p>
-            <w:pPr>
-              <w:spacing w:after="0" w:line="240" w:lineRule="auto"/>
-            </w:pPr>
+              <w:t xml:space="preserve">Test strategy, </w:t>
+            </w:r>
             <w:r>
               <w:rPr>
                 <w:sz w:val="18"/>
               </w:rPr>
-              <w:t>Test strategy, test cases, execution results, traceability</w:t>
+              <w:t>test cases, execution results, traceability</w:t>
             </w:r>
           </w:p>
         </w:tc>
@@ -1406,7 +1458,7 @@
       <w:r>
         <w:fldChar w:fldCharType="separate"/>
       </w:r>
-      <w:hyperlink w:anchor="_Toc241225799" w:history="1">
+      <w:hyperlink w:anchor="_Toc241230408" w:history="1">
         <w:r>
           <w:rPr>
             <w:rStyle w:val="Hyperlink"/>
@@ -1433,7 +1485,7 @@
             <w:noProof/>
             <w:webHidden/>
           </w:rPr>
-          <w:instrText xml:space="preserve"> PAGEREF _Toc241225799 \h </w:instrText>
+          <w:instrText xml:space="preserve"> PAGEREF _Toc241230408 \h </w:instrText>
         </w:r>
         <w:r>
           <w:rPr>
@@ -1477,7 +1529,7 @@
           <w:sz w:val="22"/>
         </w:rPr>
       </w:pPr>
-      <w:hyperlink w:anchor="_Toc241225800" w:history="1">
+      <w:hyperlink w:anchor="_Toc241230409" w:history="1">
         <w:r>
           <w:rPr>
             <w:rStyle w:val="Hyperlink"/>
@@ -1504,7 +1556,7 @@
             <w:noProof/>
             <w:webHidden/>
           </w:rPr>
-          <w:instrText xml:space="preserve"> PAGEREF _Toc241225800 \h </w:instrText>
+          <w:instrText xml:space="preserve"> PAGEREF _Toc241230409 \h </w:instrText>
         </w:r>
         <w:r>
           <w:rPr>
@@ -1548,7 +1600,7 @@
           <w:sz w:val="22"/>
         </w:rPr>
       </w:pPr>
-      <w:hyperlink w:anchor="_Toc241225801" w:history="1">
+      <w:hyperlink w:anchor="_Toc241230410" w:history="1">
         <w:r>
           <w:rPr>
             <w:rStyle w:val="Hyperlink"/>
@@ -1575,7 +1627,7 @@
             <w:noProof/>
             <w:webHidden/>
           </w:rPr>
-          <w:instrText xml:space="preserve"> PAGEREF _Toc241225801 \h </w:instrText>
+          <w:instrText xml:space="preserve"> PAGEREF _Toc241230410 \h </w:instrText>
         </w:r>
         <w:r>
           <w:rPr>
@@ -1619,7 +1671,7 @@
           <w:sz w:val="22"/>
         </w:rPr>
       </w:pPr>
-      <w:hyperlink w:anchor="_Toc241225802" w:history="1">
+      <w:hyperlink w:anchor="_Toc241230411" w:history="1">
         <w:r>
           <w:rPr>
             <w:rStyle w:val="Hyperlink"/>
@@ -1646,7 +1698,7 @@
             <w:noProof/>
             <w:webHidden/>
           </w:rPr>
-          <w:instrText xml:space="preserve"> PAGEREF _Toc241225802 \h </w:instrText>
+          <w:instrText xml:space="preserve"> PAGEREF _Toc241230411 \h </w:instrText>
         </w:r>
         <w:r>
           <w:rPr>
@@ -1690,7 +1742,7 @@
           <w:sz w:val="22"/>
         </w:rPr>
       </w:pPr>
-      <w:hyperlink w:anchor="_Toc241225803" w:history="1">
+      <w:hyperlink w:anchor="_Toc241230412" w:history="1">
         <w:r>
           <w:rPr>
             <w:rStyle w:val="Hyperlink"/>
@@ -1717,7 +1769,7 @@
             <w:noProof/>
             <w:webHidden/>
           </w:rPr>
-          <w:instrText xml:space="preserve"> PAGEREF _Toc241225803 \h </w:instrText>
+          <w:instrText xml:space="preserve"> PAGEREF _Toc241230412 \h </w:instrText>
         </w:r>
         <w:r>
           <w:rPr>
@@ -1761,7 +1813,7 @@
           <w:sz w:val="22"/>
         </w:rPr>
       </w:pPr>
-      <w:hyperlink w:anchor="_Toc241225804" w:history="1">
+      <w:hyperlink w:anchor="_Toc241230413" w:history="1">
         <w:r>
           <w:rPr>
             <w:rStyle w:val="Hyperlink"/>
@@ -1788,7 +1840,7 @@
             <w:noProof/>
             <w:webHidden/>
           </w:rPr>
-          <w:instrText xml:space="preserve"> PAGEREF _Toc241225804 \h </w:instrText>
+          <w:instrText xml:space="preserve"> PAGEREF _Toc241230413 \h </w:instrText>
         </w:r>
         <w:r>
           <w:rPr>
@@ -1832,7 +1884,7 @@
           <w:sz w:val="22"/>
         </w:rPr>
       </w:pPr>
-      <w:hyperlink w:anchor="_Toc241225805" w:history="1">
+      <w:hyperlink w:anchor="_Toc241230414" w:history="1">
         <w:r>
           <w:rPr>
             <w:rStyle w:val="Hyperlink"/>
@@ -1859,7 +1911,7 @@
             <w:noProof/>
             <w:webHidden/>
           </w:rPr>
-          <w:instrText xml:space="preserve"> PAGEREF _Toc241225805 \h </w:instrText>
+          <w:instrText xml:space="preserve"> PAGEREF _Toc241230414 \h </w:instrText>
         </w:r>
         <w:r>
           <w:rPr>
@@ -1903,7 +1955,7 @@
           <w:sz w:val="22"/>
         </w:rPr>
       </w:pPr>
-      <w:hyperlink w:anchor="_Toc241225806" w:history="1">
+      <w:hyperlink w:anchor="_Toc241230415" w:history="1">
         <w:r>
           <w:rPr>
             <w:rStyle w:val="Hyperlink"/>
@@ -1930,7 +1982,7 @@
             <w:noProof/>
             <w:webHidden/>
           </w:rPr>
-          <w:instrText xml:space="preserve"> PAGEREF _Toc241225806 \h </w:instrText>
+          <w:instrText xml:space="preserve"> PAGEREF _Toc241230415 \h </w:instrText>
         </w:r>
         <w:r>
           <w:rPr>
@@ -1974,7 +2026,7 @@
           <w:sz w:val="22"/>
         </w:rPr>
       </w:pPr>
-      <w:hyperlink w:anchor="_Toc241225807" w:history="1">
+      <w:hyperlink w:anchor="_Toc241230416" w:history="1">
         <w:r>
           <w:rPr>
             <w:rStyle w:val="Hyperlink"/>
@@ -2001,7 +2053,7 @@
             <w:noProof/>
             <w:webHidden/>
           </w:rPr>
-          <w:instrText xml:space="preserve"> PAGEREF _Toc241225807 \h </w:instrText>
+          <w:instrText xml:space="preserve"> PAGEREF _Toc241230416 \h </w:instrText>
         </w:r>
         <w:r>
           <w:rPr>
@@ -2045,7 +2097,7 @@
           <w:sz w:val="22"/>
         </w:rPr>
       </w:pPr>
-      <w:hyperlink w:anchor="_Toc241225808" w:history="1">
+      <w:hyperlink w:anchor="_Toc241230417" w:history="1">
         <w:r>
           <w:rPr>
             <w:rStyle w:val="Hyperlink"/>
@@ -2072,7 +2124,7 @@
             <w:noProof/>
             <w:webHidden/>
           </w:rPr>
-          <w:instrText xml:space="preserve"> PAGEREF _Toc241225808 \h </w:instrText>
+          <w:instrText xml:space="preserve"> PAGEREF _Toc241230417 \h </w:instrText>
         </w:r>
         <w:r>
           <w:rPr>
@@ -2116,7 +2168,7 @@
           <w:sz w:val="22"/>
         </w:rPr>
       </w:pPr>
-      <w:hyperlink w:anchor="_Toc241225809" w:history="1">
+      <w:hyperlink w:anchor="_Toc241230418" w:history="1">
         <w:r>
           <w:rPr>
             <w:rStyle w:val="Hyperlink"/>
@@ -2143,7 +2195,7 @@
             <w:noProof/>
             <w:webHidden/>
           </w:rPr>
-          <w:instrText xml:space="preserve"> PAGEREF _Toc241225809 \h </w:instrText>
+          <w:instrText xml:space="preserve"> PAGEREF _Toc241230418 \h </w:instrText>
         </w:r>
         <w:r>
           <w:rPr>
@@ -2187,7 +2239,7 @@
           <w:sz w:val="22"/>
         </w:rPr>
       </w:pPr>
-      <w:hyperlink w:anchor="_Toc241225810" w:history="1">
+      <w:hyperlink w:anchor="_Toc241230419" w:history="1">
         <w:r>
           <w:rPr>
             <w:rStyle w:val="Hyperlink"/>
@@ -2214,7 +2266,7 @@
             <w:noProof/>
             <w:webHidden/>
           </w:rPr>
-          <w:instrText xml:space="preserve"> PAGEREF _Toc241225810 \h </w:instrText>
+          <w:instrText xml:space="preserve"> PAGEREF _Toc241230419 \h </w:instrText>
         </w:r>
         <w:r>
           <w:rPr>
@@ -2258,7 +2310,7 @@
           <w:sz w:val="22"/>
         </w:rPr>
       </w:pPr>
-      <w:hyperlink w:anchor="_Toc241225811" w:history="1">
+      <w:hyperlink w:anchor="_Toc241230420" w:history="1">
         <w:r>
           <w:rPr>
             <w:rStyle w:val="Hyperlink"/>
@@ -2285,7 +2337,7 @@
             <w:noProof/>
             <w:webHidden/>
           </w:rPr>
-          <w:instrText xml:space="preserve"> PAGEREF _Toc241225811 \h </w:instrText>
+          <w:instrText xml:space="preserve"> PAGEREF _Toc241230420 \h </w:instrText>
         </w:r>
         <w:r>
           <w:rPr>
@@ -2329,7 +2381,7 @@
           <w:sz w:val="22"/>
         </w:rPr>
       </w:pPr>
-      <w:hyperlink w:anchor="_Toc241225812" w:history="1">
+      <w:hyperlink w:anchor="_Toc241230421" w:history="1">
         <w:r>
           <w:rPr>
             <w:rStyle w:val="Hyperlink"/>
@@ -2356,7 +2408,7 @@
             <w:noProof/>
             <w:webHidden/>
           </w:rPr>
-          <w:instrText xml:space="preserve"> PAGEREF _Toc241225812 \h </w:instrText>
+          <w:instrText xml:space="preserve"> PAGEREF _Toc241230421 \h </w:instrText>
         </w:r>
         <w:r>
           <w:rPr>
@@ -2400,7 +2452,7 @@
           <w:sz w:val="22"/>
         </w:rPr>
       </w:pPr>
-      <w:hyperlink w:anchor="_Toc241225813" w:history="1">
+      <w:hyperlink w:anchor="_Toc241230422" w:history="1">
         <w:r>
           <w:rPr>
             <w:rStyle w:val="Hyperlink"/>
@@ -2427,7 +2479,7 @@
             <w:noProof/>
             <w:webHidden/>
           </w:rPr>
-          <w:instrText xml:space="preserve"> PAGEREF _Toc241225813 \h </w:instrText>
+          <w:instrText xml:space="preserve"> PAGEREF _Toc241230422 \h </w:instrText>
         </w:r>
         <w:r>
           <w:rPr>
@@ -2471,7 +2523,7 @@
           <w:sz w:val="22"/>
         </w:rPr>
       </w:pPr>
-      <w:hyperlink w:anchor="_Toc241225814" w:history="1">
+      <w:hyperlink w:anchor="_Toc241230423" w:history="1">
         <w:r>
           <w:rPr>
             <w:rStyle w:val="Hyperlink"/>
@@ -2498,7 +2550,7 @@
             <w:noProof/>
             <w:webHidden/>
           </w:rPr>
-          <w:instrText xml:space="preserve"> PAGEREF _Toc241225814 \h </w:instrText>
+          <w:instrText xml:space="preserve"> PAGEREF _Toc241230423 \h </w:instrText>
         </w:r>
         <w:r>
           <w:rPr>
@@ -2542,7 +2594,7 @@
           <w:sz w:val="22"/>
         </w:rPr>
       </w:pPr>
-      <w:hyperlink w:anchor="_Toc241225815" w:history="1">
+      <w:hyperlink w:anchor="_Toc241230424" w:history="1">
         <w:r>
           <w:rPr>
             <w:rStyle w:val="Hyperlink"/>
@@ -2569,7 +2621,7 @@
             <w:noProof/>
             <w:webHidden/>
           </w:rPr>
-          <w:instrText xml:space="preserve"> PAGEREF _Toc241225815 \h </w:instrText>
+          <w:instrText xml:space="preserve"> PAGEREF _Toc241230424 \h </w:instrText>
         </w:r>
         <w:r>
           <w:rPr>
@@ -2613,7 +2665,7 @@
           <w:sz w:val="22"/>
         </w:rPr>
       </w:pPr>
-      <w:hyperlink w:anchor="_Toc241225816" w:history="1">
+      <w:hyperlink w:anchor="_Toc241230425" w:history="1">
         <w:r>
           <w:rPr>
             <w:rStyle w:val="Hyperlink"/>
@@ -2640,7 +2692,7 @@
             <w:noProof/>
             <w:webHidden/>
           </w:rPr>
-          <w:instrText xml:space="preserve"> PAGEREF _Toc241225816 \h </w:instrText>
+          <w:instrText xml:space="preserve"> PAGEREF _Toc241230425 \h </w:instrText>
         </w:r>
         <w:r>
           <w:rPr>
@@ -2684,7 +2736,7 @@
           <w:sz w:val="22"/>
         </w:rPr>
       </w:pPr>
-      <w:hyperlink w:anchor="_Toc241225817" w:history="1">
+      <w:hyperlink w:anchor="_Toc241230426" w:history="1">
         <w:r>
           <w:rPr>
             <w:rStyle w:val="Hyperlink"/>
@@ -2711,7 +2763,7 @@
             <w:noProof/>
             <w:webHidden/>
           </w:rPr>
-          <w:instrText xml:space="preserve"> PAGEREF _Toc241225817 \h </w:instrText>
+          <w:instrText xml:space="preserve"> PAGEREF _Toc241230426 \h </w:instrText>
         </w:r>
         <w:r>
           <w:rPr>
@@ -2755,7 +2807,7 @@
           <w:sz w:val="22"/>
         </w:rPr>
       </w:pPr>
-      <w:hyperlink w:anchor="_Toc241225818" w:history="1">
+      <w:hyperlink w:anchor="_Toc241230427" w:history="1">
         <w:r>
           <w:rPr>
             <w:rStyle w:val="Hyperlink"/>
@@ -2782,7 +2834,7 @@
             <w:noProof/>
             <w:webHidden/>
           </w:rPr>
-          <w:instrText xml:space="preserve"> PAGEREF _Toc241225818 \h </w:instrText>
+          <w:instrText xml:space="preserve"> PAGEREF _Toc241230427 \h </w:instrText>
         </w:r>
         <w:r>
           <w:rPr>
@@ -2826,7 +2878,7 @@
           <w:sz w:val="22"/>
         </w:rPr>
       </w:pPr>
-      <w:hyperlink w:anchor="_Toc241225819" w:history="1">
+      <w:hyperlink w:anchor="_Toc241230428" w:history="1">
         <w:r>
           <w:rPr>
             <w:rStyle w:val="Hyperlink"/>
@@ -2853,7 +2905,7 @@
             <w:noProof/>
             <w:webHidden/>
           </w:rPr>
-          <w:instrText xml:space="preserve"> PAGEREF _Toc241225819 \h </w:instrText>
+          <w:instrText xml:space="preserve"> PAGEREF _Toc241230428 \h </w:instrText>
         </w:r>
         <w:r>
           <w:rPr>
@@ -2897,7 +2949,7 @@
           <w:sz w:val="22"/>
         </w:rPr>
       </w:pPr>
-      <w:hyperlink w:anchor="_Toc241225820" w:history="1">
+      <w:hyperlink w:anchor="_Toc241230429" w:history="1">
         <w:r>
           <w:rPr>
             <w:rStyle w:val="Hyperlink"/>
@@ -2924,7 +2976,7 @@
             <w:noProof/>
             <w:webHidden/>
           </w:rPr>
-          <w:instrText xml:space="preserve"> PAGEREF _Toc241225820 \h </w:instrText>
+          <w:instrText xml:space="preserve"> PAGEREF _Toc241230429 \h </w:instrText>
         </w:r>
         <w:r>
           <w:rPr>
@@ -2968,7 +3020,7 @@
           <w:sz w:val="22"/>
         </w:rPr>
       </w:pPr>
-      <w:hyperlink w:anchor="_Toc241225821" w:history="1">
+      <w:hyperlink w:anchor="_Toc241230430" w:history="1">
         <w:r>
           <w:rPr>
             <w:rStyle w:val="Hyperlink"/>
@@ -2995,7 +3047,7 @@
             <w:noProof/>
             <w:webHidden/>
           </w:rPr>
-          <w:instrText xml:space="preserve"> PAGEREF _Toc241225821 \h </w:instrText>
+          <w:instrText xml:space="preserve"> PAGEREF _Toc241230430 \h </w:instrText>
         </w:r>
         <w:r>
           <w:rPr>
@@ -3039,7 +3091,7 @@
           <w:sz w:val="22"/>
         </w:rPr>
       </w:pPr>
-      <w:hyperlink w:anchor="_Toc241225822" w:history="1">
+      <w:hyperlink w:anchor="_Toc241230431" w:history="1">
         <w:r>
           <w:rPr>
             <w:rStyle w:val="Hyperlink"/>
@@ -3066,7 +3118,7 @@
             <w:noProof/>
             <w:webHidden/>
           </w:rPr>
-          <w:instrText xml:space="preserve"> PAGEREF _Toc241225822 \h </w:instrText>
+          <w:instrText xml:space="preserve"> PAGEREF _Toc241230431 \h </w:instrText>
         </w:r>
         <w:r>
           <w:rPr>
@@ -3110,7 +3162,7 @@
           <w:sz w:val="22"/>
         </w:rPr>
       </w:pPr>
-      <w:hyperlink w:anchor="_Toc241225823" w:history="1">
+      <w:hyperlink w:anchor="_Toc241230432" w:history="1">
         <w:r>
           <w:rPr>
             <w:rStyle w:val="Hyperlink"/>
@@ -3137,7 +3189,7 @@
             <w:noProof/>
             <w:webHidden/>
           </w:rPr>
-          <w:instrText xml:space="preserve"> PAGEREF _Toc241225823 \h </w:instrText>
+          <w:instrText xml:space="preserve"> PAGEREF _Toc241230432 \h </w:instrText>
         </w:r>
         <w:r>
           <w:rPr>
@@ -3181,7 +3233,7 @@
           <w:sz w:val="22"/>
         </w:rPr>
       </w:pPr>
-      <w:hyperlink w:anchor="_Toc241225824" w:history="1">
+      <w:hyperlink w:anchor="_Toc241230433" w:history="1">
         <w:r>
           <w:rPr>
             <w:rStyle w:val="Hyperlink"/>
@@ -3208,7 +3260,7 @@
             <w:noProof/>
             <w:webHidden/>
           </w:rPr>
-          <w:instrText xml:space="preserve"> PAGEREF _Toc241225824 \h </w:instrText>
+          <w:instrText xml:space="preserve"> PAGEREF _Toc241230433 \h </w:instrText>
         </w:r>
         <w:r>
           <w:rPr>
@@ -3252,7 +3304,7 @@
           <w:sz w:val="22"/>
         </w:rPr>
       </w:pPr>
-      <w:hyperlink w:anchor="_Toc241225825" w:history="1">
+      <w:hyperlink w:anchor="_Toc241230434" w:history="1">
         <w:r>
           <w:rPr>
             <w:rStyle w:val="Hyperlink"/>
@@ -3279,7 +3331,7 @@
             <w:noProof/>
             <w:webHidden/>
           </w:rPr>
-          <w:instrText xml:space="preserve"> PAGEREF _Toc241225825 \h </w:instrText>
+          <w:instrText xml:space="preserve"> PAGEREF _Toc241230434 \h </w:instrText>
         </w:r>
         <w:r>
           <w:rPr>
@@ -3323,7 +3375,7 @@
           <w:sz w:val="22"/>
         </w:rPr>
       </w:pPr>
-      <w:hyperlink w:anchor="_Toc241225826" w:history="1">
+      <w:hyperlink w:anchor="_Toc241230435" w:history="1">
         <w:r>
           <w:rPr>
             <w:rStyle w:val="Hyperlink"/>
@@ -3350,7 +3402,7 @@
             <w:noProof/>
             <w:webHidden/>
           </w:rPr>
-          <w:instrText xml:space="preserve"> PAGEREF _Toc241225826 \h </w:instrText>
+          <w:instrText xml:space="preserve"> PAGEREF _Toc241230435 \h </w:instrText>
         </w:r>
         <w:r>
           <w:rPr>
@@ -3394,7 +3446,7 @@
           <w:sz w:val="22"/>
         </w:rPr>
       </w:pPr>
-      <w:hyperlink w:anchor="_Toc241225827" w:history="1">
+      <w:hyperlink w:anchor="_Toc241230436" w:history="1">
         <w:r>
           <w:rPr>
             <w:rStyle w:val="Hyperlink"/>
@@ -3421,7 +3473,7 @@
             <w:noProof/>
             <w:webHidden/>
           </w:rPr>
-          <w:instrText xml:space="preserve"> PAGEREF _Toc241225827 \h </w:instrText>
+          <w:instrText xml:space="preserve"> PAGEREF _Toc241230436 \h </w:instrText>
         </w:r>
         <w:r>
           <w:rPr>
@@ -3465,7 +3517,7 @@
           <w:sz w:val="22"/>
         </w:rPr>
       </w:pPr>
-      <w:hyperlink w:anchor="_Toc241225828" w:history="1">
+      <w:hyperlink w:anchor="_Toc241230437" w:history="1">
         <w:r>
           <w:rPr>
             <w:rStyle w:val="Hyperlink"/>
@@ -3492,7 +3544,7 @@
             <w:noProof/>
             <w:webHidden/>
           </w:rPr>
-          <w:instrText xml:space="preserve"> PAGEREF _Toc241225828 \h </w:instrText>
+          <w:instrText xml:space="preserve"> PAGEREF _Toc241230437 \h </w:instrText>
         </w:r>
         <w:r>
           <w:rPr>
@@ -3536,7 +3588,7 @@
           <w:sz w:val="22"/>
         </w:rPr>
       </w:pPr>
-      <w:hyperlink w:anchor="_Toc241225829" w:history="1">
+      <w:hyperlink w:anchor="_Toc241230438" w:history="1">
         <w:r>
           <w:rPr>
             <w:rStyle w:val="Hyperlink"/>
@@ -3563,7 +3615,7 @@
             <w:noProof/>
             <w:webHidden/>
           </w:rPr>
-          <w:instrText xml:space="preserve"> PAGEREF _Toc241225829 \h </w:instrText>
+          <w:instrText xml:space="preserve"> PAGEREF _Toc241230438 \h </w:instrText>
         </w:r>
         <w:r>
           <w:rPr>
@@ -3583,7 +3635,7 @@
             <w:noProof/>
             <w:webHidden/>
           </w:rPr>
-          <w:t>22</w:t>
+          <w:t>23</w:t>
         </w:r>
         <w:r>
           <w:rPr>
@@ -3607,7 +3659,7 @@
           <w:sz w:val="22"/>
         </w:rPr>
       </w:pPr>
-      <w:hyperlink w:anchor="_Toc241225830" w:history="1">
+      <w:hyperlink w:anchor="_Toc241230439" w:history="1">
         <w:r>
           <w:rPr>
             <w:rStyle w:val="Hyperlink"/>
@@ -3634,7 +3686,7 @@
             <w:noProof/>
             <w:webHidden/>
           </w:rPr>
-          <w:instrText xml:space="preserve"> PAGEREF _Toc241225830 \h </w:instrText>
+          <w:instrText xml:space="preserve"> PAGEREF _Toc241230439 \h </w:instrText>
         </w:r>
         <w:r>
           <w:rPr>
@@ -3654,7 +3706,7 @@
             <w:noProof/>
             <w:webHidden/>
           </w:rPr>
-          <w:t>22</w:t>
+          <w:t>23</w:t>
         </w:r>
         <w:r>
           <w:rPr>
@@ -3678,7 +3730,7 @@
           <w:sz w:val="22"/>
         </w:rPr>
       </w:pPr>
-      <w:hyperlink w:anchor="_Toc241225831" w:history="1">
+      <w:hyperlink w:anchor="_Toc241230440" w:history="1">
         <w:r>
           <w:rPr>
             <w:rStyle w:val="Hyperlink"/>
@@ -3705,7 +3757,7 @@
             <w:noProof/>
             <w:webHidden/>
           </w:rPr>
-          <w:instrText xml:space="preserve"> PAGEREF _Toc241225831 \h </w:instrText>
+          <w:instrText xml:space="preserve"> PAGEREF _Toc241230440 \h </w:instrText>
         </w:r>
         <w:r>
           <w:rPr>
@@ -3725,7 +3777,7 @@
             <w:noProof/>
             <w:webHidden/>
           </w:rPr>
-          <w:t>22</w:t>
+          <w:t>23</w:t>
         </w:r>
         <w:r>
           <w:rPr>
@@ -3749,7 +3801,7 @@
           <w:sz w:val="22"/>
         </w:rPr>
       </w:pPr>
-      <w:hyperlink w:anchor="_Toc241225832" w:history="1">
+      <w:hyperlink w:anchor="_Toc241230441" w:history="1">
         <w:r>
           <w:rPr>
             <w:rStyle w:val="Hyperlink"/>
@@ -3776,149 +3828,7 @@
             <w:noProof/>
             <w:webHidden/>
           </w:rPr>
-          <w:instrText xml:space="preserve"> PAGEREF _Toc241225832 \h </w:instrText>
-        </w:r>
-        <w:r>
-          <w:rPr>
-            <w:noProof/>
-            <w:webHidden/>
-          </w:rPr>
-        </w:r>
-        <w:r>
-          <w:rPr>
-            <w:noProof/>
-            <w:webHidden/>
-          </w:rPr>
-          <w:fldChar w:fldCharType="separate"/>
-        </w:r>
-        <w:r>
-          <w:rPr>
-            <w:noProof/>
-            <w:webHidden/>
-          </w:rPr>
-          <w:t>24</w:t>
-        </w:r>
-        <w:r>
-          <w:rPr>
-            <w:noProof/>
-            <w:webHidden/>
-          </w:rPr>
-          <w:fldChar w:fldCharType="end"/>
-        </w:r>
-      </w:hyperlink>
-    </w:p>
-    <w:p>
-      <w:pPr>
-        <w:pStyle w:val="TOC2"/>
-        <w:tabs>
-          <w:tab w:val="right" w:leader="dot" w:pos="9628"/>
-        </w:tabs>
-        <w:rPr>
-          <w:rFonts w:asciiTheme="minorHAnsi" w:eastAsiaTheme="minorEastAsia" w:hAnsiTheme="minorHAnsi"/>
-          <w:noProof/>
-          <w:color w:val="auto"/>
-          <w:sz w:val="22"/>
-        </w:rPr>
-      </w:pPr>
-      <w:hyperlink w:anchor="_Toc241225833" w:history="1">
-        <w:r>
-          <w:rPr>
-            <w:rStyle w:val="Hyperlink"/>
-            <w:noProof/>
-          </w:rPr>
-          <w:t>4.4  Data retention and seed data</w:t>
-        </w:r>
-        <w:r>
-          <w:rPr>
-            <w:noProof/>
-            <w:webHidden/>
-          </w:rPr>
-          <w:tab/>
-        </w:r>
-        <w:r>
-          <w:rPr>
-            <w:noProof/>
-            <w:webHidden/>
-          </w:rPr>
-          <w:fldChar w:fldCharType="begin"/>
-        </w:r>
-        <w:r>
-          <w:rPr>
-            <w:noProof/>
-            <w:webHidden/>
-          </w:rPr>
-          <w:instrText xml:space="preserve"> PAGEREF _Toc241225833 \h </w:instrText>
-        </w:r>
-        <w:r>
-          <w:rPr>
-            <w:noProof/>
-            <w:webHidden/>
-          </w:rPr>
-        </w:r>
-        <w:r>
-          <w:rPr>
-            <w:noProof/>
-            <w:webHidden/>
-          </w:rPr>
-          <w:fldChar w:fldCharType="separate"/>
-        </w:r>
-        <w:r>
-          <w:rPr>
-            <w:noProof/>
-            <w:webHidden/>
-          </w:rPr>
-          <w:t>24</w:t>
-        </w:r>
-        <w:r>
-          <w:rPr>
-            <w:noProof/>
-            <w:webHidden/>
-          </w:rPr>
-          <w:fldChar w:fldCharType="end"/>
-        </w:r>
-      </w:hyperlink>
-    </w:p>
-    <w:p>
-      <w:pPr>
-        <w:pStyle w:val="TOC1"/>
-        <w:tabs>
-          <w:tab w:val="right" w:leader="dot" w:pos="9628"/>
-        </w:tabs>
-        <w:rPr>
-          <w:rFonts w:asciiTheme="minorHAnsi" w:eastAsiaTheme="minorEastAsia" w:hAnsiTheme="minorHAnsi"/>
-          <w:noProof/>
-          <w:color w:val="auto"/>
-          <w:sz w:val="22"/>
-        </w:rPr>
-      </w:pPr>
-      <w:hyperlink w:anchor="_Toc241225834" w:history="1">
-        <w:r>
-          <w:rPr>
-            <w:rStyle w:val="Hyperlink"/>
-            <w:noProof/>
-          </w:rPr>
-          <w:t>5  Interface design</w:t>
-        </w:r>
-        <w:r>
-          <w:rPr>
-            <w:noProof/>
-            <w:webHidden/>
-          </w:rPr>
-          <w:tab/>
-        </w:r>
-        <w:r>
-          <w:rPr>
-            <w:noProof/>
-            <w:webHidden/>
-          </w:rPr>
-          <w:fldChar w:fldCharType="begin"/>
-        </w:r>
-        <w:r>
-          <w:rPr>
-            <w:noProof/>
-            <w:webHidden/>
-          </w:rPr>
-          <w:instrText xml:space="preserve"> PAGEREF _Toc241225834 \h </w:instrText>
+          <w:instrText xml:space="preserve"> PAGEREF _Toc241230441 \h </w:instrText>
         </w:r>
         <w:r>
           <w:rPr>
@@ -3962,13 +3872,13 @@
           <w:sz w:val="22"/>
         </w:rPr>
       </w:pPr>
-      <w:hyperlink w:anchor="_Toc241225835" w:history="1">
+      <w:hyperlink w:anchor="_Toc241230442" w:history="1">
         <w:r>
           <w:rPr>
             <w:rStyle w:val="Hyperlink"/>
             <w:noProof/>
           </w:rPr>
-          <w:t>5.1  API conventions</w:t>
+          <w:t>4.4  Data retention and seed data</w:t>
         </w:r>
         <w:r>
           <w:rPr>
@@ -3989,7 +3899,7 @@
             <w:noProof/>
             <w:webHidden/>
           </w:rPr>
-          <w:instrText xml:space="preserve"> PAGEREF _Toc241225835 \h </w:instrText>
+          <w:instrText xml:space="preserve"> PAGEREF _Toc241230442 \h </w:instrText>
         </w:r>
         <w:r>
           <w:rPr>
@@ -4022,7 +3932,7 @@
     </w:p>
     <w:p>
       <w:pPr>
-        <w:pStyle w:val="TOC2"/>
+        <w:pStyle w:val="TOC1"/>
         <w:tabs>
           <w:tab w:val="right" w:leader="dot" w:pos="9628"/>
         </w:tabs>
@@ -4033,13 +3943,13 @@
           <w:sz w:val="22"/>
         </w:rPr>
       </w:pPr>
-      <w:hyperlink w:anchor="_Toc241225836" w:history="1">
+      <w:hyperlink w:anchor="_Toc241230443" w:history="1">
         <w:r>
           <w:rPr>
             <w:rStyle w:val="Hyperlink"/>
             <w:noProof/>
           </w:rPr>
-          <w:t>5.2  Endpoint catalogue</w:t>
+          <w:t>5  Interface design</w:t>
         </w:r>
         <w:r>
           <w:rPr>
@@ -4060,78 +3970,7 @@
             <w:noProof/>
             <w:webHidden/>
           </w:rPr>
-          <w:instrText xml:space="preserve"> PAGEREF _Toc241225836 \h </w:instrText>
-        </w:r>
-        <w:r>
-          <w:rPr>
-            <w:noProof/>
-            <w:webHidden/>
-          </w:rPr>
-        </w:r>
-        <w:r>
-          <w:rPr>
-            <w:noProof/>
-            <w:webHidden/>
-          </w:rPr>
-          <w:fldChar w:fldCharType="separate"/>
-        </w:r>
-        <w:r>
-          <w:rPr>
-            <w:noProof/>
-            <w:webHidden/>
-          </w:rPr>
-          <w:t>25</w:t>
-        </w:r>
-        <w:r>
-          <w:rPr>
-            <w:noProof/>
-            <w:webHidden/>
-          </w:rPr>
-          <w:fldChar w:fldCharType="end"/>
-        </w:r>
-      </w:hyperlink>
-    </w:p>
-    <w:p>
-      <w:pPr>
-        <w:pStyle w:val="TOC2"/>
-        <w:tabs>
-          <w:tab w:val="right" w:leader="dot" w:pos="9628"/>
-        </w:tabs>
-        <w:rPr>
-          <w:rFonts w:asciiTheme="minorHAnsi" w:eastAsiaTheme="minorEastAsia" w:hAnsiTheme="minorHAnsi"/>
-          <w:noProof/>
-          <w:color w:val="auto"/>
-          <w:sz w:val="22"/>
-        </w:rPr>
-      </w:pPr>
-      <w:hyperlink w:anchor="_Toc241225837" w:history="1">
-        <w:r>
-          <w:rPr>
-            <w:rStyle w:val="Hyperlink"/>
-            <w:noProof/>
-          </w:rPr>
-          <w:t>5.3  Example exchange</w:t>
-        </w:r>
-        <w:r>
-          <w:rPr>
-            <w:noProof/>
-            <w:webHidden/>
-          </w:rPr>
-          <w:tab/>
-        </w:r>
-        <w:r>
-          <w:rPr>
-            <w:noProof/>
-            <w:webHidden/>
-          </w:rPr>
-          <w:fldChar w:fldCharType="begin"/>
-        </w:r>
-        <w:r>
-          <w:rPr>
-            <w:noProof/>
-            <w:webHidden/>
-          </w:rPr>
-          <w:instrText xml:space="preserve"> PAGEREF _Toc241225837 \h </w:instrText>
+          <w:instrText xml:space="preserve"> PAGEREF _Toc241230443 \h </w:instrText>
         </w:r>
         <w:r>
           <w:rPr>
@@ -4175,13 +4014,13 @@
           <w:sz w:val="22"/>
         </w:rPr>
       </w:pPr>
-      <w:hyperlink w:anchor="_Toc241225838" w:history="1">
+      <w:hyperlink w:anchor="_Toc241230444" w:history="1">
         <w:r>
           <w:rPr>
             <w:rStyle w:val="Hyperlink"/>
             <w:noProof/>
           </w:rPr>
-          <w:t>5.4  Client–OS interfaces (Android)</w:t>
+          <w:t>5.1  API conventions</w:t>
         </w:r>
         <w:r>
           <w:rPr>
@@ -4202,7 +4041,7 @@
             <w:noProof/>
             <w:webHidden/>
           </w:rPr>
-          <w:instrText xml:space="preserve"> PAGEREF _Toc241225838 \h </w:instrText>
+          <w:instrText xml:space="preserve"> PAGEREF _Toc241230444 \h </w:instrText>
         </w:r>
         <w:r>
           <w:rPr>
@@ -4235,6 +4074,219 @@
     </w:p>
     <w:p>
       <w:pPr>
+        <w:pStyle w:val="TOC2"/>
+        <w:tabs>
+          <w:tab w:val="right" w:leader="dot" w:pos="9628"/>
+        </w:tabs>
+        <w:rPr>
+          <w:rFonts w:asciiTheme="minorHAnsi" w:eastAsiaTheme="minorEastAsia" w:hAnsiTheme="minorHAnsi"/>
+          <w:noProof/>
+          <w:color w:val="auto"/>
+          <w:sz w:val="22"/>
+        </w:rPr>
+      </w:pPr>
+      <w:hyperlink w:anchor="_Toc241230445" w:history="1">
+        <w:r>
+          <w:rPr>
+            <w:rStyle w:val="Hyperlink"/>
+            <w:noProof/>
+          </w:rPr>
+          <w:t>5.2  Endpoint catalogue</w:t>
+        </w:r>
+        <w:r>
+          <w:rPr>
+            <w:noProof/>
+            <w:webHidden/>
+          </w:rPr>
+          <w:tab/>
+        </w:r>
+        <w:r>
+          <w:rPr>
+            <w:noProof/>
+            <w:webHidden/>
+          </w:rPr>
+          <w:fldChar w:fldCharType="begin"/>
+        </w:r>
+        <w:r>
+          <w:rPr>
+            <w:noProof/>
+            <w:webHidden/>
+          </w:rPr>
+          <w:instrText xml:space="preserve"> PAGEREF _Toc241230445 \h </w:instrText>
+        </w:r>
+        <w:r>
+          <w:rPr>
+            <w:noProof/>
+            <w:webHidden/>
+          </w:rPr>
+        </w:r>
+        <w:r>
+          <w:rPr>
+            <w:noProof/>
+            <w:webHidden/>
+          </w:rPr>
+          <w:fldChar w:fldCharType="separate"/>
+        </w:r>
+        <w:r>
+          <w:rPr>
+            <w:noProof/>
+            <w:webHidden/>
+          </w:rPr>
+          <w:t>26</w:t>
+        </w:r>
+        <w:r>
+          <w:rPr>
+            <w:noProof/>
+            <w:webHidden/>
+          </w:rPr>
+          <w:fldChar w:fldCharType="end"/>
+        </w:r>
+      </w:hyperlink>
+    </w:p>
+    <w:p>
+      <w:pPr>
+        <w:pStyle w:val="TOC2"/>
+        <w:tabs>
+          <w:tab w:val="right" w:leader="dot" w:pos="9628"/>
+        </w:tabs>
+        <w:rPr>
+          <w:rFonts w:asciiTheme="minorHAnsi" w:eastAsiaTheme="minorEastAsia" w:hAnsiTheme="minorHAnsi"/>
+          <w:noProof/>
+          <w:color w:val="auto"/>
+          <w:sz w:val="22"/>
+        </w:rPr>
+      </w:pPr>
+      <w:hyperlink w:anchor="_Toc241230446" w:history="1">
+        <w:r>
+          <w:rPr>
+            <w:rStyle w:val="Hyperlink"/>
+            <w:noProof/>
+          </w:rPr>
+          <w:t>5.3  Example exchange</w:t>
+        </w:r>
+        <w:r>
+          <w:rPr>
+            <w:noProof/>
+            <w:webHidden/>
+          </w:rPr>
+          <w:tab/>
+        </w:r>
+        <w:r>
+          <w:rPr>
+            <w:noProof/>
+            <w:webHidden/>
+          </w:rPr>
+          <w:fldChar w:fldCharType="begin"/>
+        </w:r>
+        <w:r>
+          <w:rPr>
+            <w:noProof/>
+            <w:webHidden/>
+          </w:rPr>
+          <w:instrText xml:space="preserve"> PAGEREF _Toc241230446 \h </w:instrText>
+        </w:r>
+        <w:r>
+          <w:rPr>
+            <w:noProof/>
+            <w:webHidden/>
+          </w:rPr>
+        </w:r>
+        <w:r>
+          <w:rPr>
+            <w:noProof/>
+            <w:webHidden/>
+          </w:rPr>
+          <w:fldChar w:fldCharType="separate"/>
+        </w:r>
+        <w:r>
+          <w:rPr>
+            <w:noProof/>
+            <w:webHidden/>
+          </w:rPr>
+          <w:t>27</w:t>
+        </w:r>
+        <w:r>
+          <w:rPr>
+            <w:noProof/>
+            <w:webHidden/>
+          </w:rPr>
+          <w:fldChar w:fldCharType="end"/>
+        </w:r>
+      </w:hyperlink>
+    </w:p>
+    <w:p>
+      <w:pPr>
+        <w:pStyle w:val="TOC2"/>
+        <w:tabs>
+          <w:tab w:val="right" w:leader="dot" w:pos="9628"/>
+        </w:tabs>
+        <w:rPr>
+          <w:rFonts w:asciiTheme="minorHAnsi" w:eastAsiaTheme="minorEastAsia" w:hAnsiTheme="minorHAnsi"/>
+          <w:noProof/>
+          <w:color w:val="auto"/>
+          <w:sz w:val="22"/>
+        </w:rPr>
+      </w:pPr>
+      <w:hyperlink w:anchor="_Toc241230447" w:history="1">
+        <w:r>
+          <w:rPr>
+            <w:rStyle w:val="Hyperlink"/>
+            <w:noProof/>
+          </w:rPr>
+          <w:t>5.4  Client–OS interfaces (Android)</w:t>
+        </w:r>
+        <w:r>
+          <w:rPr>
+            <w:noProof/>
+            <w:webHidden/>
+          </w:rPr>
+          <w:tab/>
+        </w:r>
+        <w:r>
+          <w:rPr>
+            <w:noProof/>
+            <w:webHidden/>
+          </w:rPr>
+          <w:fldChar w:fldCharType="begin"/>
+        </w:r>
+        <w:r>
+          <w:rPr>
+            <w:noProof/>
+            <w:webHidden/>
+          </w:rPr>
+          <w:instrText xml:space="preserve"> PAGEREF _Toc241230447 \h </w:instrText>
+        </w:r>
+        <w:r>
+          <w:rPr>
+            <w:noProof/>
+            <w:webHidden/>
+          </w:rPr>
+        </w:r>
+        <w:r>
+          <w:rPr>
+            <w:noProof/>
+            <w:webHidden/>
+          </w:rPr>
+          <w:fldChar w:fldCharType="separate"/>
+        </w:r>
+        <w:r>
+          <w:rPr>
+            <w:noProof/>
+            <w:webHidden/>
+          </w:rPr>
+          <w:t>27</w:t>
+        </w:r>
+        <w:r>
+          <w:rPr>
+            <w:noProof/>
+            <w:webHidden/>
+          </w:rPr>
+          <w:fldChar w:fldCharType="end"/>
+        </w:r>
+      </w:hyperlink>
+    </w:p>
+    <w:p>
+      <w:pPr>
         <w:pStyle w:val="TOC1"/>
         <w:tabs>
           <w:tab w:val="right" w:leader="dot" w:pos="9628"/>
@@ -4246,7 +4298,7 @@
           <w:sz w:val="22"/>
         </w:rPr>
       </w:pPr>
-      <w:hyperlink w:anchor="_Toc241225839" w:history="1">
+      <w:hyperlink w:anchor="_Toc241230448" w:history="1">
         <w:r>
           <w:rPr>
             <w:rStyle w:val="Hyperlink"/>
@@ -4273,78 +4325,7 @@
             <w:noProof/>
             <w:webHidden/>
           </w:rPr>
-          <w:instrText xml:space="preserve"> PAGEREF _Toc241225839 \h </w:instrText>
-        </w:r>
-        <w:r>
-          <w:rPr>
-            <w:noProof/>
-            <w:webHidden/>
-          </w:rPr>
-        </w:r>
-        <w:r>
-          <w:rPr>
-            <w:noProof/>
-            <w:webHidden/>
-          </w:rPr>
-          <w:fldChar w:fldCharType="separate"/>
-        </w:r>
-        <w:r>
-          <w:rPr>
-            <w:noProof/>
-            <w:webHidden/>
-          </w:rPr>
-          <w:t>28</w:t>
-        </w:r>
-        <w:r>
-          <w:rPr>
-            <w:noProof/>
-            <w:webHidden/>
-          </w:rPr>
-          <w:fldChar w:fldCharType="end"/>
-        </w:r>
-      </w:hyperlink>
-    </w:p>
-    <w:p>
-      <w:pPr>
-        <w:pStyle w:val="TOC1"/>
-        <w:tabs>
-          <w:tab w:val="right" w:leader="dot" w:pos="9628"/>
-        </w:tabs>
-        <w:rPr>
-          <w:rFonts w:asciiTheme="minorHAnsi" w:eastAsiaTheme="minorEastAsia" w:hAnsiTheme="minorHAnsi"/>
-          <w:noProof/>
-          <w:color w:val="auto"/>
-          <w:sz w:val="22"/>
-        </w:rPr>
-      </w:pPr>
-      <w:hyperlink w:anchor="_Toc241225840" w:history="1">
-        <w:r>
-          <w:rPr>
-            <w:rStyle w:val="Hyperlink"/>
-            <w:noProof/>
-          </w:rPr>
-          <w:t>Appendix A – Configuration reference</w:t>
-        </w:r>
-        <w:r>
-          <w:rPr>
-            <w:noProof/>
-            <w:webHidden/>
-          </w:rPr>
-          <w:tab/>
-        </w:r>
-        <w:r>
-          <w:rPr>
-            <w:noProof/>
-            <w:webHidden/>
-          </w:rPr>
-          <w:fldChar w:fldCharType="begin"/>
-        </w:r>
-        <w:r>
-          <w:rPr>
-            <w:noProof/>
-            <w:webHidden/>
-          </w:rPr>
-          <w:instrText xml:space="preserve"> PAGEREF _Toc241225840 \h </w:instrText>
+          <w:instrText xml:space="preserve"> PAGEREF _Toc241230448 \h </w:instrText>
         </w:r>
         <w:r>
           <w:rPr>
@@ -4388,7 +4369,78 @@
           <w:sz w:val="22"/>
         </w:rPr>
       </w:pPr>
-      <w:hyperlink w:anchor="_Toc241225841" w:history="1">
+      <w:hyperlink w:anchor="_Toc241230449" w:history="1">
+        <w:r>
+          <w:rPr>
+            <w:rStyle w:val="Hyperlink"/>
+            <w:noProof/>
+          </w:rPr>
+          <w:t>Appendix A – Configuration reference</w:t>
+        </w:r>
+        <w:r>
+          <w:rPr>
+            <w:noProof/>
+            <w:webHidden/>
+          </w:rPr>
+          <w:tab/>
+        </w:r>
+        <w:r>
+          <w:rPr>
+            <w:noProof/>
+            <w:webHidden/>
+          </w:rPr>
+          <w:fldChar w:fldCharType="begin"/>
+        </w:r>
+        <w:r>
+          <w:rPr>
+            <w:noProof/>
+            <w:webHidden/>
+          </w:rPr>
+          <w:instrText xml:space="preserve"> PAGEREF _Toc241230449 \h </w:instrText>
+        </w:r>
+        <w:r>
+          <w:rPr>
+            <w:noProof/>
+            <w:webHidden/>
+          </w:rPr>
+        </w:r>
+        <w:r>
+          <w:rPr>
+            <w:noProof/>
+            <w:webHidden/>
+          </w:rPr>
+          <w:fldChar w:fldCharType="separate"/>
+        </w:r>
+        <w:r>
+          <w:rPr>
+            <w:noProof/>
+            <w:webHidden/>
+          </w:rPr>
+          <w:t>30</w:t>
+        </w:r>
+        <w:r>
+          <w:rPr>
+            <w:noProof/>
+            <w:webHidden/>
+          </w:rPr>
+          <w:fldChar w:fldCharType="end"/>
+        </w:r>
+      </w:hyperlink>
+    </w:p>
+    <w:p>
+      <w:pPr>
+        <w:pStyle w:val="TOC1"/>
+        <w:tabs>
+          <w:tab w:val="right" w:leader="dot" w:pos="9628"/>
+        </w:tabs>
+        <w:rPr>
+          <w:rFonts w:asciiTheme="minorHAnsi" w:eastAsiaTheme="minorEastAsia" w:hAnsiTheme="minorHAnsi"/>
+          <w:noProof/>
+          <w:color w:val="auto"/>
+          <w:sz w:val="22"/>
+        </w:rPr>
+      </w:pPr>
+      <w:hyperlink w:anchor="_Toc241230450" w:history="1">
         <w:r>
           <w:rPr>
             <w:rStyle w:val="Hyperlink"/>
@@ -4415,7 +4467,7 @@
             <w:noProof/>
             <w:webHidden/>
           </w:rPr>
-          <w:instrText xml:space="preserve"> PAGEREF _Toc241225841 \h </w:instrText>
+          <w:instrText xml:space="preserve"> PAGEREF _Toc241230450 \h </w:instrText>
         </w:r>
         <w:r>
           <w:rPr>
@@ -4435,7 +4487,7 @@
             <w:noProof/>
             <w:webHidden/>
           </w:rPr>
-          <w:t>29</w:t>
+          <w:t>30</w:t>
         </w:r>
         <w:r>
           <w:rPr>
@@ -4460,7 +4512,7 @@
       <w:pPr>
         <w:pStyle w:val="Heading1"/>
       </w:pPr>
-      <w:bookmarkStart w:id="2" w:name="_Toc241225800"/>
+      <w:bookmarkStart w:id="2" w:name="_Toc241230409"/>
       <w:r>
         <w:lastRenderedPageBreak/>
         <w:t>1  Introduction</w:t>
@@ -4471,7 +4523,7 @@
       <w:pPr>
         <w:pStyle w:val="Heading2"/>
       </w:pPr>
-      <w:bookmarkStart w:id="3" w:name="_Toc241225801"/>
+      <w:bookmarkStart w:id="3" w:name="_Toc241230410"/>
       <w:r>
         <w:t>1.1  Purpose</w:t>
       </w:r>
@@ -4479,10 +4531,10 @@
     </w:p>
     <w:p>
       <w:r>
-        <w:t xml:space="preserve">This System Design Specification (SDS) describes how ShopWorld is built: its architecture </w:t>
-      </w:r>
-      <w:r>
-        <w:t>(ISO/IEC/IEEE 42010 views), the detailed design of each module, the data model and the interfaces.</w:t>
+        <w:t xml:space="preserve">This System Design Specification (SDS) describes how ShopWorld is built: its architecture (ISO/IEC/IEEE 42010 views), the detailed </w:t>
+      </w:r>
+      <w:r>
+        <w:t>design of each module, the data model and the interfaces.</w:t>
       </w:r>
     </w:p>
     <w:p>
@@ -4496,17 +4548,14 @@
         <w:t>as built</w:t>
       </w:r>
       <w:r>
-        <w:t xml:space="preserve">: statements were derived from the source code, and the product-area feature was verified by the tests reported in </w:t>
-      </w:r>
-      <w:r>
-        <w:t>SW-TCS-001.</w:t>
+        <w:t>: statements were derived from the source code, and the product-area feature was verified by the tests reported in SW-TCS-001.</w:t>
       </w:r>
     </w:p>
     <w:p>
       <w:pPr>
         <w:pStyle w:val="Heading2"/>
       </w:pPr>
-      <w:bookmarkStart w:id="4" w:name="_Toc241225802"/>
+      <w:bookmarkStart w:id="4" w:name="_Toc241230411"/>
       <w:r>
         <w:t>1.2  Scope</w:t>
       </w:r>
@@ -4514,17 +4563,20 @@
     </w:p>
     <w:p>
       <w:r>
-        <w:t>ShopWorld is a multi-channel shop with four software items sharing one REST API: the API (Node.js 18, Express 4, MongoDB 6), the customer storefront (React 18), the admin panel (React 18) and the Android app (Java, API 24–35). Versio</w:t>
-      </w:r>
-      <w:r>
-        <w:t>n 1.1 documents the product-area detection design: a training-free detector over DINOv3 patch tokens, used by the API, the admin panel and the Android app.</w:t>
+        <w:t>ShopWorld is a mul</w:t>
+      </w:r>
+      <w:r>
+        <w:t xml:space="preserve">ti-channel shop with four software items sharing one REST API: the API (Node.js 18, Express 4, MongoDB 6), the customer storefront (React 18), the admin panel (React 18) and the Android app (Java, API 24–35). Version 1.2 documents the product-area design: </w:t>
+      </w:r>
+      <w:r>
+        <w:t>SAM2 traces the object chosen by a training-free detector over DINOv3 patch tokens, used by the API, the admin panel and the Android app.</w:t>
       </w:r>
     </w:p>
     <w:p>
       <w:pPr>
         <w:pStyle w:val="Heading2"/>
       </w:pPr>
-      <w:bookmarkStart w:id="5" w:name="_Toc241225803"/>
+      <w:bookmarkStart w:id="5" w:name="_Toc241230412"/>
       <w:r>
         <w:t>1.3  Intended readers</w:t>
       </w:r>
@@ -4656,30 +4708,30 @@
               <w:rPr>
                 <w:sz w:val="18"/>
               </w:rPr>
-              <w:t xml:space="preserve">Operations, </w:t>
-            </w:r>
+              <w:t>Operations, security</w:t>
+            </w:r>
+          </w:p>
+        </w:tc>
+        <w:tc>
+          <w:tcPr>
+            <w:tcW w:w="6803" w:type="dxa"/>
+            <w:shd w:val="clear" w:color="auto" w:fill="F7FBF8"/>
+          </w:tcPr>
+          <w:p>
+            <w:pPr>
+              <w:spacing w:after="0" w:line="240" w:lineRule="auto"/>
+            </w:pPr>
             <w:r>
               <w:rPr>
                 <w:sz w:val="18"/>
               </w:rPr>
-              <w:t>security</w:t>
-            </w:r>
-          </w:p>
-        </w:tc>
-        <w:tc>
-          <w:tcPr>
-            <w:tcW w:w="6803" w:type="dxa"/>
-            <w:shd w:val="clear" w:color="auto" w:fill="F7FBF8"/>
-          </w:tcPr>
-          <w:p>
-            <w:pPr>
-              <w:spacing w:after="0" w:line="240" w:lineRule="auto"/>
-            </w:pPr>
+              <w:t>Deployment</w:t>
+            </w:r>
             <w:r>
               <w:rPr>
                 <w:sz w:val="18"/>
               </w:rPr>
-              <w:t>Deployment view, security design, Appendix A</w:t>
+              <w:t xml:space="preserve"> view, security design, Appendix A</w:t>
             </w:r>
           </w:p>
         </w:tc>
@@ -4732,7 +4784,7 @@
       <w:pPr>
         <w:pStyle w:val="Heading2"/>
       </w:pPr>
-      <w:bookmarkStart w:id="6" w:name="_Toc241225804"/>
+      <w:bookmarkStart w:id="6" w:name="_Toc241230413"/>
       <w:r>
         <w:t>1.4  Conformance to standards</w:t>
       </w:r>
@@ -4873,30 +4925,30 @@
               <w:rPr>
                 <w:sz w:val="18"/>
               </w:rPr>
-              <w:t xml:space="preserve">ISO/IEC/IEEE </w:t>
-            </w:r>
+              <w:t>ISO/IEC/IEEE 15289:2019</w:t>
+            </w:r>
+          </w:p>
+        </w:tc>
+        <w:tc>
+          <w:tcPr>
+            <w:tcW w:w="6520" w:type="dxa"/>
+            <w:shd w:val="clear" w:color="auto" w:fill="F7FBF8"/>
+          </w:tcPr>
+          <w:p>
+            <w:pPr>
+              <w:spacing w:after="0" w:line="240" w:lineRule="auto"/>
+            </w:pPr>
             <w:r>
               <w:rPr>
                 <w:sz w:val="18"/>
               </w:rPr>
-              <w:t>15289:2019</w:t>
-            </w:r>
-          </w:p>
-        </w:tc>
-        <w:tc>
-          <w:tcPr>
-            <w:tcW w:w="6520" w:type="dxa"/>
-            <w:shd w:val="clear" w:color="auto" w:fill="F7FBF8"/>
-          </w:tcPr>
-          <w:p>
-            <w:pPr>
-              <w:spacing w:after="0" w:line="240" w:lineRule="auto"/>
-            </w:pPr>
+              <w:t>Software</w:t>
+            </w:r>
             <w:r>
               <w:rPr>
                 <w:sz w:val="18"/>
               </w:rPr>
-              <w:t>Software design description content (chapters 3–5)</w:t>
+              <w:t xml:space="preserve"> design description content (chapters 3–5)</w:t>
             </w:r>
           </w:p>
         </w:tc>
@@ -4989,7 +5041,7 @@
       <w:pPr>
         <w:pStyle w:val="Heading2"/>
       </w:pPr>
-      <w:bookmarkStart w:id="7" w:name="_Toc241225805"/>
+      <w:bookmarkStart w:id="7" w:name="_Toc241230414"/>
       <w:r>
         <w:t>1.5  Definitions</w:t>
       </w:r>
@@ -5185,13 +5237,13 @@
               <w:rPr>
                 <w:sz w:val="17"/>
               </w:rPr>
-              <w:t xml:space="preserve">Self-supervised vision transformer </w:t>
-            </w:r>
-            <w:r>
-              <w:rPr>
-                <w:sz w:val="17"/>
-              </w:rPr>
-              <w:t>(ViT-S/16) that turns an image into a 384-number feature vector.</w:t>
+              <w:t xml:space="preserve">Self-supervised vision transformer (ViT-S/16) that </w:t>
+            </w:r>
+            <w:r>
+              <w:rPr>
+                <w:sz w:val="17"/>
+              </w:rPr>
+              <w:t>turns an image into a 384-number feature vector.</w:t>
             </w:r>
           </w:p>
         </w:tc>
@@ -5269,13 +5321,7 @@
               <w:rPr>
                 <w:sz w:val="17"/>
               </w:rPr>
-              <w:t xml:space="preserve">L2-normalised 384-d vector of an image; images are compared by cosine </w:t>
-            </w:r>
-            <w:r>
-              <w:rPr>
-                <w:sz w:val="17"/>
-              </w:rPr>
-              <w:t>similarity.</w:t>
+              <w:t>L2-normalised 384-d vector of an image; images are compared by cosine similarity.</w:t>
             </w:r>
           </w:p>
         </w:tc>
@@ -5298,7 +5344,13 @@
               <w:rPr>
                 <w:sz w:val="17"/>
               </w:rPr>
-              <w:t>Product area / region</w:t>
+              <w:t>Product area</w:t>
+            </w:r>
+            <w:r>
+              <w:rPr>
+                <w:sz w:val="17"/>
+              </w:rPr>
+              <w:t xml:space="preserve"> / region</w:t>
             </w:r>
           </w:p>
         </w:tc>
@@ -5393,7 +5445,13 @@
               <w:rPr>
                 <w:sz w:val="17"/>
               </w:rPr>
-              <w:t>Intersection over union of two rectangles; 1 = identical, 0 = no overlap.</w:t>
+              <w:t xml:space="preserve">Intersection over union of </w:t>
+            </w:r>
+            <w:r>
+              <w:rPr>
+                <w:sz w:val="17"/>
+              </w:rPr>
+              <w:t>two rectangles; 1 = identical, 0 = no overlap.</w:t>
             </w:r>
           </w:p>
         </w:tc>
@@ -5415,7 +5473,7 @@
               <w:rPr>
                 <w:sz w:val="17"/>
               </w:rPr>
-              <w:t>REM</w:t>
+              <w:t>SAM2</w:t>
             </w:r>
           </w:p>
         </w:tc>
@@ -5431,7 +5489,7 @@
               <w:rPr>
                 <w:sz w:val="17"/>
               </w:rPr>
-              <w:t>Second listing currency; no exchange rate exists, so USD and REM cannot be mixed in a cart.</w:t>
+              <w:t>Segment Anything Model 2.1 (Meta, Apache-2.0): given a point or box prompt, returns the mask of the object under it. Used here in its Hiera-tiny size.</w:t>
             </w:r>
           </w:p>
         </w:tc>
@@ -5454,7 +5512,7 @@
               <w:rPr>
                 <w:sz w:val="17"/>
               </w:rPr>
-              <w:t>SF / AD / AN</w:t>
+              <w:t>Mask / segmentation</w:t>
             </w:r>
           </w:p>
         </w:tc>
@@ -5471,7 +5529,13 @@
               <w:rPr>
                 <w:sz w:val="17"/>
               </w:rPr>
-              <w:t>Screen-ID prefixes: storefront, admin panel, Android.</w:t>
+              <w:t>Per-pixel map of which pixels b</w:t>
+            </w:r>
+            <w:r>
+              <w:rPr>
+                <w:sz w:val="17"/>
+              </w:rPr>
+              <w:t>elong to the object; its bounding box becomes the product area.</w:t>
             </w:r>
           </w:p>
         </w:tc>
@@ -5493,13 +5557,8 @@
               <w:rPr>
                 <w:sz w:val="17"/>
               </w:rPr>
-              <w:t xml:space="preserve">UC / FR / NFR / </w:t>
-            </w:r>
-            <w:r>
-              <w:rPr>
-                <w:sz w:val="17"/>
-              </w:rPr>
-              <w:t>TC</w:t>
+              <w:lastRenderedPageBreak/>
+              <w:t>REM</w:t>
             </w:r>
           </w:p>
         </w:tc>
@@ -5515,7 +5574,91 @@
               <w:rPr>
                 <w:sz w:val="17"/>
               </w:rPr>
-              <w:t>Use case, functional requirement, non-functional requirement, test case identifiers.</w:t>
+              <w:t>Second listing currency; no exchange rate exists, so USD and REM cannot be mixed in a cart.</w:t>
+            </w:r>
+          </w:p>
+        </w:tc>
+      </w:tr>
+      <w:tr>
+        <w:trPr>
+          <w:cantSplit/>
+          <w:jc w:val="center"/>
+        </w:trPr>
+        <w:tc>
+          <w:tcPr>
+            <w:tcW w:w="2268" w:type="dxa"/>
+            <w:shd w:val="clear" w:color="auto" w:fill="F7FBF8"/>
+          </w:tcPr>
+          <w:p>
+            <w:pPr>
+              <w:spacing w:after="0" w:line="240" w:lineRule="auto"/>
+            </w:pPr>
+            <w:r>
+              <w:rPr>
+                <w:sz w:val="17"/>
+              </w:rPr>
+              <w:t>SF / AD / AN</w:t>
+            </w:r>
+          </w:p>
+        </w:tc>
+        <w:tc>
+          <w:tcPr>
+            <w:tcW w:w="7370" w:type="dxa"/>
+            <w:shd w:val="clear" w:color="auto" w:fill="F7FBF8"/>
+          </w:tcPr>
+          <w:p>
+            <w:pPr>
+              <w:spacing w:after="0" w:line="240" w:lineRule="auto"/>
+            </w:pPr>
+            <w:r>
+              <w:rPr>
+                <w:sz w:val="17"/>
+              </w:rPr>
+              <w:t>Screen-ID prefixes: storefront, admin panel, Android.</w:t>
+            </w:r>
+          </w:p>
+        </w:tc>
+      </w:tr>
+      <w:tr>
+        <w:trPr>
+          <w:cantSplit/>
+          <w:jc w:val="center"/>
+        </w:trPr>
+        <w:tc>
+          <w:tcPr>
+            <w:tcW w:w="2268" w:type="dxa"/>
+          </w:tcPr>
+          <w:p>
+            <w:pPr>
+              <w:spacing w:after="0" w:line="240" w:lineRule="auto"/>
+            </w:pPr>
+            <w:r>
+              <w:rPr>
+                <w:sz w:val="17"/>
+              </w:rPr>
+              <w:t>UC / FR / NFR / TC</w:t>
+            </w:r>
+          </w:p>
+        </w:tc>
+        <w:tc>
+          <w:tcPr>
+            <w:tcW w:w="7370" w:type="dxa"/>
+          </w:tcPr>
+          <w:p>
+            <w:pPr>
+              <w:spacing w:after="0" w:line="240" w:lineRule="auto"/>
+            </w:pPr>
+            <w:r>
+              <w:rPr>
+                <w:sz w:val="17"/>
+              </w:rPr>
+              <w:t xml:space="preserve">Use </w:t>
+            </w:r>
+            <w:r>
+              <w:rPr>
+                <w:sz w:val="17"/>
+              </w:rPr>
+              <w:t>case, functional requirement, non-functional requirement, test case identifiers.</w:t>
             </w:r>
           </w:p>
         </w:tc>
@@ -5530,7 +5673,7 @@
       <w:pPr>
         <w:pStyle w:val="Heading2"/>
       </w:pPr>
-      <w:bookmarkStart w:id="8" w:name="_Toc241225806"/>
+      <w:bookmarkStart w:id="8" w:name="_Toc241230415"/>
       <w:r>
         <w:t>1.6  References</w:t>
       </w:r>
@@ -5679,13 +5822,13 @@
               <w:rPr>
                 <w:sz w:val="18"/>
               </w:rPr>
-              <w:t>backend/src – routes, controllers, services,</w:t>
+              <w:t>backend/src – routes, controllers, services, models</w:t>
             </w:r>
             <w:r>
               <w:rPr>
                 <w:sz w:val="18"/>
               </w:rPr>
-              <w:t xml:space="preserve"> models (authoritative for business rules)</w:t>
+              <w:t xml:space="preserve"> (authoritative for business rules)</w:t>
             </w:r>
           </w:p>
         </w:tc>
@@ -5801,13 +5944,7 @@
               <w:rPr>
                 <w:sz w:val="18"/>
               </w:rPr>
-              <w:t xml:space="preserve">DINOv3 model card, </w:t>
-            </w:r>
-            <w:r>
-              <w:rPr>
-                <w:sz w:val="18"/>
-              </w:rPr>
-              <w:t>onnx-community/dinov3-vits16-pretrain-lvd1689m-ONNX</w:t>
+              <w:t>DINOv3 model card, onnx-community/dinov3-vits16-pretrain-lvd1689m-ONNX</w:t>
             </w:r>
           </w:p>
         </w:tc>
@@ -5827,7 +5964,7 @@
       <w:pPr>
         <w:pStyle w:val="Heading1"/>
       </w:pPr>
-      <w:bookmarkStart w:id="9" w:name="_Toc241225807"/>
+      <w:bookmarkStart w:id="9" w:name="_Toc241230416"/>
       <w:r>
         <w:lastRenderedPageBreak/>
         <w:t>2  Architecture description</w:t>
@@ -5836,17 +5973,17 @@
     </w:p>
     <w:p>
       <w:r>
-        <w:t>This section is an architecture description in the sense of ISO/IEC/IEEE 42010:2022. It identifies the stakeholders' architecture concerns, the viewpoints chosen to address</w:t>
-      </w:r>
-      <w:r>
-        <w:t xml:space="preserve"> them, the resulting views and the decisions with their rationale.</w:t>
+        <w:t>This section is an architecture description in the sense of ISO/IEC/IEEE 42010:2022. It identifies the stakeholders' architecture concerns, the viewpoints chosen to address them, the resulting views and the decisions with th</w:t>
+      </w:r>
+      <w:r>
+        <w:t>eir rationale.</w:t>
       </w:r>
     </w:p>
     <w:p>
       <w:pPr>
         <w:pStyle w:val="Heading2"/>
       </w:pPr>
-      <w:bookmarkStart w:id="10" w:name="_Toc241225808"/>
+      <w:bookmarkStart w:id="10" w:name="_Toc241230417"/>
       <w:r>
         <w:t>2.1  Stakeholders and concerns</w:t>
       </w:r>
@@ -6023,13 +6160,7 @@
               <w:rPr>
                 <w:sz w:val="18"/>
               </w:rPr>
-              <w:t>Which</w:t>
-            </w:r>
-            <w:r>
-              <w:rPr>
-                <w:sz w:val="18"/>
-              </w:rPr>
-              <w:t xml:space="preserve"> deployable parts exist and how do they communicate?</w:t>
+              <w:t>Which deployable parts exist and how do they communicate?</w:t>
             </w:r>
           </w:p>
         </w:tc>
@@ -6174,13 +6305,7 @@
               <w:rPr>
                 <w:sz w:val="18"/>
               </w:rPr>
-              <w:t xml:space="preserve">Deployment view, </w:t>
-            </w:r>
-            <w:r>
-              <w:rPr>
-                <w:sz w:val="18"/>
-              </w:rPr>
-              <w:t>configuration reference</w:t>
+              <w:t>Deployment view, configuration reference</w:t>
             </w:r>
           </w:p>
         </w:tc>
@@ -6202,7 +6327,13 @@
               <w:rPr>
                 <w:sz w:val="18"/>
               </w:rPr>
-              <w:t>How is data structured and kept consistent?</w:t>
+              <w:t xml:space="preserve">How is data structured and kept </w:t>
+            </w:r>
+            <w:r>
+              <w:rPr>
+                <w:sz w:val="18"/>
+              </w:rPr>
+              <w:t>consistent?</w:t>
             </w:r>
           </w:p>
         </w:tc>
@@ -6329,13 +6460,7 @@
               <w:rPr>
                 <w:sz w:val="18"/>
               </w:rPr>
-              <w:t xml:space="preserve">Product owner, </w:t>
-            </w:r>
-            <w:r>
-              <w:rPr>
-                <w:sz w:val="18"/>
-              </w:rPr>
-              <w:t>developers</w:t>
+              <w:t>Product owner, developers</w:t>
             </w:r>
           </w:p>
         </w:tc>
@@ -6366,7 +6491,7 @@
       <w:pPr>
         <w:pStyle w:val="Heading2"/>
       </w:pPr>
-      <w:bookmarkStart w:id="11" w:name="_Toc241225809"/>
+      <w:bookmarkStart w:id="11" w:name="_Toc241230418"/>
       <w:r>
         <w:t>2.2  Viewpoints</w:t>
       </w:r>
@@ -6560,13 +6685,7 @@
               <w:rPr>
                 <w:sz w:val="18"/>
               </w:rPr>
-              <w:t xml:space="preserve">Box-and-line container diagram, layer </w:t>
-            </w:r>
-            <w:r>
-              <w:rPr>
-                <w:sz w:val="18"/>
-              </w:rPr>
-              <w:t>diagram</w:t>
+              <w:t>Box-and-line container diagram, layer diagram</w:t>
             </w:r>
           </w:p>
         </w:tc>
@@ -6694,13 +6813,7 @@
               <w:rPr>
                 <w:sz w:val="18"/>
               </w:rPr>
-              <w:t xml:space="preserve">Critical flows: authentication, checkout, image search, order </w:t>
-            </w:r>
-            <w:r>
-              <w:rPr>
-                <w:sz w:val="18"/>
-              </w:rPr>
-              <w:t>life cycle</w:t>
+              <w:t>Critical flows: authentication, checkout, image search, order life cycle</w:t>
             </w:r>
           </w:p>
         </w:tc>
@@ -6826,7 +6939,7 @@
       <w:pPr>
         <w:pStyle w:val="Heading2"/>
       </w:pPr>
-      <w:bookmarkStart w:id="12" w:name="_Toc241225810"/>
+      <w:bookmarkStart w:id="12" w:name="_Toc241230419"/>
       <w:r>
         <w:t>2.3  Container view</w:t>
       </w:r>
@@ -6834,10 +6947,10 @@
     </w:p>
     <w:p>
       <w:r>
-        <w:t xml:space="preserve">The system is a classic </w:t>
-      </w:r>
-      <w:r>
-        <w:t>three-tier, API-centric architecture. The API is stateless (JWT), so it can be scaled horizontally, with one caveat: the image-search index is held in process memory and rebuilt lazily per process (see 6.7).</w:t>
+        <w:t xml:space="preserve">The system is a classic three-tier, API-centric architecture. The API is stateless </w:t>
+      </w:r>
+      <w:r>
+        <w:t>(JWT), so it can be scaled horizontally, with one caveat: the image-search index is held in process memory and rebuilt lazily per process (see 6.7).</w:t>
       </w:r>
     </w:p>
     <w:p>
@@ -7012,7 +7125,13 @@
               <w:rPr>
                 <w:sz w:val="18"/>
               </w:rPr>
-              <w:t>Customer storefront</w:t>
+              <w:t xml:space="preserve">Customer </w:t>
+            </w:r>
+            <w:r>
+              <w:rPr>
+                <w:sz w:val="18"/>
+              </w:rPr>
+              <w:t>storefront</w:t>
             </w:r>
           </w:p>
         </w:tc>
@@ -7101,13 +7220,7 @@
               <w:rPr>
                 <w:sz w:val="18"/>
               </w:rPr>
-              <w:t xml:space="preserve">React 18, Recharts </w:t>
-            </w:r>
-            <w:r>
-              <w:rPr>
-                <w:sz w:val="18"/>
-              </w:rPr>
-              <w:t>2, Zustand, Axios, Vite 5</w:t>
+              <w:t>React 18, Recharts 2, Zustand, Axios, Vite 5</w:t>
             </w:r>
           </w:p>
         </w:tc>
@@ -7145,7 +7258,13 @@
               <w:rPr>
                 <w:sz w:val="18"/>
               </w:rPr>
-              <w:t>Native shopping UI; on-device image embedding; share target</w:t>
+              <w:t xml:space="preserve">Native </w:t>
+            </w:r>
+            <w:r>
+              <w:rPr>
+                <w:sz w:val="18"/>
+              </w:rPr>
+              <w:t>shopping UI; on-device image embedding; share target</w:t>
             </w:r>
           </w:p>
         </w:tc>
@@ -7201,30 +7320,30 @@
               <w:rPr>
                 <w:sz w:val="18"/>
               </w:rPr>
-              <w:t xml:space="preserve">All business rules, persistence, authentication, </w:t>
-            </w:r>
+              <w:t>All business rules, persistence, authentication, uploads, image search</w:t>
+            </w:r>
+          </w:p>
+        </w:tc>
+        <w:tc>
+          <w:tcPr>
+            <w:tcW w:w="3742" w:type="dxa"/>
+            <w:shd w:val="clear" w:color="auto" w:fill="F7FBF8"/>
+          </w:tcPr>
+          <w:p>
+            <w:pPr>
+              <w:spacing w:after="0" w:line="240" w:lineRule="auto"/>
+            </w:pPr>
             <w:r>
               <w:rPr>
                 <w:sz w:val="18"/>
               </w:rPr>
-              <w:t>uploads, image search</w:t>
-            </w:r>
-          </w:p>
-        </w:tc>
-        <w:tc>
-          <w:tcPr>
-            <w:tcW w:w="3742" w:type="dxa"/>
-            <w:shd w:val="clear" w:color="auto" w:fill="F7FBF8"/>
-          </w:tcPr>
-          <w:p>
-            <w:pPr>
-              <w:spacing w:after="0" w:line="240" w:lineRule="auto"/>
-            </w:pPr>
+              <w:t>Express 4.19, Mongoose 8,</w:t>
+            </w:r>
             <w:r>
               <w:rPr>
                 <w:sz w:val="18"/>
               </w:rPr>
-              <w:t>Express 4.19, Mongoose 8, jsonwebtoken 9, bcryptjs, multer, sharp 0.34, onnxruntime-node 1.22</w:t>
+              <w:t xml:space="preserve"> jsonwebtoken 9, bcryptjs, multer, sharp 0.34, onnxruntime-node 1.22</w:t>
             </w:r>
           </w:p>
         </w:tc>
@@ -7318,7 +7437,13 @@
               <w:rPr>
                 <w:sz w:val="18"/>
               </w:rPr>
-              <w:t>Product, avatar and banner images served under /uploads (7-day cache)</w:t>
+              <w:t xml:space="preserve">Product, avatar and banner images served under </w:t>
+            </w:r>
+            <w:r>
+              <w:rPr>
+                <w:sz w:val="18"/>
+              </w:rPr>
+              <w:t>/uploads (7-day cache)</w:t>
             </w:r>
           </w:p>
         </w:tc>
@@ -7404,7 +7529,7 @@
       <w:pPr>
         <w:pStyle w:val="Heading2"/>
       </w:pPr>
-      <w:bookmarkStart w:id="13" w:name="_Toc241225811"/>
+      <w:bookmarkStart w:id="13" w:name="_Toc241230420"/>
       <w:r>
         <w:lastRenderedPageBreak/>
         <w:t>2.4  Backend layered view</w:t>
@@ -7463,10 +7588,7 @@
         <w:jc w:val="center"/>
       </w:pPr>
       <w:r>
-        <w:t xml:space="preserve">Figure 2 – Backend </w:t>
-      </w:r>
-      <w:r>
-        <w:t>layers and HTTP pipeline</w:t>
+        <w:t>Figure 2 – Backend layers and HTTP pipeline</w:t>
       </w:r>
     </w:p>
     <w:p>
@@ -7493,17 +7615,17 @@
         <w:t>ApiError(status, i18nKey)</w:t>
       </w:r>
       <w:r>
-        <w:t xml:space="preserve"> and t</w:t>
-      </w:r>
-      <w:r>
-        <w:t>ranslated by the central error handler. Business rules that are used by more than one controller live in services (pricing, payment, dinov3, visualSearch).</w:t>
+        <w:t xml:space="preserve"> and translated by the central </w:t>
+      </w:r>
+      <w:r>
+        <w:t>error handler. Business rules that are used by more than one controller live in services (pricing, payment, dinov3, visualSearch).</w:t>
       </w:r>
     </w:p>
     <w:p>
       <w:pPr>
         <w:pStyle w:val="Heading2"/>
       </w:pPr>
-      <w:bookmarkStart w:id="14" w:name="_Toc241225812"/>
+      <w:bookmarkStart w:id="14" w:name="_Toc241230421"/>
       <w:r>
         <w:t>2.5  Behaviour view</w:t>
       </w:r>
@@ -7511,17 +7633,17 @@
     </w:p>
     <w:p>
       <w:r>
-        <w:t>The critical flows are specified as sequence diagrams in the detailed design: au</w:t>
-      </w:r>
-      <w:r>
-        <w:t>thentication and token refresh, checkout, and image search with product-area detection. The order life cycle is specified as a state machine.</w:t>
+        <w:t>The critical flows are specified as sequence diagrams in the detailed design: authentication and token re</w:t>
+      </w:r>
+      <w:r>
+        <w:t>fresh, checkout, and image search with product-area detection. The order life cycle is specified as a state machine.</w:t>
       </w:r>
     </w:p>
     <w:p>
       <w:pPr>
         <w:pStyle w:val="Heading2"/>
       </w:pPr>
-      <w:bookmarkStart w:id="15" w:name="_Toc241225813"/>
+      <w:bookmarkStart w:id="15" w:name="_Toc241230422"/>
       <w:r>
         <w:t>2.6  Deployment view</w:t>
       </w:r>
@@ -7593,7 +7715,10 @@
         <w:t>docker-compose.yml</w:t>
       </w:r>
       <w:r>
-        <w:t xml:space="preserve"> starts MongoDB 6.0 as a single-node replica set (so checkout runs in a real transaction), a one-shot </w:t>
+        <w:t xml:space="preserve"> starts MongoDB 6.0 as a single-node replic</w:t>
+      </w:r>
+      <w:r>
+        <w:t xml:space="preserve">a set (so checkout runs in a real transaction), a one-shot </w:t>
       </w:r>
       <w:r>
         <w:rPr>
@@ -7615,10 +7740,10 @@
         <w:t>backend/Dockerfile</w:t>
       </w:r>
       <w:r>
-        <w:t xml:space="preserve"> (node:18.19-bookworm-slim, production dependencie</w:t>
-      </w:r>
-      <w:r>
-        <w:t>s only, model files copied into the image). The two React apps are built to static files (</w:t>
+        <w:t xml:space="preserve"> (node:18.19-bookworm-slim, production dependencies only, model files copied into the image).</w:t>
+      </w:r>
+      <w:r>
+        <w:t xml:space="preserve"> The two React apps are built to static files (</w:t>
       </w:r>
       <w:r>
         <w:rPr>
@@ -7629,19 +7754,19 @@
         <w:t>npm run build</w:t>
       </w:r>
       <w:r>
-        <w:t xml:space="preserve">) and can be served by any web server or CDN; during development Vite serves them on ports 5173 and 5174. Configuration is by environment variables (see </w:t>
-      </w:r>
-      <w:r>
-        <w:t>the configuration reference).</w:t>
+        <w:t>) and can be served by any web server or CDN; during development Vite serves them on ports 5173 and 5174. Configuration is by environment variables (see the configuration reference).</w:t>
       </w:r>
     </w:p>
     <w:p>
       <w:pPr>
         <w:pStyle w:val="Heading2"/>
       </w:pPr>
-      <w:bookmarkStart w:id="16" w:name="_Toc241225814"/>
-      <w:r>
-        <w:t>2.7  Architecture decisions</w:t>
+      <w:bookmarkStart w:id="16" w:name="_Toc241230423"/>
+      <w:r>
+        <w:t>2.7  Architec</w:t>
+      </w:r>
+      <w:r>
+        <w:t>ture decisions</w:t>
       </w:r>
       <w:bookmarkEnd w:id="16"/>
     </w:p>
@@ -7829,13 +7954,7 @@
               <w:rPr>
                 <w:sz w:val="17"/>
               </w:rPr>
-              <w:t xml:space="preserve">API versioning needed for breaking </w:t>
-            </w:r>
-            <w:r>
-              <w:rPr>
-                <w:sz w:val="17"/>
-              </w:rPr>
-              <w:t>changes</w:t>
+              <w:t>API versioning needed for breaking changes</w:t>
             </w:r>
           </w:p>
         </w:tc>
@@ -7875,7 +7994,13 @@
               <w:rPr>
                 <w:sz w:val="17"/>
               </w:rPr>
-              <w:t>MongoDB document model with embedded addresses, order snapshots</w:t>
+              <w:t xml:space="preserve">MongoDB document model with </w:t>
+            </w:r>
+            <w:r>
+              <w:rPr>
+                <w:sz w:val="17"/>
+              </w:rPr>
+              <w:t>embedded addresses, order snapshots</w:t>
             </w:r>
           </w:p>
         </w:tc>
@@ -7963,7 +8088,13 @@
               <w:rPr>
                 <w:sz w:val="17"/>
               </w:rPr>
-              <w:t>Horizontal scaling; revocation on password change and deactivation</w:t>
+              <w:t xml:space="preserve">Horizontal scaling; revocation on password </w:t>
+            </w:r>
+            <w:r>
+              <w:rPr>
+                <w:sz w:val="17"/>
+              </w:rPr>
+              <w:t>change and deactivation</w:t>
             </w:r>
           </w:p>
         </w:tc>
@@ -8091,7 +8222,13 @@
               <w:rPr>
                 <w:sz w:val="17"/>
               </w:rPr>
-              <w:t>Conditional atomic stock decrement inside a transaction</w:t>
+              <w:t xml:space="preserve">Conditional atomic stock decrement </w:t>
+            </w:r>
+            <w:r>
+              <w:rPr>
+                <w:sz w:val="17"/>
+              </w:rPr>
+              <w:t>inside a transaction</w:t>
             </w:r>
           </w:p>
         </w:tc>
@@ -8197,13 +8334,7 @@
               <w:rPr>
                 <w:sz w:val="17"/>
               </w:rPr>
-              <w:t xml:space="preserve">86 </w:t>
-            </w:r>
-            <w:r>
-              <w:rPr>
-                <w:sz w:val="17"/>
-              </w:rPr>
-              <w:t>MB model in image and APK; CPU inference</w:t>
+              <w:t>86 MB model in image and APK; CPU inference</w:t>
             </w:r>
           </w:p>
         </w:tc>
@@ -8313,13 +8444,7 @@
               <w:rPr>
                 <w:sz w:val="17"/>
               </w:rPr>
-              <w:t xml:space="preserve">On-device embedding on Android, upload </w:t>
-            </w:r>
-            <w:r>
-              <w:rPr>
-                <w:sz w:val="17"/>
-              </w:rPr>
-              <w:t>fallback</w:t>
+              <w:t>On-device embedding on Android, upload fallback</w:t>
             </w:r>
           </w:p>
         </w:tc>
@@ -8336,7 +8461,13 @@
               <w:rPr>
                 <w:sz w:val="17"/>
               </w:rPr>
-              <w:t>Less data sent, privacy (photo stays on phone)</w:t>
+              <w:t xml:space="preserve">Less data sent, privacy (photo </w:t>
+            </w:r>
+            <w:r>
+              <w:rPr>
+                <w:sz w:val="17"/>
+              </w:rPr>
+              <w:t>stays on phone)</w:t>
             </w:r>
           </w:p>
         </w:tc>
@@ -8463,13 +8594,7 @@
               <w:rPr>
                 <w:sz w:val="17"/>
               </w:rPr>
-              <w:t xml:space="preserve">No UI framework; CSS </w:t>
-            </w:r>
-            <w:r>
-              <w:rPr>
-                <w:sz w:val="17"/>
-              </w:rPr>
-              <w:t>custom properties</w:t>
+              <w:t>No UI framework; CSS custom properties</w:t>
             </w:r>
           </w:p>
         </w:tc>
@@ -8486,7 +8611,13 @@
               <w:rPr>
                 <w:sz w:val="17"/>
               </w:rPr>
-              <w:t>Small bundles, consistent brand on web</w:t>
+              <w:t xml:space="preserve">Small bundles, </w:t>
+            </w:r>
+            <w:r>
+              <w:rPr>
+                <w:sz w:val="17"/>
+              </w:rPr>
+              <w:t>consistent brand on web</w:t>
             </w:r>
           </w:p>
         </w:tc>
@@ -8523,7 +8654,7 @@
       <w:pPr>
         <w:pStyle w:val="Heading1"/>
       </w:pPr>
-      <w:bookmarkStart w:id="17" w:name="_Toc241225815"/>
+      <w:bookmarkStart w:id="17" w:name="_Toc241230424"/>
       <w:r>
         <w:lastRenderedPageBreak/>
         <w:t>3  Detailed software design</w:t>
@@ -8534,7 +8665,7 @@
       <w:pPr>
         <w:pStyle w:val="Heading2"/>
       </w:pPr>
-      <w:bookmarkStart w:id="18" w:name="_Toc241225816"/>
+      <w:bookmarkStart w:id="18" w:name="_Toc241230425"/>
       <w:r>
         <w:t>3.1  Backend module decomposition</w:t>
       </w:r>
@@ -8672,13 +8803,7 @@
               <w:rPr>
                 <w:sz w:val="17"/>
               </w:rPr>
-              <w:t xml:space="preserve">config/env.js, db.js, </w:t>
-            </w:r>
-            <w:r>
-              <w:rPr>
-                <w:sz w:val="17"/>
-              </w:rPr>
-              <w:t>constants.js</w:t>
+              <w:t>config/env.js, db.js, constants.js</w:t>
             </w:r>
           </w:p>
         </w:tc>
@@ -8694,7 +8819,13 @@
               <w:rPr>
                 <w:sz w:val="17"/>
               </w:rPr>
-              <w:t>Environment parsing with defaults; MongoDB connection (pool 20, 10 s selection timeout); roles, permissions, order flow, stock thresholds</w:t>
+              <w:t xml:space="preserve">Environment parsing with </w:t>
+            </w:r>
+            <w:r>
+              <w:rPr>
+                <w:sz w:val="17"/>
+              </w:rPr>
+              <w:t>defaults; MongoDB connection (pool 20, 10 s selection timeout); roles, permissions, order flow, stock thresholds</w:t>
             </w:r>
           </w:p>
         </w:tc>
@@ -8895,13 +9026,7 @@
               <w:rPr>
                 <w:sz w:val="17"/>
               </w:rPr>
-              <w:t xml:space="preserve">controllers/category, product, banner, </w:t>
-            </w:r>
-            <w:r>
-              <w:rPr>
-                <w:sz w:val="17"/>
-              </w:rPr>
-              <w:t>coupon (public part)</w:t>
+              <w:t>controllers/category, product, banner, coupon (public part)</w:t>
             </w:r>
           </w:p>
         </w:tc>
@@ -8918,7 +9043,13 @@
               <w:rPr>
                 <w:sz w:val="17"/>
               </w:rPr>
-              <w:t>Category tree and counts, product query builder with facets, related products, reviews listing, banners, promotions, coupon validation</w:t>
+              <w:t>Category tree and counts, product query builder</w:t>
+            </w:r>
+            <w:r>
+              <w:rPr>
+                <w:sz w:val="17"/>
+              </w:rPr>
+              <w:t xml:space="preserve"> with facets, related products, reviews listing, banners, promotions, coupon validation</w:t>
             </w:r>
           </w:p>
         </w:tc>
@@ -9026,7 +9157,13 @@
               <w:rPr>
                 <w:sz w:val="17"/>
               </w:rPr>
-              <w:t>controllers/order, services/payment, utils/transaction, utils/ids</w:t>
+              <w:t xml:space="preserve">controllers/order, services/payment, utils/transaction, </w:t>
+            </w:r>
+            <w:r>
+              <w:rPr>
+                <w:sz w:val="17"/>
+              </w:rPr>
+              <w:t>utils/ids</w:t>
             </w:r>
           </w:p>
         </w:tc>
@@ -9097,13 +9234,7 @@
               <w:rPr>
                 <w:sz w:val="17"/>
               </w:rPr>
-              <w:t xml:space="preserve">Create/update/delete, verified purchase, helpful counter, rating </w:t>
-            </w:r>
-            <w:r>
-              <w:rPr>
-                <w:sz w:val="17"/>
-              </w:rPr>
-              <w:t>sync</w:t>
+              <w:t>Create/update/delete, verified purchase, helpful counter, rating sync</w:t>
             </w:r>
           </w:p>
         </w:tc>
@@ -9262,7 +9393,13 @@
               <w:rPr>
                 <w:sz w:val="17"/>
               </w:rPr>
-              <w:t>services/dinov3, services/visualSearch, models/ProductEmbedding</w:t>
+              <w:t xml:space="preserve">services/dinov3, services/visualSearch, </w:t>
+            </w:r>
+            <w:r>
+              <w:rPr>
+                <w:sz w:val="17"/>
+              </w:rPr>
+              <w:t>models/ProductEmbedding</w:t>
             </w:r>
           </w:p>
         </w:tc>
@@ -9333,13 +9470,7 @@
               <w:rPr>
                 <w:sz w:val="17"/>
               </w:rPr>
-              <w:t xml:space="preserve">Language detection, message catalogues, folding of translated </w:t>
-            </w:r>
-            <w:r>
-              <w:rPr>
-                <w:sz w:val="17"/>
-              </w:rPr>
-              <w:t>catalogue fields</w:t>
+              <w:t>Language detection, message catalogues, folding of translated catalogue fields</w:t>
             </w:r>
           </w:p>
         </w:tc>
@@ -9411,7 +9542,7 @@
       <w:pPr>
         <w:pStyle w:val="Heading2"/>
       </w:pPr>
-      <w:bookmarkStart w:id="19" w:name="_Toc241225817"/>
+      <w:bookmarkStart w:id="19" w:name="_Toc241230426"/>
       <w:r>
         <w:lastRenderedPageBreak/>
         <w:t>3.2  Authentication and session design</w:t>
@@ -9470,10 +9601,10 @@
         <w:jc w:val="center"/>
       </w:pPr>
       <w:r>
-        <w:t>Figure 4</w:t>
-      </w:r>
-      <w:r>
-        <w:t xml:space="preserve"> – Sign-in and transparent token refresh</w:t>
+        <w:t>Figure 4 – Sign-in and transparent token</w:t>
+      </w:r>
+      <w:r>
+        <w:t xml:space="preserve"> refresh</w:t>
       </w:r>
     </w:p>
     <w:p>
@@ -9531,10 +9662,10 @@
         <w:t>User.refreshTokens</w:t>
       </w:r>
       <w:r>
-        <w:t xml:space="preserve"> (hidden from queries)</w:t>
-      </w:r>
-      <w:r>
-        <w:t xml:space="preserve"> keeps the last 5 refresh tokens; reuse of a rotated token is rejected as revoked.</w:t>
+        <w:t xml:space="preserve"> (hidden from queries) keeps the last 5 refresh tokens</w:t>
+      </w:r>
+      <w:r>
+        <w:t>; reuse of a rotated token is rejected as revoked.</w:t>
       </w:r>
     </w:p>
     <w:p>
@@ -9592,10 +9723,10 @@
         <w:t xml:space="preserve">Revocation: </w:t>
       </w:r>
       <w:r>
-        <w:t>password change, staff role/permission change an</w:t>
-      </w:r>
-      <w:r>
-        <w:t xml:space="preserve">d deactivation clear all refresh tokens; </w:t>
+        <w:t>password change, staff role/permission change and deactivation clear all refresh</w:t>
+      </w:r>
+      <w:r>
+        <w:t xml:space="preserve"> tokens; </w:t>
       </w:r>
       <w:r>
         <w:rPr>
@@ -9620,19 +9751,19 @@
         <w:t xml:space="preserve">Clients: </w:t>
       </w:r>
       <w:r>
-        <w:t xml:space="preserve">web and admin use one shared in-flight refresh promise so concurrent 401s trigger a single refresh; Android serialises refresh with a lock inside </w:t>
-      </w:r>
-      <w:r>
-        <w:t>an OkHttp interceptor.</w:t>
+        <w:t>web and admin use one shared in-flight refresh promise so concurrent 401s trigger a single refresh; Android serialises refresh with a lock inside an OkHttp interceptor.</w:t>
       </w:r>
     </w:p>
     <w:p>
       <w:pPr>
         <w:pStyle w:val="Heading2"/>
       </w:pPr>
-      <w:bookmarkStart w:id="20" w:name="_Toc241225818"/>
-      <w:r>
-        <w:t>3.3  Pricing algorithm</w:t>
+      <w:bookmarkStart w:id="20" w:name="_Toc241230427"/>
+      <w:r>
+        <w:t>3.3  Pric</w:t>
+      </w:r>
+      <w:r>
+        <w:t>ing algorithm</w:t>
       </w:r>
       <w:bookmarkEnd w:id="20"/>
     </w:p>
@@ -9661,10 +9792,7 @@
         <w:t xml:space="preserve">1.  </w:t>
       </w:r>
       <w:r>
-        <w:t>unit price = product.price + variant.priceDelta; subtotal = r</w:t>
-      </w:r>
-      <w:r>
-        <w:t>ound2(Σ unit × quantity)</w:t>
+        <w:t>unit price = product.price + variant.priceDelta; subtotal = round2(Σ unit × quantity)</w:t>
       </w:r>
     </w:p>
     <w:p>
@@ -9679,7 +9807,10 @@
         <w:t xml:space="preserve">2.  </w:t>
       </w:r>
       <w:r>
-        <w:t>discount = min(coupon discount, subtotal); taxable = subtotal − discount</w:t>
+        <w:t>dis</w:t>
+      </w:r>
+      <w:r>
+        <w:t>count = min(coupon discount, subtotal); taxable = subtotal − discount</w:t>
       </w:r>
     </w:p>
     <w:p>
@@ -9705,10 +9836,7 @@
         <w:t>freeShipping</w:t>
       </w:r>
       <w:r>
-        <w:t xml:space="preserve">, or taxable ≥ FREE_SHIPPING_THRESHOLD (50), or taxable = 0; otherwise </w:t>
-      </w:r>
-      <w:r>
-        <w:t>SHIPPING_FLAT_RATE (9.99)</w:t>
+        <w:t>, or taxable ≥ FREE_SHIPPING_THRESHOLD (50), or taxable = 0; otherwise SHIPPING_FLAT_RATE (9.99)</w:t>
       </w:r>
     </w:p>
     <w:p>
@@ -9723,7 +9851,10 @@
         <w:t xml:space="preserve">4.  </w:t>
       </w:r>
       <w:r>
-        <w:t>tax = round2(taxable × TAX_RATE (0.10)) — shipping is not taxed</w:t>
+        <w:t xml:space="preserve">tax = </w:t>
+      </w:r>
+      <w:r>
+        <w:t>round2(taxable × TAX_RATE (0.10)) — shipping is not taxed</w:t>
       </w:r>
     </w:p>
     <w:p>
@@ -9744,17 +9875,17 @@
     <w:p>
       <w:r>
         <w:lastRenderedPageBreak/>
-        <w:t>Coupon discount: percent → subtotal × value / 100, fixed → value; capped by maxDiscount when &gt; 0; rounded to cents; c</w:t>
-      </w:r>
-      <w:r>
-        <w:t>apped at the subtotal. Example: subtotal 120.00 with WELCOME10 → discount 12.00, taxable 108.00, shipping 0, tax 10.80, total 118.80.</w:t>
+        <w:t>Coupon discount: percent → subtotal × value / 100, fixed → value; capped by maxDiscount when &gt; 0; rounded to cents; capped at the subtotal. Example: subt</w:t>
+      </w:r>
+      <w:r>
+        <w:t>otal 120.00 with WELCOME10 → discount 12.00, taxable 108.00, shipping 0, tax 10.80, total 118.80.</w:t>
       </w:r>
     </w:p>
     <w:p>
       <w:pPr>
         <w:pStyle w:val="Heading2"/>
       </w:pPr>
-      <w:bookmarkStart w:id="21" w:name="_Toc241225819"/>
+      <w:bookmarkStart w:id="21" w:name="_Toc241230428"/>
       <w:r>
         <w:t>3.4  Cart revalidation</w:t>
       </w:r>
@@ -9773,7 +9904,10 @@
         <w:t>buildCartPayload</w:t>
       </w:r>
       <w:r>
-        <w:t xml:space="preserve">, which (1) removes lines whose product is missing, inactive or out of stock, (2) clamps quantities to available stock, (3) refreshes </w:t>
+        <w:t>, which (1) removes lines whose product is missing, inactive or out of stock, (</w:t>
+      </w:r>
+      <w:r>
+        <w:t xml:space="preserve">2) clamps quantities to available stock, (3) refreshes </w:t>
       </w:r>
       <w:r>
         <w:rPr>
@@ -9784,10 +9918,7 @@
         <w:t>priceAtAdd</w:t>
       </w:r>
       <w:r>
-        <w:t xml:space="preserve"> from the current price, (4) re-checks the attached coupon and detaches it if no longer redeemable, and (5) retu</w:t>
-      </w:r>
-      <w:r>
-        <w:t xml:space="preserve">rns </w:t>
+        <w:t xml:space="preserve"> from the current price, (4) re-checks the attached coupon and detaches it if no longer redeemable, and (5) returns </w:t>
       </w:r>
       <w:r>
         <w:rPr>
@@ -9809,14 +9940,17 @@
         <w:t>notices</w:t>
       </w:r>
       <w:r>
-        <w:t xml:space="preserve"> are human-readable messages the clients show as toasts/snackbars, so the customer learns why the cart changed.</w:t>
+        <w:t xml:space="preserve"> are human-reada</w:t>
+      </w:r>
+      <w:r>
+        <w:t>ble messages the clients show as toasts/snackbars, so the customer learns why the cart changed.</w:t>
       </w:r>
     </w:p>
     <w:p>
       <w:pPr>
         <w:pStyle w:val="Heading2"/>
       </w:pPr>
-      <w:bookmarkStart w:id="22" w:name="_Toc241225820"/>
+      <w:bookmarkStart w:id="22" w:name="_Toc241230429"/>
       <w:r>
         <w:t>3.5  Checkout and transaction design</w:t>
       </w:r>
@@ -9884,7 +10018,13 @@
           <w:color w:val="0B532B"/>
           <w:sz w:val="19"/>
         </w:rPr>
-        <w:t>runInTransact</w:t>
+        <w:t>runInTransaction</w:t>
+      </w:r>
+      <w:r>
+        <w:t xml:space="preserve"> opens a MongoDB session. On a standalone server (error code 20 / IllegalOpe</w:t>
+      </w:r>
+      <w:r>
+        <w:t xml:space="preserve">ration) it logs one warning and re-runs the work without a session; stock that was already reserved is then rolled back by hand if a later step fails. The conditional update </w:t>
       </w:r>
       <w:r>
         <w:rPr>
@@ -9892,36 +10032,20 @@
           <w:color w:val="0B532B"/>
           <w:sz w:val="19"/>
         </w:rPr>
-        <w:t>ion</w:t>
-      </w:r>
-      <w:r>
-        <w:t xml:space="preserve"> opens a MongoDB session. On a standalone server (error code 20 / IllegalOperation) it logs one warning and re-runs the work without a session; stock that was already reserved is then rolled back by hand if a later step fails. The conditional update </w:t>
-      </w:r>
-      <w:r>
-        <w:rPr>
-          <w:rFonts w:ascii="Consolas" w:hAnsi="Consolas"/>
-          <w:color w:val="0B532B"/>
-          <w:sz w:val="19"/>
-        </w:rPr>
-        <w:t>upd</w:t>
-      </w:r>
-      <w:r>
-        <w:rPr>
-          <w:rFonts w:ascii="Consolas" w:hAnsi="Consolas"/>
-          <w:color w:val="0B532B"/>
-          <w:sz w:val="19"/>
-        </w:rPr>
-        <w:t>ateOne({_id, stock: {$gte: qty}}, {$inc: {stock: -qty, soldCount: qty}})</w:t>
-      </w:r>
-      <w:r>
-        <w:t xml:space="preserve"> is the concurrency guard: two customers buying the last unit cannot both succeed.</w:t>
+        <w:t>updateOne({_id, stock: {$gte: qty}}, {$inc: {stock: -qty, soldCount: qty}})</w:t>
+      </w:r>
+      <w:r>
+        <w:t xml:space="preserve"> is the</w:t>
+      </w:r>
+      <w:r>
+        <w:t xml:space="preserve"> concurrency guard: two customers buying the last unit cannot both succeed.</w:t>
       </w:r>
     </w:p>
     <w:p>
       <w:pPr>
         <w:pStyle w:val="Heading2"/>
       </w:pPr>
-      <w:bookmarkStart w:id="23" w:name="_Toc241225821"/>
+      <w:bookmarkStart w:id="23" w:name="_Toc241230430"/>
       <w:r>
         <w:lastRenderedPageBreak/>
         <w:t>3.6  Order life-cycle state machine</w:t>
@@ -9989,10 +10113,7 @@
         <w:keepNext/>
       </w:pPr>
       <w:r>
-        <w:t>Table 8 – Order transitio</w:t>
-      </w:r>
-      <w:r>
-        <w:t>ns</w:t>
+        <w:t>Table 8 – Order transitions</w:t>
       </w:r>
     </w:p>
     <w:tbl>
@@ -10170,7 +10291,13 @@
               <w:rPr>
                 <w:sz w:val="18"/>
               </w:rPr>
-              <w:t>Timeline “Order placed”; payment paid/unpaid; tracking no.; ETA +5 days</w:t>
+              <w:t xml:space="preserve">Timeline “Order </w:t>
+            </w:r>
+            <w:r>
+              <w:rPr>
+                <w:sz w:val="18"/>
+              </w:rPr>
+              <w:t>placed”; payment paid/unpaid; tracking no.; ETA +5 days</w:t>
             </w:r>
           </w:p>
         </w:tc>
@@ -10314,13 +10441,7 @@
               <w:rPr>
                 <w:sz w:val="18"/>
               </w:rPr>
-              <w:t xml:space="preserve">Stock restored; soldCount </w:t>
-            </w:r>
-            <w:r>
-              <w:rPr>
-                <w:sz w:val="18"/>
-              </w:rPr>
-              <w:t>reduced; refund if paid; cancelledAt, cancelReason</w:t>
+              <w:t>Stock restored; soldCount reduced; refund if paid; cancelledAt, cancelReason</w:t>
             </w:r>
           </w:p>
         </w:tc>
@@ -10553,7 +10674,7 @@
       <w:pPr>
         <w:pStyle w:val="Heading2"/>
       </w:pPr>
-      <w:bookmarkStart w:id="24" w:name="_Toc241225822"/>
+      <w:bookmarkStart w:id="24" w:name="_Toc241230431"/>
       <w:r>
         <w:t>3.7  Image-search design</w:t>
       </w:r>
@@ -10650,7 +10771,10 @@
         <w:t xml:space="preserve">Server runtime: </w:t>
       </w:r>
       <w:r>
-        <w:t>onnxruntime-node on CPU, graph optimisation “all”, thread count VISUAL_SEARCH_THREADS (0 = auto); loaded lazily once; inferences serialised by a promise queue.</w:t>
+        <w:t>onnxruntime-node on CPU, graph optimisation “all”, thread count VISUAL_SEAR</w:t>
+      </w:r>
+      <w:r>
+        <w:t>CH_THREADS (0 = auto); loaded lazily once; inferences serialised by a promise queue.</w:t>
       </w:r>
     </w:p>
     <w:p>
@@ -10664,10 +10788,10 @@
         <w:t xml:space="preserve">Preprocessing: </w:t>
       </w:r>
       <w:r>
-        <w:t>sharp: EXIF rotate → flatten on white → resize 224 × 224 (fill, l</w:t>
-      </w:r>
-      <w:r>
-        <w:t>inear) → sRGB → remove alpha → CHW float, /255, ImageNet mean/std from preprocessor_config.json.</w:t>
+        <w:t>sharp: EXIF rotate → flatten on white → resize 224 × 224 (fill, linear) → sRGB → remove alpha → CHW float, /255, ImageNet mean/std from preprocessor_config.</w:t>
+      </w:r>
+      <w:r>
+        <w:t>json.</w:t>
       </w:r>
     </w:p>
     <w:p>
@@ -10726,10 +10850,10 @@
         <w:t>ProductEmbedding</w:t>
       </w:r>
       <w:r>
-        <w:t xml:space="preserve"> document per prod</w:t>
-      </w:r>
-      <w:r>
-        <w:t>uct image and model (Float32 little-endian buffer, 1.5 KB). Product.visualIndex keeps status pending / indexed / partial / failed / no_images / unavailable.</w:t>
+        <w:t xml:space="preserve"> document per product image and model (Float32 little-endian buffer, 1.5 KB). Product.visualIndex keeps statu</w:t>
+      </w:r>
+      <w:r>
+        <w:t>s pending / indexed / partial / failed / no_images / unavailable.</w:t>
       </w:r>
     </w:p>
     <w:p>
@@ -10743,10 +10867,10 @@
         <w:t xml:space="preserve">Search: </w:t>
       </w:r>
       <w:r>
-        <w:t>vectors of active products are loaded into one Float32 matrix, rebuilt when a generation co</w:t>
-      </w:r>
-      <w:r>
-        <w:t>unter changes (index writes, deletes, activation toggles). Score = dot product; a product scores as its best image; keep ≥ minScore (0.25), sort, limit (default 24, 1–60).</w:t>
+        <w:t>vectors of active products are loaded into one Float32 matrix, rebuilt when a generation counter changes (index writes, deletes, activation toggles). Score = dot product; a product s</w:t>
+      </w:r>
+      <w:r>
+        <w:t>cores as its best image; keep ≥ minScore (0.25), sort, limit (default 24, 1–60).</w:t>
       </w:r>
     </w:p>
     <w:p>
@@ -10760,10 +10884,7 @@
         <w:t xml:space="preserve">Guide values: </w:t>
       </w:r>
       <w:r>
-        <w:t>same product in another photo ≥ 0.85; same kind of object ≈ 0.3; unrel</w:t>
-      </w:r>
-      <w:r>
-        <w:t>ated &lt; 0.1.</w:t>
+        <w:t>same product in another photo ≥ 0.85; same kind of object ≈ 0.3; unrelated &lt; 0.1.</w:t>
       </w:r>
     </w:p>
     <w:p>
@@ -10777,7 +10898,10 @@
         <w:t xml:space="preserve">Android: </w:t>
       </w:r>
       <w:r>
-        <w:t xml:space="preserve">same weights bundled in assets/model (stored uncompressed, copied to no-backup storage on first use), Bitmap preprocessing that matches the server to cosine ≈ 0.9998, vector sent to </w:t>
+        <w:t>same weights bundled in assets/model (stored uncompressed, copied to n</w:t>
+      </w:r>
+      <w:r>
+        <w:t xml:space="preserve">o-backup storage on first use), Bitmap preprocessing that matches the server to cosine ≈ 0.9998, vector sent to </w:t>
       </w:r>
       <w:r>
         <w:rPr>
@@ -10843,17 +10967,14 @@
         <w:jc w:val="center"/>
       </w:pPr>
       <w:r>
-        <w:t xml:space="preserve">Figure 8 – </w:t>
-      </w:r>
-      <w:r>
-        <w:t>Image search from Android with upload fallback</w:t>
+        <w:t>Figure 8 – Image search from Android with upload fallback</w:t>
       </w:r>
     </w:p>
     <w:p>
       <w:pPr>
         <w:pStyle w:val="Heading2"/>
       </w:pPr>
-      <w:bookmarkStart w:id="25" w:name="_Toc241225823"/>
+      <w:bookmarkStart w:id="25" w:name="_Toc241230432"/>
       <w:r>
         <w:t>3.8  Security design</w:t>
       </w:r>
@@ -10865,7 +10986,10 @@
         <w:keepNext/>
       </w:pPr>
       <w:r>
-        <w:t>Table 9 – Security controls</w:t>
+        <w:t xml:space="preserve">Table 9 – Security </w:t>
+      </w:r>
+      <w:r>
+        <w:t>controls</w:t>
       </w:r>
     </w:p>
     <w:tbl>
@@ -10971,13 +11095,7 @@
               <w:rPr>
                 <w:sz w:val="17"/>
               </w:rPr>
-              <w:t>bcrypt(10) password hashes; JWT access/refresh with separate secrets; refresh rotation; sessio</w:t>
-            </w:r>
-            <w:r>
-              <w:rPr>
-                <w:sz w:val="17"/>
-              </w:rPr>
-              <w:t>n cap 5</w:t>
+              <w:t>bcrypt(10) password hashes; JWT access/refresh with separate secrets; refresh rotation; session cap 5</w:t>
             </w:r>
           </w:p>
         </w:tc>
@@ -11211,7 +11329,13 @@
               <w:rPr>
                 <w:sz w:val="17"/>
               </w:rPr>
-              <w:t>helmet defaults (cross-origin resource policy relaxed for images); CORS whitelist from CORS_ORIGINS, localhost allowed outside production; HTTPS in release Android build</w:t>
+              <w:t xml:space="preserve">helmet </w:t>
+            </w:r>
+            <w:r>
+              <w:rPr>
+                <w:sz w:val="17"/>
+              </w:rPr>
+              <w:t>defaults (cross-origin resource policy relaxed for images); CORS whitelist from CORS_ORIGINS, localhost allowed outside production; HTTPS in release Android build</w:t>
             </w:r>
           </w:p>
         </w:tc>
@@ -11251,13 +11375,13 @@
               <w:rPr>
                 <w:sz w:val="17"/>
               </w:rPr>
-              <w:t xml:space="preserve">express-rate-limit in </w:t>
-            </w:r>
-            <w:r>
-              <w:rPr>
-                <w:sz w:val="17"/>
-              </w:rPr>
-              <w:t>production: api 1000/15 min, auth 30/15 min, write 60/min, image search 20/min</w:t>
+              <w:t>express-rate-limit in production: api 1000/15 min, auth 30</w:t>
+            </w:r>
+            <w:r>
+              <w:rPr>
+                <w:sz w:val="17"/>
+              </w:rPr>
+              <w:t>/15 min, write 60/min, image search 20/min</w:t>
             </w:r>
           </w:p>
         </w:tc>
@@ -11372,7 +11496,13 @@
                 <w:sz w:val="17"/>
               </w:rPr>
               <w:lastRenderedPageBreak/>
-              <w:t>Mobile (8.1)</w:t>
+              <w:t xml:space="preserve">Mobile </w:t>
+            </w:r>
+            <w:r>
+              <w:rPr>
+                <w:sz w:val="17"/>
+              </w:rPr>
+              <w:t>(8.1)</w:t>
             </w:r>
           </w:p>
         </w:tc>
@@ -11401,17 +11531,17 @@
     </w:p>
     <w:p>
       <w:r>
-        <w:t>Weaknesses found during the review</w:t>
-      </w:r>
-      <w:r>
-        <w:t xml:space="preserve"> are listed under Known issues (findings F-01, F-05 to F-08).</w:t>
+        <w:t xml:space="preserve">Weaknesses found during the review are listed under Known issues (findings F-01, F-05 to </w:t>
+      </w:r>
+      <w:r>
+        <w:t>F-08).</w:t>
       </w:r>
     </w:p>
     <w:p>
       <w:pPr>
         <w:pStyle w:val="Heading2"/>
       </w:pPr>
-      <w:bookmarkStart w:id="26" w:name="_Toc241225824"/>
+      <w:bookmarkStart w:id="26" w:name="_Toc241230433"/>
       <w:r>
         <w:t>3.9  Internationalisation design</w:t>
       </w:r>
@@ -11452,10 +11582,7 @@
         <w:t>X-Language</w:t>
       </w:r>
       <w:r>
-        <w:t xml:space="preserve"> → saved user langu</w:t>
-      </w:r>
-      <w:r>
-        <w:t xml:space="preserve">age → Accept-Language (q-ranked) → en. The API sets </w:t>
+        <w:t xml:space="preserve"> → saved user language → Accept-Language (q-ranked) → en. The API sets </w:t>
       </w:r>
       <w:r>
         <w:rPr>
@@ -11463,7 +11590,15 @@
           <w:color w:val="0B532B"/>
           <w:sz w:val="19"/>
         </w:rPr>
-        <w:t>Content-Language</w:t>
+        <w:t>Con</w:t>
+      </w:r>
+      <w:r>
+        <w:rPr>
+          <w:rFonts w:ascii="Consolas" w:hAnsi="Consolas"/>
+          <w:color w:val="0B532B"/>
+          <w:sz w:val="19"/>
+        </w:rPr>
+        <w:t>tent-Language</w:t>
       </w:r>
       <w:r>
         <w:t xml:space="preserve"> and </w:t>
@@ -11515,10 +11650,7 @@
         <w:pStyle w:val="ListBullet"/>
       </w:pPr>
       <w:r>
-        <w:t>Catalogue documents carr</w:t>
-      </w:r>
-      <w:r>
-        <w:t xml:space="preserve">y </w:t>
+        <w:t xml:space="preserve">Catalogue documents carry </w:t>
       </w:r>
       <w:r>
         <w:rPr>
@@ -11529,7 +11661,10 @@
         <w:t>translations.{en,zh,ja}</w:t>
       </w:r>
       <w:r>
-        <w:t xml:space="preserve"> for name, descriptions, titles and CTA texts. Storefront responses are folded to flat fields; admin routes receive the raw object for editing.</w:t>
+        <w:t xml:space="preserve"> for name, descriptions, title</w:t>
+      </w:r>
+      <w:r>
+        <w:t>s and CTA texts. Storefront responses are folded to flat fields; admin routes receive the raw object for editing.</w:t>
       </w:r>
     </w:p>
     <w:p>
@@ -11548,10 +11683,7 @@
         <w:t>?lang</w:t>
       </w:r>
       <w:r>
-        <w:t>, then localStorage, then the browser language; Android uses pe</w:t>
-      </w:r>
-      <w:r>
-        <w:t>r-app locales (AppCompatDelegate, locales_config.xml).</w:t>
+        <w:t>, then localStorage, then the browser language; Android uses per-app locales (AppCompatDelegate, locales_config.xml).</w:t>
       </w:r>
     </w:p>
     <w:p>
@@ -11566,7 +11698,7 @@
       <w:pPr>
         <w:pStyle w:val="Heading2"/>
       </w:pPr>
-      <w:bookmarkStart w:id="27" w:name="_Toc241225825"/>
+      <w:bookmarkStart w:id="27" w:name="_Toc241230434"/>
       <w:r>
         <w:t>3.10  Error handling and logging</w:t>
       </w:r>
@@ -11967,13 +12099,7 @@
               <w:rPr>
                 <w:sz w:val="17"/>
               </w:rPr>
-              <w:t xml:space="preserve">Inactive account, </w:t>
-            </w:r>
-            <w:r>
-              <w:rPr>
-                <w:sz w:val="17"/>
-              </w:rPr>
-              <w:t>wrong role, not owner</w:t>
+              <w:t>Inactive account, wrong role, not owner</w:t>
             </w:r>
           </w:p>
         </w:tc>
@@ -12029,7 +12155,13 @@
               <w:rPr>
                 <w:sz w:val="17"/>
               </w:rPr>
-              <w:t>Business rule (stock, coupon, transition)</w:t>
+              <w:t xml:space="preserve">Business rule </w:t>
+            </w:r>
+            <w:r>
+              <w:rPr>
+                <w:sz w:val="17"/>
+              </w:rPr>
+              <w:t>(stock, coupon, transition)</w:t>
             </w:r>
           </w:p>
         </w:tc>
@@ -12231,7 +12363,13 @@
               <w:rPr>
                 <w:sz w:val="17"/>
               </w:rPr>
-              <w:t>generic message; stack outside production</w:t>
+              <w:t>generic message; stack outside</w:t>
+            </w:r>
+            <w:r>
+              <w:rPr>
+                <w:sz w:val="17"/>
+              </w:rPr>
+              <w:t xml:space="preserve"> production</w:t>
             </w:r>
           </w:p>
         </w:tc>
@@ -12246,7 +12384,7 @@
       <w:pPr>
         <w:pStyle w:val="Heading2"/>
       </w:pPr>
-      <w:bookmarkStart w:id="28" w:name="_Toc241225826"/>
+      <w:bookmarkStart w:id="28" w:name="_Toc241230435"/>
       <w:r>
         <w:t>3.11  Web client design</w:t>
       </w:r>
@@ -12387,10 +12525,10 @@
         <w:t xml:space="preserve">Routing guard: </w:t>
       </w:r>
       <w:r>
-        <w:t>Protect</w:t>
-      </w:r>
-      <w:r>
-        <w:t xml:space="preserve">edRoute waits for auth bootstrap, then redirects to /login with </w:t>
+        <w:t xml:space="preserve">ProtectedRoute waits for auth bootstrap, then </w:t>
+      </w:r>
+      <w:r>
+        <w:t xml:space="preserve">redirects to /login with </w:t>
       </w:r>
       <w:r>
         <w:rPr>
@@ -12415,10 +12553,7 @@
         <w:t xml:space="preserve">State: </w:t>
       </w:r>
       <w:r>
-        <w:t>authStore (user, status), cartStore (server or guest cart, totals, notices), toastStore</w:t>
-      </w:r>
-      <w:r>
-        <w:t xml:space="preserve"> (3.2 s toasts).</w:t>
+        <w:t>authStore (user, status), cartStore (server or guest cart, totals, notices), toastStore (3.2 s toasts).</w:t>
       </w:r>
     </w:p>
     <w:p>
@@ -12429,7 +12564,13 @@
         <w:rPr>
           <w:b/>
         </w:rPr>
-        <w:t xml:space="preserve">Motion and accessibility: </w:t>
+        <w:t>Motion and accessibili</w:t>
+      </w:r>
+      <w:r>
+        <w:rPr>
+          <w:b/>
+        </w:rPr>
+        <w:t xml:space="preserve">ty: </w:t>
       </w:r>
       <w:r>
         <w:t>scroll-reveal and page-enter animations disabled under prefers-reduced-motion; forced-colors supported; toasts use aria-live=polite.</w:t>
@@ -12439,7 +12580,7 @@
       <w:pPr>
         <w:pStyle w:val="Heading2"/>
       </w:pPr>
-      <w:bookmarkStart w:id="29" w:name="_Toc241225827"/>
+      <w:bookmarkStart w:id="29" w:name="_Toc241230436"/>
       <w:r>
         <w:lastRenderedPageBreak/>
         <w:t>3.12  Android client design</w:t>
@@ -12465,10 +12606,7 @@
         <w:t>data.local</w:t>
       </w:r>
       <w:r>
-        <w:t xml:space="preserve"> (SessionManager, Dinov3Encoder)</w:t>
-      </w:r>
-      <w:r>
-        <w:t xml:space="preserve">, </w:t>
+        <w:t xml:space="preserve"> (SessionManager, Dinov3Encoder), </w:t>
       </w:r>
       <w:r>
         <w:rPr>
@@ -12548,7 +12686,10 @@
         <w:t>Repo.call()</w:t>
       </w:r>
       <w:r>
-        <w:t xml:space="preserve"> which enqueues Retrofit calls and unwraps the envelope into </w:t>
+        <w:t xml:space="preserve"> which enqueues Retrofit calls and unwr</w:t>
+      </w:r>
+      <w:r>
+        <w:t xml:space="preserve">aps the envelope into </w:t>
       </w:r>
       <w:r>
         <w:rPr>
@@ -12584,10 +12725,7 @@
         <w:t xml:space="preserve">Networking: </w:t>
       </w:r>
       <w:r>
-        <w:t xml:space="preserve">BuildConfig.API_BASE_URL (10.0.2.2 in debug, api.auramart.com in release); timeouts </w:t>
-      </w:r>
-      <w:r>
-        <w:t xml:space="preserve">20/30/30 s; </w:t>
+        <w:t xml:space="preserve">BuildConfig.API_BASE_URL (10.0.2.2 in debug, api.auramart.com in release); timeouts 20/30/30 s; </w:t>
       </w:r>
       <w:r>
         <w:rPr>
@@ -12598,7 +12736,10 @@
         <w:t>X-Language</w:t>
       </w:r>
       <w:r>
-        <w:t xml:space="preserve"> header; AuthInterceptor with synchronized refresh; image URLs pointing at localhost are rewritten to the API origin.</w:t>
+        <w:t xml:space="preserve"> header; AuthInte</w:t>
+      </w:r>
+      <w:r>
+        <w:t>rceptor with synchronized refresh; image URLs pointing at localhost are rewritten to the API origin.</w:t>
       </w:r>
     </w:p>
     <w:p>
@@ -12631,15 +12772,7 @@
           <w:color w:val="0B532B"/>
           <w:sz w:val="19"/>
         </w:rPr>
-        <w:t>SessionExpiredLis</w:t>
-      </w:r>
-      <w:r>
-        <w:rPr>
-          <w:rFonts w:ascii="Consolas" w:hAnsi="Consolas"/>
-          <w:color w:val="0B532B"/>
-          <w:sz w:val="19"/>
-        </w:rPr>
-        <w:t>tener</w:t>
+        <w:t>SessionExpiredListener</w:t>
       </w:r>
       <w:r>
         <w:t xml:space="preserve"> opens Login with a cleared task.</w:t>
@@ -12674,7 +12807,7 @@
       <w:pPr>
         <w:pStyle w:val="Heading2"/>
       </w:pPr>
-      <w:bookmarkStart w:id="30" w:name="_Toc241225828"/>
+      <w:bookmarkStart w:id="30" w:name="_Toc241230437"/>
       <w:r>
         <w:t>3.13  Product-area detection design</w:t>
       </w:r>
@@ -12682,13 +12815,13 @@
     </w:p>
     <w:p>
       <w:r>
-        <w:t>The feature adds one step in fr</w:t>
-      </w:r>
-      <w:r>
-        <w:t>ont of every embedding: find the product inside the photo, then embed only that rectangle. It deliberately uses no second model. DINOv3's own patch tokens already separate an object from its surroundings, so the detector is a short, deterministic algorithm</w:t>
-      </w:r>
-      <w:r>
-        <w:t xml:space="preserve"> over the output of one extra forward pass of the model that is already loaded.</w:t>
+        <w:t>The feature adds one step in front of every embedding: find the produc</w:t>
+      </w:r>
+      <w:r>
+        <w:t>t inside the photo, then embed only that rectangle. Since version 1.2 this takes two stages. Stage 1 decides which object is the product using DINOv3's own patch tokens (a short, deterministic algorithm over one extra forward pass of the model that is alre</w:t>
+      </w:r>
+      <w:r>
+        <w:t>ady loaded). Stage 2 extracts that object's region with the SAM2 segmentation model, so the box follows the object's real outline instead of 16-pixel patches.</w:t>
       </w:r>
     </w:p>
     <w:p>
@@ -12696,7 +12829,7 @@
         <w:pStyle w:val="Heading3"/>
       </w:pPr>
       <w:r>
-        <w:t>3.13.1  Algorithm</w:t>
+        <w:t>3.13.1  Stage 1 – which object (DINOv3)</w:t>
       </w:r>
     </w:p>
     <w:p>
@@ -12766,7 +12899,10 @@
         <w:t xml:space="preserve">1.  </w:t>
       </w:r>
       <w:r>
-        <w:t>Decode the photo upright (EXIF rotation), flatten transparency on white, cap the longest side at 1600 px.</w:t>
+        <w:t>Decode t</w:t>
+      </w:r>
+      <w:r>
+        <w:t>he photo upright (EXIF rotation), flatten transparency on white, cap the longest side at 1600 px.</w:t>
       </w:r>
     </w:p>
     <w:p>
@@ -12778,19 +12914,13 @@
         <w:rPr>
           <w:b/>
         </w:rPr>
-        <w:t xml:space="preserve">2. </w:t>
-      </w:r>
-      <w:r>
-        <w:rPr>
-          <w:b/>
-        </w:rPr>
-        <w:t xml:space="preserve"> </w:t>
-      </w:r>
-      <w:r>
-        <w:t xml:space="preserve">Resize, keeping the aspect ratio, so the longest side is about 448 px (320 px on Android) and both sides are multiples of 16; run DINOv3 and keep the gw × gh patch tokens (token 0 is CLS, tokens 1–4 are registers). DINOv3 uses rotary position embeddings, </w:t>
-      </w:r>
-      <w:r>
-        <w:t>so any such size is valid.</w:t>
+        <w:t xml:space="preserve">2.  </w:t>
+      </w:r>
+      <w:r>
+        <w:t>Resize, keeping the aspect ratio, so the longest side is about 448 px (320 px on Android) and both sides are multiples of 16; run DINOv3 and keep the gw ×</w:t>
+      </w:r>
+      <w:r>
+        <w:t xml:space="preserve"> gh patch tokens (token 0 is CLS, tokens 1–4 are registers). DINOv3 uses rotary position embeddings, so any such size is valid.</w:t>
       </w:r>
     </w:p>
     <w:p>
@@ -12805,7 +12935,10 @@
         <w:t xml:space="preserve">3.  </w:t>
       </w:r>
       <w:r>
-        <w:t>Feature cue: for every patch, the mean cosine similarity to its k most similar border patches (k = max(3, border/8)); the cue is its negative, scaled to 0–1 with the 2nd/98th percentiles.</w:t>
+        <w:t>Feature cue: for every patch, the mean cosine similarity to its k most similar border patches (k = max(3, border/8)); the cu</w:t>
+      </w:r>
+      <w:r>
+        <w:t>e is its negative, scaled to 0–1 with the 2nd/98th percentiles.</w:t>
       </w:r>
     </w:p>
     <w:p>
@@ -12820,10 +12953,7 @@
         <w:t xml:space="preserve">4.  </w:t>
       </w:r>
       <w:r>
-        <w:t xml:space="preserve">Colour cue: on a (gw·8) × (gh·8) </w:t>
-      </w:r>
-      <w:r>
-        <w:t>thumbnail, the mean RGB distance of each patch's pixels from the median colour of the outermost pixel ring, divided by 48 and clipped to 1.</w:t>
+        <w:t>Colour cue: on a (gw·8) × (gh·8) thumbnail, the mean RGB distance of each patch's pixels from the median colour of the outermost pixel ring, divided by 48 and clipped to 1.</w:t>
       </w:r>
     </w:p>
     <w:p>
@@ -12838,7 +12968,10 @@
         <w:t xml:space="preserve">5.  </w:t>
       </w:r>
       <w:r>
-        <w:t>Score = normalise(feature × (0.3 + 0.7 × colour)); threshold = max(Otsu over 64 bins, 0.55 × max score).</w:t>
+        <w:t>Score = nor</w:t>
+      </w:r>
+      <w:r>
+        <w:t>malise(feature × (0.3 + 0.7 × colour)); threshold = max(Otsu over 64 bins, 0.55 × max score).</w:t>
       </w:r>
     </w:p>
     <w:p>
@@ -12853,10 +12986,7 @@
         <w:t xml:space="preserve">6.  </w:t>
       </w:r>
       <w:r>
-        <w:t>4-c</w:t>
-      </w:r>
-      <w:r>
-        <w:t>onnected components of the thresholded mask; choose the component with the largest sum of score × (1 − 0.5 × distance from centre).</w:t>
+        <w:t>4-connected components of the thresholded mask; choose the component with the largest sum of score × (1 − 0.5 × distance from centre).</w:t>
       </w:r>
     </w:p>
     <w:p>
@@ -12872,10 +13002,10 @@
         <w:t xml:space="preserve">7.  </w:t>
       </w:r>
       <w:r>
-        <w:t>Its bounding box in patch units divided by (gw, gh) is the region. If it covers ≥ 92 % of the photo the result is marked</w:t>
-      </w:r>
-      <w:r>
-        <w:t xml:space="preserve"> found = false and the whole photo is embedded.</w:t>
+        <w:t>Its bounding box in</w:t>
+      </w:r>
+      <w:r>
+        <w:t xml:space="preserve"> patch units divided by (gw, gh) is the region. If it covers ≥ 92 % of the photo the result is marked found = false and the whole photo is embedded.</w:t>
       </w:r>
     </w:p>
     <w:p>
@@ -12939,7 +13069,10 @@
         <w:keepNext/>
       </w:pPr>
       <w:r>
-        <w:t>Table 11 – Detector parameters</w:t>
+        <w:t xml:space="preserve">Table 11 – </w:t>
+      </w:r>
+      <w:r>
+        <w:t>Detector parameters</w:t>
       </w:r>
     </w:p>
     <w:tbl>
@@ -13065,13 +13198,7 @@
               <w:rPr>
                 <w:sz w:val="17"/>
               </w:rPr>
-              <w:t xml:space="preserve">448 px server </w:t>
-            </w:r>
-            <w:r>
-              <w:rPr>
-                <w:sz w:val="17"/>
-              </w:rPr>
-              <w:t>(VISUAL_SEARCH_DETECT_SIDE), 320 px Android</w:t>
+              <w:t>448 px server (VISUAL_SEARCH_DETECT_SIDE), 320 px Android</w:t>
             </w:r>
           </w:p>
         </w:tc>
@@ -13349,7 +13476,13 @@
               <w:rPr>
                 <w:sz w:val="17"/>
               </w:rPr>
-              <w:t>dinov3-border-v1 (or 'none' when disabled)</w:t>
+              <w:t xml:space="preserve">dinov3-border-v1, or </w:t>
+            </w:r>
+            <w:r>
+              <w:rPr>
+                <w:sz w:val="17"/>
+              </w:rPr>
+              <w:t>dinov3-border-v1+sam2.1-hiera-tiny/vision_encoder_quantized.onnx with SAM2 ('none' when disabled)</w:t>
             </w:r>
           </w:p>
         </w:tc>
@@ -13367,6 +13500,123 @@
                 <w:sz w:val="17"/>
               </w:rPr>
               <w:t>DETECTOR_ID, visualSearch.detectorId()</w:t>
+            </w:r>
+          </w:p>
+        </w:tc>
+      </w:tr>
+      <w:tr>
+        <w:trPr>
+          <w:cantSplit/>
+          <w:jc w:val="center"/>
+        </w:trPr>
+        <w:tc>
+          <w:tcPr>
+            <w:tcW w:w="2494" w:type="dxa"/>
+          </w:tcPr>
+          <w:p>
+            <w:pPr>
+              <w:spacing w:after="0" w:line="240" w:lineRule="auto"/>
+            </w:pPr>
+            <w:r>
+              <w:rPr>
+                <w:sz w:val="17"/>
+              </w:rPr>
+              <w:t>SAM2 model</w:t>
+            </w:r>
+          </w:p>
+        </w:tc>
+        <w:tc>
+          <w:tcPr>
+            <w:tcW w:w="3515" w:type="dxa"/>
+          </w:tcPr>
+          <w:p>
+            <w:pPr>
+              <w:spacing w:after="0" w:line="240" w:lineRule="auto"/>
+            </w:pPr>
+            <w:r>
+              <w:rPr>
+                <w:sz w:val="17"/>
+              </w:rPr>
+              <w:t>ml/sam2.1-hiera-tiny: vision_encoder_quantized.onnx (int8, 52 MB) + prompt_encoder_mask_decoder.onnx (fp32,</w:t>
+            </w:r>
+            <w:r>
+              <w:rPr>
+                <w:sz w:val="17"/>
+              </w:rPr>
+              <w:t xml:space="preserve"> 21 MB)</w:t>
+            </w:r>
+          </w:p>
+        </w:tc>
+        <w:tc>
+          <w:tcPr>
+            <w:tcW w:w="3628" w:type="dxa"/>
+          </w:tcPr>
+          <w:p>
+            <w:pPr>
+              <w:spacing w:after="0" w:line="240" w:lineRule="auto"/>
+            </w:pPr>
+            <w:r>
+              <w:rPr>
+                <w:sz w:val="17"/>
+              </w:rPr>
+              <w:t>VISUAL_SEARCH_SAM2_DIR / _ENCODER / _DECODER</w:t>
+            </w:r>
+          </w:p>
+        </w:tc>
+      </w:tr>
+      <w:tr>
+        <w:trPr>
+          <w:cantSplit/>
+          <w:jc w:val="center"/>
+        </w:trPr>
+        <w:tc>
+          <w:tcPr>
+            <w:tcW w:w="2494" w:type="dxa"/>
+            <w:shd w:val="clear" w:color="auto" w:fill="F7FBF8"/>
+          </w:tcPr>
+          <w:p>
+            <w:pPr>
+              <w:spacing w:after="0" w:line="240" w:lineRule="auto"/>
+            </w:pPr>
+            <w:r>
+              <w:rPr>
+                <w:sz w:val="17"/>
+              </w:rPr>
+              <w:t>Mask speck filter</w:t>
+            </w:r>
+          </w:p>
+        </w:tc>
+        <w:tc>
+          <w:tcPr>
+            <w:tcW w:w="3515" w:type="dxa"/>
+            <w:shd w:val="clear" w:color="auto" w:fill="F7FBF8"/>
+          </w:tcPr>
+          <w:p>
+            <w:pPr>
+              <w:spacing w:after="0" w:line="240" w:lineRule="auto"/>
+            </w:pPr>
+            <w:r>
+              <w:rPr>
+                <w:sz w:val="17"/>
+              </w:rPr>
+              <w:t>parts &lt; 10 % of the largest part are ignored</w:t>
+            </w:r>
+          </w:p>
+        </w:tc>
+        <w:tc>
+          <w:tcPr>
+            <w:tcW w:w="3628" w:type="dxa"/>
+            <w:shd w:val="clear" w:color="auto" w:fill="F7FBF8"/>
+          </w:tcPr>
+          <w:p>
+            <w:pPr>
+              <w:spacing w:after="0" w:line="240" w:lineRule="auto"/>
+            </w:pPr>
+            <w:r>
+              <w:rPr>
+                <w:sz w:val="17"/>
+              </w:rPr>
+              <w:t>regionDetect.boxFromMask (MIN_MASK_PART)</w:t>
             </w:r>
           </w:p>
         </w:tc>
@@ -13379,13 +13629,13 @@
     </w:p>
     <w:p>
       <w:r>
-        <w:t xml:space="preserve">Why this design: training-free (no labelled data, no licence for a </w:t>
-      </w:r>
-      <w:r>
-        <w:t>detection model), no extra download (the 86 MB model already ships on server and phone), deterministic and identical across platforms, and fast (one extra pass). Its weakness is photos where the background is as varied as the product; there the user adjust</w:t>
-      </w:r>
-      <w:r>
-        <w:t>s the box (UC-25), which the evaluation in the Test Case Specification quantifies.</w:t>
+        <w:t xml:space="preserve">Why this stage: training-free (no labelled data, no licence for a detection model), no extra </w:t>
+      </w:r>
+      <w:r>
+        <w:t>download (the 86 MB model already ships on server and phone), deterministic and identical across platforms, and fast (one extra pass). Its box is quantised to patches, and on photos where the background is as varied as the product it can pick the wrong obj</w:t>
+      </w:r>
+      <w:r>
+        <w:t>ect; there the user adjusts the box (UC-25).</w:t>
       </w:r>
     </w:p>
     <w:p>
@@ -13393,7 +13643,213 @@
         <w:pStyle w:val="Heading3"/>
       </w:pPr>
       <w:r>
-        <w:t>3.13.2  Module changes</w:t>
+        <w:t>3.13.2  Stage 2 – its outline (SAM2)</w:t>
+      </w:r>
+    </w:p>
+    <w:p>
+      <w:r>
+        <w:t xml:space="preserve">SAM2 segments whatever it is prompted with but cannot tell which object is the product, while stage 1 can tell which object but not its exact edges. Combining them uses each </w:t>
+      </w:r>
+      <w:r>
+        <w:t>for what it does well.</w:t>
+      </w:r>
+    </w:p>
+    <w:p>
+      <w:pPr>
+        <w:keepNext/>
+        <w:jc w:val="center"/>
+      </w:pPr>
+      <w:r>
+        <w:rPr>
+          <w:noProof/>
+        </w:rPr>
+        <w:lastRenderedPageBreak/>
+        <w:drawing>
+          <wp:inline distT="0" distB="0" distL="0" distR="0">
+            <wp:extent cx="5940000" cy="2494800"/>
+            <wp:effectExtent l="0" t="0" r="0" b="0"/>
+            <wp:docPr id="11" name="Picture 11"/>
+            <wp:cNvGraphicFramePr>
+              <a:graphicFrameLocks xmlns:a="http://schemas.openxmlformats.org/drawingml/2006/main" noChangeAspect="1"/>
+            </wp:cNvGraphicFramePr>
+            <a:graphic xmlns:a="http://schemas.openxmlformats.org/drawingml/2006/main">
+              <a:graphicData uri="http://schemas.openxmlformats.org/drawingml/2006/picture">
+                <pic:pic xmlns:pic="http://schemas.openxmlformats.org/drawingml/2006/picture">
+                  <pic:nvPicPr>
+                    <pic:cNvPr id="0" name="sam2_pipeline.png"/>
+                    <pic:cNvPicPr/>
+                  </pic:nvPicPr>
+                  <pic:blipFill>
+                    <a:blip r:embed="rId18"/>
+                    <a:stretch>
+                      <a:fillRect/>
+                    </a:stretch>
+                  </pic:blipFill>
+                  <pic:spPr>
+                    <a:xfrm>
+                      <a:off x="0" y="0"/>
+                      <a:ext cx="5940000" cy="2494800"/>
+                    </a:xfrm>
+                    <a:prstGeom prst="rect">
+                      <a:avLst/>
+                    </a:prstGeom>
+                  </pic:spPr>
+                </pic:pic>
+              </a:graphicData>
+            </a:graphic>
+          </wp:inline>
+        </w:drawing>
+      </w:r>
+    </w:p>
+    <w:p>
+      <w:pPr>
+        <w:pStyle w:val="Caption"/>
+        <w:jc w:val="center"/>
+      </w:pPr>
+      <w:r>
+        <w:t>Figure 11 – Two-stage product-area extraction</w:t>
+      </w:r>
+    </w:p>
+    <w:p>
+      <w:pPr>
+        <w:spacing w:after="40"/>
+        <w:ind w:left="510" w:hanging="340"/>
+      </w:pPr>
+      <w:r>
+        <w:rPr>
+          <w:b/>
+        </w:rPr>
+        <w:t xml:space="preserve">1.  </w:t>
+      </w:r>
+      <w:r>
+        <w:t>Skip stage 2 when stage 1 found nothing (coverage ≥ 92 %) or SAM2 is not usable (files missing, VISUAL_SEARCH_SAM2=false, or it failed to load).</w:t>
+      </w:r>
+    </w:p>
+    <w:p>
+      <w:pPr>
+        <w:spacing w:after="40"/>
+        <w:ind w:left="510" w:hanging="340"/>
+      </w:pPr>
+      <w:r>
+        <w:rPr>
+          <w:b/>
+        </w:rPr>
+        <w:t xml:space="preserve">2.  </w:t>
+      </w:r>
+      <w:r>
+        <w:t>Stretch the decoded photo to 102</w:t>
+      </w:r>
+      <w:r>
+        <w:t>4 × 1024 (as the Hugging Face Sam2Processor does, so image fractions map directly), normalise with ImageNet mean/std and run the int8 image encoder: three feature maps (32×256², 64×128², 256×64²).</w:t>
+      </w:r>
+    </w:p>
+    <w:p>
+      <w:pPr>
+        <w:spacing w:after="40"/>
+        <w:ind w:left="510" w:hanging="340"/>
+      </w:pPr>
+      <w:r>
+        <w:rPr>
+          <w:b/>
+        </w:rPr>
+        <w:t xml:space="preserve">3.  </w:t>
+      </w:r>
+      <w:r>
+        <w:t>Run the prompt/mask decoder with the stage-1 box and it</w:t>
+      </w:r>
+      <w:r>
+        <w:t>s peak point (label 1) in 1024-pixel coordinates. It returns 3 candidate masks (256 × 256 logits) with a predicted IoU each and an object logit.</w:t>
+      </w:r>
+    </w:p>
+    <w:p>
+      <w:pPr>
+        <w:spacing w:after="40"/>
+        <w:ind w:left="510" w:hanging="340"/>
+      </w:pPr>
+      <w:r>
+        <w:rPr>
+          <w:b/>
+        </w:rPr>
+        <w:t xml:space="preserve">4.  </w:t>
+      </w:r>
+      <w:r>
+        <w:t>Object logit ≤ 0 → no object → keep the stage-1 box. Otherwise take the mask with the highest predicted IoU</w:t>
+      </w:r>
+      <w:r>
+        <w:t>, threshold at 0, label 4-connected parts and drop parts smaller than 10 % of the largest (specks); comparable parts such as a separated handle are kept.</w:t>
+      </w:r>
+    </w:p>
+    <w:p>
+      <w:pPr>
+        <w:spacing w:after="40"/>
+        <w:ind w:left="510" w:hanging="340"/>
+      </w:pPr>
+      <w:r>
+        <w:rPr>
+          <w:b/>
+        </w:rPr>
+        <w:t xml:space="preserve">5.  </w:t>
+      </w:r>
+      <w:r>
+        <w:t>The bounding box of the remaining pixels, in fractions, is the product area (method = sam2).</w:t>
+      </w:r>
+    </w:p>
+    <w:p>
+      <w:pPr>
+        <w:keepNext/>
+        <w:jc w:val="center"/>
+      </w:pPr>
+      <w:r>
+        <w:rPr>
+          <w:noProof/>
+        </w:rPr>
+        <w:drawing>
+          <wp:inline distT="0" distB="0" distL="0" distR="0">
+            <wp:extent cx="5940000" cy="1960200"/>
+            <wp:effectExtent l="0" t="0" r="0" b="0"/>
+            <wp:docPr id="12" name="Picture 12"/>
+            <wp:cNvGraphicFramePr>
+              <a:graphicFrameLocks xmlns:a="http://schemas.openxmlformats.org/drawingml/2006/main" noChangeAspect="1"/>
+            </wp:cNvGraphicFramePr>
+            <a:graphic xmlns:a="http://schemas.openxmlformats.org/drawingml/2006/main">
+              <a:graphicData uri="http://schemas.openxmlformats.org/drawingml/2006/picture">
+                <pic:pic xmlns:pic="http://schemas.openxmlformats.org/drawingml/2006/picture">
+                  <pic:nvPicPr>
+                    <pic:cNvPr id="0" name="sam2_example.png"/>
+                    <pic:cNvPicPr/>
+                  </pic:nvPicPr>
+                  <pic:blipFill>
+                    <a:blip r:embed="rId19"/>
+                    <a:stretch>
+                      <a:fillRect/>
+                    </a:stretch>
+                  </pic:blipFill>
+                  <pic:spPr>
+                    <a:xfrm>
+                      <a:off x="0" y="0"/>
+                      <a:ext cx="5940000" cy="1960200"/>
+                    </a:xfrm>
+                    <a:prstGeom prst="rect">
+                      <a:avLst/>
+                    </a:prstGeom>
+                  </pic:spPr>
+                </pic:pic>
+              </a:graphicData>
+            </a:graphic>
+          </wp:inline>
+        </w:drawing>
+      </w:r>
+    </w:p>
+    <w:p>
+      <w:pPr>
+        <w:pStyle w:val="Caption"/>
+        <w:jc w:val="center"/>
+      </w:pPr>
+      <w:r>
+        <w:t>Fig</w:t>
+      </w:r>
+      <w:r>
+        <w:t>ure 12 – Stage 1 box and point, SAM2 mask and final box on three test photos</w:t>
       </w:r>
     </w:p>
     <w:p>
@@ -13402,7 +13858,415 @@
         <w:keepNext/>
       </w:pPr>
       <w:r>
-        <w:t>Table 12 – Changed and new units</w:t>
+        <w:t>Table 12 – SAM2 design choices and their measured effect</w:t>
+      </w:r>
+    </w:p>
+    <w:tbl>
+      <w:tblPr>
+        <w:tblStyle w:val="TableGrid"/>
+        <w:tblW w:w="0" w:type="auto"/>
+        <w:jc w:val="center"/>
+        <w:tblBorders>
+          <w:top w:val="single" w:sz="4" w:space="0" w:color="C9D6CE"/>
+          <w:left w:val="single" w:sz="4" w:space="0" w:color="C9D6CE"/>
+          <w:bottom w:val="single" w:sz="4" w:space="0" w:color="C9D6CE"/>
+          <w:right w:val="single" w:sz="4" w:space="0" w:color="C9D6CE"/>
+          <w:insideH w:val="single" w:sz="4" w:space="0" w:color="C9D6CE"/>
+          <w:insideV w:val="single" w:sz="4" w:space="0" w:color="C9D6CE"/>
+        </w:tblBorders>
+        <w:tblLayout w:type="fixed"/>
+        <w:tblCellMar>
+          <w:top w:w="40" w:type="dxa"/>
+          <w:left w:w="80" w:type="dxa"/>
+          <w:bottom w:w="40" w:type="dxa"/>
+          <w:right w:w="80" w:type="dxa"/>
+        </w:tblCellMar>
+        <w:tblLook w:val="04A0" w:firstRow="1" w:lastRow="0" w:firstColumn="1" w:lastColumn="0" w:noHBand="0" w:noVBand="1"/>
+      </w:tblPr>
+      <w:tblGrid>
+        <w:gridCol w:w="1701"/>
+        <w:gridCol w:w="5896"/>
+        <w:gridCol w:w="2041"/>
+      </w:tblGrid>
+      <w:tr>
+        <w:trPr>
+          <w:tblHeader/>
+          <w:jc w:val="center"/>
+        </w:trPr>
+        <w:tc>
+          <w:tcPr>
+            <w:tcW w:w="1701" w:type="dxa"/>
+            <w:shd w:val="clear" w:color="auto" w:fill="E8F5EC"/>
+          </w:tcPr>
+          <w:p>
+            <w:pPr>
+              <w:spacing w:after="0"/>
+            </w:pPr>
+            <w:r>
+              <w:rPr>
+                <w:b/>
+                <w:color w:val="15803D"/>
+                <w:sz w:val="16"/>
+              </w:rPr>
+              <w:t>Choice</w:t>
+            </w:r>
+          </w:p>
+        </w:tc>
+        <w:tc>
+          <w:tcPr>
+            <w:tcW w:w="5896" w:type="dxa"/>
+            <w:shd w:val="clear" w:color="auto" w:fill="E8F5EC"/>
+          </w:tcPr>
+          <w:p>
+            <w:pPr>
+              <w:spacing w:after="0"/>
+            </w:pPr>
+            <w:r>
+              <w:rPr>
+                <w:b/>
+                <w:color w:val="15803D"/>
+                <w:sz w:val="16"/>
+              </w:rPr>
+              <w:t>Alternatives measured (mean IoU, 60 held-out photos)</w:t>
+            </w:r>
+          </w:p>
+        </w:tc>
+        <w:tc>
+          <w:tcPr>
+            <w:tcW w:w="2041" w:type="dxa"/>
+            <w:shd w:val="clear" w:color="auto" w:fill="E8F5EC"/>
+          </w:tcPr>
+          <w:p>
+            <w:pPr>
+              <w:spacing w:after="0"/>
+            </w:pPr>
+            <w:r>
+              <w:rPr>
+                <w:b/>
+                <w:color w:val="15803D"/>
+                <w:sz w:val="16"/>
+              </w:rPr>
+              <w:t>Decision</w:t>
+            </w:r>
+          </w:p>
+        </w:tc>
+      </w:tr>
+      <w:tr>
+        <w:trPr>
+          <w:cantSplit/>
+          <w:jc w:val="center"/>
+        </w:trPr>
+        <w:tc>
+          <w:tcPr>
+            <w:tcW w:w="1701" w:type="dxa"/>
+          </w:tcPr>
+          <w:p>
+            <w:pPr>
+              <w:spacing w:after="0" w:line="240" w:lineRule="auto"/>
+            </w:pPr>
+            <w:r>
+              <w:rPr>
+                <w:sz w:val="16"/>
+              </w:rPr>
+              <w:t>Prompt</w:t>
+            </w:r>
+          </w:p>
+        </w:tc>
+        <w:tc>
+          <w:tcPr>
+            <w:tcW w:w="5896" w:type="dxa"/>
+          </w:tcPr>
+          <w:p>
+            <w:pPr>
+              <w:spacing w:after="0" w:line="240" w:lineRule="auto"/>
+            </w:pPr>
+            <w:r>
+              <w:rPr>
+                <w:sz w:val="16"/>
+              </w:rPr>
+              <w:t xml:space="preserve">box 0.770 · point only 0.381 (best-scored </w:t>
+            </w:r>
+            <w:r>
+              <w:rPr>
+                <w:sz w:val="16"/>
+              </w:rPr>
+              <w:t>mask) or 0.635 (largest mask) · box + point 0.800 · box + point + 4 negative corner points 0.787</w:t>
+            </w:r>
+          </w:p>
+        </w:tc>
+        <w:tc>
+          <w:tcPr>
+            <w:tcW w:w="2041" w:type="dxa"/>
+          </w:tcPr>
+          <w:p>
+            <w:pPr>
+              <w:spacing w:after="0" w:line="240" w:lineRule="auto"/>
+            </w:pPr>
+            <w:r>
+              <w:rPr>
+                <w:sz w:val="16"/>
+              </w:rPr>
+              <w:t>box + point</w:t>
+            </w:r>
+          </w:p>
+        </w:tc>
+      </w:tr>
+      <w:tr>
+        <w:trPr>
+          <w:cantSplit/>
+          <w:jc w:val="center"/>
+        </w:trPr>
+        <w:tc>
+          <w:tcPr>
+            <w:tcW w:w="1701" w:type="dxa"/>
+            <w:shd w:val="clear" w:color="auto" w:fill="F7FBF8"/>
+          </w:tcPr>
+          <w:p>
+            <w:pPr>
+              <w:spacing w:after="0" w:line="240" w:lineRule="auto"/>
+            </w:pPr>
+            <w:r>
+              <w:rPr>
+                <w:sz w:val="16"/>
+              </w:rPr>
+              <w:t>Mask choice</w:t>
+            </w:r>
+          </w:p>
+        </w:tc>
+        <w:tc>
+          <w:tcPr>
+            <w:tcW w:w="5896" w:type="dxa"/>
+            <w:shd w:val="clear" w:color="auto" w:fill="F7FBF8"/>
+          </w:tcPr>
+          <w:p>
+            <w:pPr>
+              <w:spacing w:after="0" w:line="240" w:lineRule="auto"/>
+            </w:pPr>
+            <w:r>
+              <w:rPr>
+                <w:sz w:val="16"/>
+              </w:rPr>
+              <w:t>highest predicted IoU 0.800 · largest mask 0.786</w:t>
+            </w:r>
+          </w:p>
+        </w:tc>
+        <w:tc>
+          <w:tcPr>
+            <w:tcW w:w="2041" w:type="dxa"/>
+            <w:shd w:val="clear" w:color="auto" w:fill="F7FBF8"/>
+          </w:tcPr>
+          <w:p>
+            <w:pPr>
+              <w:spacing w:after="0" w:line="240" w:lineRule="auto"/>
+            </w:pPr>
+            <w:r>
+              <w:rPr>
+                <w:sz w:val="16"/>
+              </w:rPr>
+              <w:t>highest predicted IoU</w:t>
+            </w:r>
+          </w:p>
+        </w:tc>
+      </w:tr>
+      <w:tr>
+        <w:trPr>
+          <w:cantSplit/>
+          <w:jc w:val="center"/>
+        </w:trPr>
+        <w:tc>
+          <w:tcPr>
+            <w:tcW w:w="1701" w:type="dxa"/>
+          </w:tcPr>
+          <w:p>
+            <w:pPr>
+              <w:spacing w:after="0" w:line="240" w:lineRule="auto"/>
+            </w:pPr>
+            <w:r>
+              <w:rPr>
+                <w:sz w:val="16"/>
+              </w:rPr>
+              <w:t>Parts kept</w:t>
+            </w:r>
+          </w:p>
+        </w:tc>
+        <w:tc>
+          <w:tcPr>
+            <w:tcW w:w="5896" w:type="dxa"/>
+          </w:tcPr>
+          <w:p>
+            <w:pPr>
+              <w:spacing w:after="0" w:line="240" w:lineRule="auto"/>
+            </w:pPr>
+            <w:r>
+              <w:rPr>
+                <w:sz w:val="16"/>
+              </w:rPr>
+              <w:t xml:space="preserve">largest part only 0.790 · parts ≥ 10 % of largest </w:t>
+            </w:r>
+            <w:r>
+              <w:rPr>
+                <w:sz w:val="16"/>
+              </w:rPr>
+              <w:t>0.800 · part under the point 0.784</w:t>
+            </w:r>
+          </w:p>
+        </w:tc>
+        <w:tc>
+          <w:tcPr>
+            <w:tcW w:w="2041" w:type="dxa"/>
+          </w:tcPr>
+          <w:p>
+            <w:pPr>
+              <w:spacing w:after="0" w:line="240" w:lineRule="auto"/>
+            </w:pPr>
+            <w:r>
+              <w:rPr>
+                <w:sz w:val="16"/>
+              </w:rPr>
+              <w:t>parts ≥ 10 %</w:t>
+            </w:r>
+          </w:p>
+        </w:tc>
+      </w:tr>
+      <w:tr>
+        <w:trPr>
+          <w:cantSplit/>
+          <w:jc w:val="center"/>
+        </w:trPr>
+        <w:tc>
+          <w:tcPr>
+            <w:tcW w:w="1701" w:type="dxa"/>
+            <w:shd w:val="clear" w:color="auto" w:fill="F7FBF8"/>
+          </w:tcPr>
+          <w:p>
+            <w:pPr>
+              <w:spacing w:after="0" w:line="240" w:lineRule="auto"/>
+            </w:pPr>
+            <w:r>
+              <w:rPr>
+                <w:sz w:val="16"/>
+              </w:rPr>
+              <w:t>Prompt box enlarged</w:t>
+            </w:r>
+          </w:p>
+        </w:tc>
+        <w:tc>
+          <w:tcPr>
+            <w:tcW w:w="5896" w:type="dxa"/>
+            <w:shd w:val="clear" w:color="auto" w:fill="F7FBF8"/>
+          </w:tcPr>
+          <w:p>
+            <w:pPr>
+              <w:spacing w:after="0" w:line="240" w:lineRule="auto"/>
+            </w:pPr>
+            <w:r>
+              <w:rPr>
+                <w:sz w:val="16"/>
+              </w:rPr>
+              <w:t>0 % 0.800 · 5 % 0.779 · 10 % 0.773 · 20 % 0.690 (better on plain, worse on busy)</w:t>
+            </w:r>
+          </w:p>
+        </w:tc>
+        <w:tc>
+          <w:tcPr>
+            <w:tcW w:w="2041" w:type="dxa"/>
+            <w:shd w:val="clear" w:color="auto" w:fill="F7FBF8"/>
+          </w:tcPr>
+          <w:p>
+            <w:pPr>
+              <w:spacing w:after="0" w:line="240" w:lineRule="auto"/>
+            </w:pPr>
+            <w:r>
+              <w:rPr>
+                <w:sz w:val="16"/>
+              </w:rPr>
+              <w:t>not enlarged</w:t>
+            </w:r>
+          </w:p>
+        </w:tc>
+      </w:tr>
+      <w:tr>
+        <w:trPr>
+          <w:cantSplit/>
+          <w:jc w:val="center"/>
+        </w:trPr>
+        <w:tc>
+          <w:tcPr>
+            <w:tcW w:w="1701" w:type="dxa"/>
+          </w:tcPr>
+          <w:p>
+            <w:pPr>
+              <w:spacing w:after="0" w:line="240" w:lineRule="auto"/>
+            </w:pPr>
+            <w:r>
+              <w:rPr>
+                <w:sz w:val="16"/>
+              </w:rPr>
+              <w:t>Encoder precision</w:t>
+            </w:r>
+          </w:p>
+        </w:tc>
+        <w:tc>
+          <w:tcPr>
+            <w:tcW w:w="5896" w:type="dxa"/>
+          </w:tcPr>
+          <w:p>
+            <w:pPr>
+              <w:spacing w:after="0" w:line="240" w:lineRule="auto"/>
+            </w:pPr>
+            <w:r>
+              <w:rPr>
+                <w:sz w:val="16"/>
+              </w:rPr>
+              <w:t>fp32 (134 MB) 0.800, 1.94 s · int8 (52 MB) 0.805, 1.82 s</w:t>
+            </w:r>
+          </w:p>
+        </w:tc>
+        <w:tc>
+          <w:tcPr>
+            <w:tcW w:w="2041" w:type="dxa"/>
+          </w:tcPr>
+          <w:p>
+            <w:pPr>
+              <w:spacing w:after="0" w:line="240" w:lineRule="auto"/>
+            </w:pPr>
+            <w:r>
+              <w:rPr>
+                <w:sz w:val="16"/>
+              </w:rPr>
+              <w:t xml:space="preserve">int8 – fits in </w:t>
+            </w:r>
+            <w:r>
+              <w:rPr>
+                <w:sz w:val="16"/>
+              </w:rPr>
+              <w:t>git (&lt; 100 MB per file)</w:t>
+            </w:r>
+          </w:p>
+        </w:tc>
+      </w:tr>
+    </w:tbl>
+    <w:p>
+      <w:pPr>
+        <w:spacing w:after="0"/>
+      </w:pPr>
+    </w:p>
+    <w:p>
+      <w:pPr>
+        <w:pStyle w:val="Heading3"/>
+      </w:pPr>
+      <w:r>
+        <w:lastRenderedPageBreak/>
+        <w:t>3.13.3  Module changes</w:t>
+      </w:r>
+    </w:p>
+    <w:p>
+      <w:pPr>
+        <w:pStyle w:val="Caption"/>
+        <w:keepNext/>
+      </w:pPr>
+      <w:r>
+        <w:t>Table 13 – Changed and new units</w:t>
       </w:r>
     </w:p>
     <w:tbl>
@@ -13508,7 +14372,7 @@
               <w:rPr>
                 <w:sz w:val="16"/>
               </w:rPr>
-              <w:t>Pure functions detectRegion, sanitizeBox, sameBox; DETECTOR_ID</w:t>
+              <w:t>Pure functions detectRegion (1.2: also returns the peak point), boxFromMask (1.2), sanitizeBox, sameBox; DETECTOR_ID</w:t>
             </w:r>
           </w:p>
         </w:tc>
@@ -13531,7 +14395,7 @@
               <w:rPr>
                 <w:sz w:val="16"/>
               </w:rPr>
-              <w:t>services/dinov3.service.js</w:t>
+              <w:t>services/sam2.service.js (new, 1.2)</w:t>
             </w:r>
           </w:p>
         </w:tc>
@@ -13548,7 +14412,7 @@
               <w:rPr>
                 <w:sz w:val="16"/>
               </w:rPr>
-              <w:t>decode() once per image; embed(image, box) crops before the 224 × 224 resize; patchGrid(image, longSide, ppp) returns patch tokens + RGB thumbnail; reads patch size and register count from config.json</w:t>
+              <w:t>Loads the SAM2 encoder and decoder lazily (onnxruntime-node, CPU); segment(image, {box, point}) → box of the best mask or null; usable(); status(). A load failure is logged once and SAM2 is then skipped until restart</w:t>
             </w:r>
           </w:p>
         </w:tc>
@@ -13570,7 +14434,7 @@
               <w:rPr>
                 <w:sz w:val="16"/>
               </w:rPr>
-              <w:t>services/visualSearch.service.js</w:t>
+              <w:t>scripts/fetch-model.js (1.2)</w:t>
             </w:r>
           </w:p>
         </w:tc>
@@ -13586,13 +14450,7 @@
               <w:rPr>
                 <w:sz w:val="16"/>
               </w:rPr>
-              <w:t>search() returns {hits, region}; accepts box or detect=false; indexProduct() embeds each image's manual region or auto-detects and stores it; detectForImage(src) for the admin panel; needsIndexFilter includes a detector-ver</w:t>
-            </w:r>
-            <w:r>
-              <w:rPr>
-                <w:sz w:val="16"/>
-              </w:rPr>
-              <w:t>sion change</w:t>
+              <w:t>--sam2 (npm run model:sam2) downloads the SAM2 files and verifies their SHA-256; LICENSE (Apache-2.0) from facebookresearch/sam2</w:t>
             </w:r>
           </w:p>
         </w:tc>
@@ -13615,7 +14473,7 @@
               <w:rPr>
                 <w:sz w:val="16"/>
               </w:rPr>
-              <w:t>controllers/product.controller.js</w:t>
+              <w:t>services/dinov3.service.js</w:t>
             </w:r>
           </w:p>
         </w:tc>
@@ -13632,7 +14490,13 @@
               <w:rPr>
                 <w:sz w:val="16"/>
               </w:rPr>
-              <w:t>Parses box/detect from the multipart body; returns region; sanitises imageRegions on create/update and re-indexes when manual regions change</w:t>
+              <w:t xml:space="preserve">decode() once per image; embed(image, box) crops before the 224 × 224 </w:t>
+            </w:r>
+            <w:r>
+              <w:rPr>
+                <w:sz w:val="16"/>
+              </w:rPr>
+              <w:t>resize; patchGrid(image, longSide, ppp) returns patch tokens + RGB thumbnail; reads patch size and register count from config.json</w:t>
             </w:r>
           </w:p>
         </w:tc>
@@ -13654,7 +14518,7 @@
               <w:rPr>
                 <w:sz w:val="16"/>
               </w:rPr>
-              <w:t>controllers/visualSearch.controller.js, routes/admin.routes.js</w:t>
+              <w:t>services/visualSearch.service.js</w:t>
             </w:r>
           </w:p>
         </w:tc>
@@ -13670,13 +14534,13 @@
               <w:rPr>
                 <w:sz w:val="16"/>
               </w:rPr>
-              <w:t>POST</w:t>
-            </w:r>
-            <w:r>
-              <w:rPr>
-                <w:sz w:val="16"/>
-              </w:rPr>
-              <w:t xml:space="preserve"> /admin/visual-search/detect</w:t>
+              <w:t xml:space="preserve">search() returns {hits, region}; accepts box or detect=false; indexProduct() embeds each </w:t>
+            </w:r>
+            <w:r>
+              <w:rPr>
+                <w:sz w:val="16"/>
+              </w:rPr>
+              <w:t>image's manual region or auto-detects and stores it; detectForImage(src) for the admin panel; needsIndexFilter includes a detector-version change. 1.2: locate() runs stage 2; warmUp() loads SAM2 before choosing what to re-index; status adds segmenter</w:t>
             </w:r>
           </w:p>
         </w:tc>
@@ -13699,7 +14563,13 @@
               <w:rPr>
                 <w:sz w:val="16"/>
               </w:rPr>
-              <w:t>models/Product.js, ProductEmbedding.js</w:t>
+              <w:t>cont</w:t>
+            </w:r>
+            <w:r>
+              <w:rPr>
+                <w:sz w:val="16"/>
+              </w:rPr>
+              <w:t>rollers/product.controller.js</w:t>
             </w:r>
           </w:p>
         </w:tc>
@@ -13716,7 +14586,7 @@
               <w:rPr>
                 <w:sz w:val="16"/>
               </w:rPr>
-              <w:t>imageRegions[]; visualIndex.detector; embedding region, regionAuto, detector</w:t>
+              <w:t>Parses box/detect from the multipart body; returns region; sanitises imageRegions on create/update and re-indexes when manual regions change</w:t>
             </w:r>
           </w:p>
         </w:tc>
@@ -13738,7 +14608,7 @@
               <w:rPr>
                 <w:sz w:val="16"/>
               </w:rPr>
-              <w:t>frontend: RegionSelector.jsx (new), VisualSearch.jsx, api/index.js, global.css, i18n</w:t>
+              <w:t>controllers/visualSearch.controller.js, routes/admin.routes.js</w:t>
             </w:r>
           </w:p>
         </w:tc>
@@ -13754,13 +14624,13 @@
               <w:rPr>
                 <w:sz w:val="16"/>
               </w:rPr>
-              <w:t>Green-box editor, re-sea</w:t>
-            </w:r>
-            <w:r>
-              <w:rPr>
-                <w:sz w:val="16"/>
-              </w:rPr>
-              <w:t>rch on change, reset / whole-photo actions, messages in en/zh/ja</w:t>
+              <w:t>POST /admin/visual-se</w:t>
+            </w:r>
+            <w:r>
+              <w:rPr>
+                <w:sz w:val="16"/>
+              </w:rPr>
+              <w:t>arch/detect</w:t>
             </w:r>
           </w:p>
         </w:tc>
@@ -13783,8 +14653,7 @@
               <w:rPr>
                 <w:sz w:val="16"/>
               </w:rPr>
-              <w:lastRenderedPageBreak/>
-              <w:t>admin-panel: RegionSelector.jsx (copy), ProductsPage.jsx (RegionPanel), api, admin.css, i18n</w:t>
+              <w:t>models/Product.js, ProductEmbedding.js</w:t>
             </w:r>
           </w:p>
         </w:tc>
@@ -13801,7 +14670,7 @@
               <w:rPr>
                 <w:sz w:val="16"/>
               </w:rPr>
-              <w:t>Detect on upload, boxes on thumbnails, inline editor, imageRegions in the save payload</w:t>
+              <w:t>imageRegions[]; visualIndex.detector; embedding region, regionAuto, detector</w:t>
             </w:r>
           </w:p>
         </w:tc>
@@ -13823,6 +14692,90 @@
               <w:rPr>
                 <w:sz w:val="16"/>
               </w:rPr>
+              <w:t>frontend: RegionSelector.jsx (new), VisualSearch.jsx, api/index.js, global.css, i18n</w:t>
+            </w:r>
+          </w:p>
+        </w:tc>
+        <w:tc>
+          <w:tcPr>
+            <w:tcW w:w="6463" w:type="dxa"/>
+          </w:tcPr>
+          <w:p>
+            <w:pPr>
+              <w:spacing w:after="0" w:line="240" w:lineRule="auto"/>
+            </w:pPr>
+            <w:r>
+              <w:rPr>
+                <w:sz w:val="16"/>
+              </w:rPr>
+              <w:t xml:space="preserve">Green-box editor, re-search on change, </w:t>
+            </w:r>
+            <w:r>
+              <w:rPr>
+                <w:sz w:val="16"/>
+              </w:rPr>
+              <w:t>reset / whole-photo actions, messages in en/zh/ja</w:t>
+            </w:r>
+          </w:p>
+        </w:tc>
+      </w:tr>
+      <w:tr>
+        <w:trPr>
+          <w:cantSplit/>
+          <w:jc w:val="center"/>
+        </w:trPr>
+        <w:tc>
+          <w:tcPr>
+            <w:tcW w:w="3175" w:type="dxa"/>
+            <w:shd w:val="clear" w:color="auto" w:fill="F7FBF8"/>
+          </w:tcPr>
+          <w:p>
+            <w:pPr>
+              <w:spacing w:after="0" w:line="240" w:lineRule="auto"/>
+            </w:pPr>
+            <w:r>
+              <w:rPr>
+                <w:sz w:val="16"/>
+              </w:rPr>
+              <w:t>admin-panel: RegionSelector.jsx (copy), ProductsPage.jsx (RegionPanel), api, admin.css, i18n</w:t>
+            </w:r>
+          </w:p>
+        </w:tc>
+        <w:tc>
+          <w:tcPr>
+            <w:tcW w:w="6463" w:type="dxa"/>
+            <w:shd w:val="clear" w:color="auto" w:fill="F7FBF8"/>
+          </w:tcPr>
+          <w:p>
+            <w:pPr>
+              <w:spacing w:after="0" w:line="240" w:lineRule="auto"/>
+            </w:pPr>
+            <w:r>
+              <w:rPr>
+                <w:sz w:val="16"/>
+              </w:rPr>
+              <w:t>Detect on upload, boxes on thumbnails, inline editor, imageRegions in the save payload</w:t>
+            </w:r>
+          </w:p>
+        </w:tc>
+      </w:tr>
+      <w:tr>
+        <w:trPr>
+          <w:cantSplit/>
+          <w:jc w:val="center"/>
+        </w:trPr>
+        <w:tc>
+          <w:tcPr>
+            <w:tcW w:w="3175" w:type="dxa"/>
+          </w:tcPr>
+          <w:p>
+            <w:pPr>
+              <w:spacing w:after="0" w:line="240" w:lineRule="auto"/>
+            </w:pPr>
+            <w:r>
+              <w:rPr>
+                <w:sz w:val="16"/>
+              </w:rPr>
               <w:t xml:space="preserve">android: </w:t>
             </w:r>
             <w:r>
@@ -13851,7 +14804,7 @@
               <w:rPr>
                 <w:sz w:val="16"/>
               </w:rPr>
-              <w:t>p and re-search on change, upload fallback with box</w:t>
+              <w:t>p and re-search on change, upload fallback with box. 1.2: reads status.segmenter; with SAM2 on the server, new photos are uploaded and the server's box is drawn</w:t>
             </w:r>
           </w:p>
         </w:tc>
@@ -13867,7 +14820,8 @@
         <w:pStyle w:val="Heading3"/>
       </w:pPr>
       <w:r>
-        <w:t>3.13.3  Behaviour</w:t>
+        <w:lastRenderedPageBreak/>
+        <w:t>3.13.4  Behaviour</w:t>
       </w:r>
     </w:p>
     <w:p>
@@ -13883,7 +14837,7 @@
           <wp:inline distT="0" distB="0" distL="0" distR="0">
             <wp:extent cx="5760000" cy="3872914"/>
             <wp:effectExtent l="0" t="0" r="0" b="0"/>
-            <wp:docPr id="11" name="Picture 11"/>
+            <wp:docPr id="13" name="Picture 13"/>
             <wp:cNvGraphicFramePr>
               <a:graphicFrameLocks xmlns:a="http://schemas.openxmlformats.org/drawingml/2006/main" noChangeAspect="1"/>
             </wp:cNvGraphicFramePr>
@@ -13895,7 +14849,7 @@
                     <pic:cNvPicPr/>
                   </pic:nvPicPr>
                   <pic:blipFill>
-                    <a:blip r:embed="rId18"/>
+                    <a:blip r:embed="rId20"/>
                     <a:stretch>
                       <a:fillRect/>
                     </a:stretch>
@@ -13922,7 +14876,7 @@
         <w:jc w:val="center"/>
       </w:pPr>
       <w:r>
-        <w:t>Figure 11 – Search with automatic detection, then with the user's box</w:t>
+        <w:t>Figure 13 – Search with automatic detection, then with the user's box</w:t>
       </w:r>
     </w:p>
     <w:p>
@@ -13934,12 +14888,11 @@
         <w:rPr>
           <w:noProof/>
         </w:rPr>
-        <w:lastRenderedPageBreak/>
         <w:drawing>
           <wp:inline distT="0" distB="0" distL="0" distR="0">
             <wp:extent cx="5580000" cy="3705120"/>
             <wp:effectExtent l="0" t="0" r="0" b="0"/>
-            <wp:docPr id="12" name="Picture 12"/>
+            <wp:docPr id="14" name="Picture 14"/>
             <wp:cNvGraphicFramePr>
               <a:graphicFrameLocks xmlns:a="http://schemas.openxmlformats.org/drawingml/2006/main" noChangeAspect="1"/>
             </wp:cNvGraphicFramePr>
@@ -13951,7 +14904,7 @@
                     <pic:cNvPicPr/>
                   </pic:nvPicPr>
                   <pic:blipFill>
-                    <a:blip r:embed="rId19"/>
+                    <a:blip r:embed="rId21"/>
                     <a:stretch>
                       <a:fillRect/>
                     </a:stretch>
@@ -13978,7 +14931,7 @@
         <w:jc w:val="center"/>
       </w:pPr>
       <w:r>
-        <w:t>Figure 12 – Registration of product images with product areas</w:t>
+        <w:t>Figure 14 – Registration of product images with product areas</w:t>
       </w:r>
     </w:p>
     <w:p>
@@ -13990,11 +14943,12 @@
         <w:rPr>
           <w:noProof/>
         </w:rPr>
+        <w:lastRenderedPageBreak/>
         <w:drawing>
           <wp:inline distT="0" distB="0" distL="0" distR="0">
             <wp:extent cx="5940000" cy="2138400"/>
             <wp:effectExtent l="0" t="0" r="0" b="0"/>
-            <wp:docPr id="13" name="Picture 13"/>
+            <wp:docPr id="15" name="Picture 15"/>
             <wp:cNvGraphicFramePr>
               <a:graphicFrameLocks xmlns:a="http://schemas.openxmlformats.org/drawingml/2006/main" noChangeAspect="1"/>
             </wp:cNvGraphicFramePr>
@@ -14006,7 +14960,7 @@
                     <pic:cNvPicPr/>
                   </pic:nvPicPr>
                   <pic:blipFill>
-                    <a:blip r:embed="rId20"/>
+                    <a:blip r:embed="rId22"/>
                     <a:stretch>
                       <a:fillRect/>
                     </a:stretch>
@@ -14033,10 +14987,7 @@
         <w:jc w:val="center"/>
       </w:pPr>
       <w:r>
-        <w:t xml:space="preserve">Figure 13 – States of the search area in the </w:t>
-      </w:r>
-      <w:r>
-        <w:t>clients</w:t>
+        <w:t>Figure 15 – States of the search area in the clients</w:t>
       </w:r>
     </w:p>
     <w:p>
@@ -14044,7 +14995,7 @@
         <w:pStyle w:val="Heading3"/>
       </w:pPr>
       <w:r>
-        <w:t>3.13.4  Data and interface changes</w:t>
+        <w:t>3.13.5  Data and interface changes</w:t>
       </w:r>
     </w:p>
     <w:p>
@@ -14053,7 +15004,7 @@
         <w:keepNext/>
       </w:pPr>
       <w:r>
-        <w:t>Table 13 – Data and interface changes</w:t>
+        <w:t>Table 14 – Data and interface changes</w:t>
       </w:r>
     </w:p>
     <w:tbl>
@@ -14159,13 +15110,13 @@
               <w:rPr>
                 <w:sz w:val="16"/>
               </w:rPr>
-              <w:t>{image: String, x, y, w, h: Number 0–1, auto: Boolean (default true)} — one per image; manual entries (auto = false) come from st</w:t>
-            </w:r>
-            <w:r>
-              <w:rPr>
-                <w:sz w:val="16"/>
-              </w:rPr>
-              <w:t>aff</w:t>
+              <w:t xml:space="preserve">{image: String, x, </w:t>
+            </w:r>
+            <w:r>
+              <w:rPr>
+                <w:sz w:val="16"/>
+              </w:rPr>
+              <w:t>y, w, h: Number 0–1, auto: Boolean (default true)} — one per image; manual entries (auto = false) come from staff</w:t>
             </w:r>
           </w:p>
         </w:tc>
@@ -14243,13 +15194,13 @@
               <w:rPr>
                 <w:sz w:val="16"/>
               </w:rPr>
-              <w:t xml:space="preserve">Area that was embedded; whether the detector chose it; detector id. A vector is current when (manual: same box) or (auto: same </w:t>
-            </w:r>
-            <w:r>
-              <w:rPr>
-                <w:sz w:val="16"/>
-              </w:rPr>
-              <w:t>detector)</w:t>
+              <w:t xml:space="preserve">Area that was </w:t>
+            </w:r>
+            <w:r>
+              <w:rPr>
+                <w:sz w:val="16"/>
+              </w:rPr>
+              <w:t>embedded; whether the detector chose it; detector id. A vector is current when (manual: same box) or (auto: same detector)</w:t>
             </w:r>
           </w:p>
         </w:tc>
@@ -14289,7 +15240,13 @@
               <w:rPr>
                 <w:sz w:val="16"/>
               </w:rPr>
-              <w:t>New optional multipart fields: box (JSON {x,y,w,h}), detect ('false' = whole photo). Response adds region {x, y, w, h, auto, found}</w:t>
+              <w:t xml:space="preserve">New optional multipart fields: box (JSON {x,y,w,h}), detect ('false' = whole photo). Response adds </w:t>
+            </w:r>
+            <w:r>
+              <w:rPr>
+                <w:sz w:val="16"/>
+              </w:rPr>
+              <w:t>region {x, y, w, h, auto, found, method (1.2: sam2 | dinov3 | manual)}</w:t>
             </w:r>
           </w:p>
         </w:tc>
@@ -14311,7 +15268,7 @@
               <w:rPr>
                 <w:sz w:val="16"/>
               </w:rPr>
-              <w:t>POST /admin/visual-search/detect</w:t>
+              <w:t>GET /products/visual-search/status</w:t>
             </w:r>
           </w:p>
         </w:tc>
@@ -14327,13 +15284,7 @@
               <w:rPr>
                 <w:sz w:val="16"/>
               </w:rPr>
-              <w:t>Body {image: url of a stored image} → {x, y, w, h,</w:t>
-            </w:r>
-            <w:r>
-              <w:rPr>
-                <w:sz w:val="16"/>
-              </w:rPr>
-              <w:t xml:space="preserve"> coverage, found, auto: true, detector, width, height}</w:t>
+              <w:t>1.2: adds segmenter (SAM2 model id, or null)</w:t>
             </w:r>
           </w:p>
         </w:tc>
@@ -14356,7 +15307,7 @@
               <w:rPr>
                 <w:sz w:val="16"/>
               </w:rPr>
-              <w:t>PATCH/POST /admin/products</w:t>
+              <w:t>POST /admin/visual-search/detect</w:t>
             </w:r>
           </w:p>
         </w:tc>
@@ -14373,7 +15324,13 @@
               <w:rPr>
                 <w:sz w:val="16"/>
               </w:rPr>
-              <w:t>Accepts imageRegions; entries for images the product does not have are dropped; a region counts as manual unless it is sent with auto: true</w:t>
+              <w:t>Body {image: url of a stored image} → {x, y, w, h, coverage, found, au</w:t>
+            </w:r>
+            <w:r>
+              <w:rPr>
+                <w:sz w:val="16"/>
+              </w:rPr>
+              <w:t>to: true, detector, width, height}</w:t>
             </w:r>
           </w:p>
         </w:tc>
@@ -14395,7 +15352,7 @@
               <w:rPr>
                 <w:sz w:val="16"/>
               </w:rPr>
-              <w:t>GET /admin/visual-search/status</w:t>
+              <w:t>PATCH/POST /admin/products</w:t>
             </w:r>
           </w:p>
         </w:tc>
@@ -14411,7 +15368,7 @@
               <w:rPr>
                 <w:sz w:val="16"/>
               </w:rPr>
-              <w:t>Adds detector</w:t>
+              <w:t>Accepts imageRegions; entries for images the product does not have are dropped; a region counts as manual unless it is sent with auto: true</w:t>
             </w:r>
           </w:p>
         </w:tc>
@@ -14434,8 +15391,7 @@
               <w:rPr>
                 <w:sz w:val="16"/>
               </w:rPr>
-              <w:lastRenderedPageBreak/>
-              <w:t>Error</w:t>
+              <w:t>GET /admin/visual-search/status</w:t>
             </w:r>
           </w:p>
         </w:tc>
@@ -14452,7 +15408,7 @@
               <w:rPr>
                 <w:sz w:val="16"/>
               </w:rPr>
-              <w:t>400 error.visualBoxInvalid (en/zh/ja) for a malformed box</w:t>
+              <w:t>Adds detector</w:t>
             </w:r>
           </w:p>
         </w:tc>
@@ -14474,6 +15430,45 @@
               <w:rPr>
                 <w:sz w:val="16"/>
               </w:rPr>
+              <w:t>Error</w:t>
+            </w:r>
+          </w:p>
+        </w:tc>
+        <w:tc>
+          <w:tcPr>
+            <w:tcW w:w="6690" w:type="dxa"/>
+          </w:tcPr>
+          <w:p>
+            <w:pPr>
+              <w:spacing w:after="0" w:line="240" w:lineRule="auto"/>
+            </w:pPr>
+            <w:r>
+              <w:rPr>
+                <w:sz w:val="16"/>
+              </w:rPr>
+              <w:t>400 error.visualBoxInvalid (en/zh/ja) for a malformed box</w:t>
+            </w:r>
+          </w:p>
+        </w:tc>
+      </w:tr>
+      <w:tr>
+        <w:trPr>
+          <w:cantSplit/>
+          <w:jc w:val="center"/>
+        </w:trPr>
+        <w:tc>
+          <w:tcPr>
+            <w:tcW w:w="2948" w:type="dxa"/>
+            <w:shd w:val="clear" w:color="auto" w:fill="F7FBF8"/>
+          </w:tcPr>
+          <w:p>
+            <w:pPr>
+              <w:spacing w:after="0" w:line="240" w:lineRule="auto"/>
+            </w:pPr>
+            <w:r>
+              <w:rPr>
+                <w:sz w:val="16"/>
+              </w:rPr>
               <w:t>Configuration</w:t>
             </w:r>
           </w:p>
@@ -14481,16 +15476,17 @@
         <w:tc>
           <w:tcPr>
             <w:tcW w:w="6690" w:type="dxa"/>
-          </w:tcPr>
-          <w:p>
-            <w:pPr>
-              <w:spacing w:after="0" w:line="240" w:lineRule="auto"/>
-            </w:pPr>
-            <w:r>
-              <w:rPr>
-                <w:sz w:val="16"/>
-              </w:rPr>
-              <w:t>VISUAL_SEARCH_DETECT=true, VISUAL_SEARCH_DETECT_SIDE=448</w:t>
+            <w:shd w:val="clear" w:color="auto" w:fill="F7FBF8"/>
+          </w:tcPr>
+          <w:p>
+            <w:pPr>
+              <w:spacing w:after="0" w:line="240" w:lineRule="auto"/>
+            </w:pPr>
+            <w:r>
+              <w:rPr>
+                <w:sz w:val="16"/>
+              </w:rPr>
+              <w:t>VISUAL_SEARCH_DETECT=true, VISUAL_SEARCH_DETECT_SIDE=448; 1.2: VISUAL_SEARCH_SAM2=true, VISUAL_SEARCH_SAM2_DIR, VISUAL_SEARCH_SAM2_ENCODER, VISUAL_SEARCH_SAM2_DECODER</w:t>
             </w:r>
           </w:p>
         </w:tc>
@@ -14506,18 +15502,18 @@
         <w:pStyle w:val="Heading3"/>
       </w:pPr>
       <w:r>
-        <w:t>3.13.5  Coordinate convention</w:t>
+        <w:t xml:space="preserve">3.13.6  </w:t>
+      </w:r>
+      <w:r>
+        <w:t>Coordinate convention</w:t>
       </w:r>
     </w:p>
     <w:p>
       <w:r>
-        <w:t xml:space="preserve">All rectangles are fractions of the upright image: browsers and Android </w:t>
-      </w:r>
-      <w:r>
-        <w:t>display photos EXIF-rotated, and the server rotates before decoding, so one rectangle means the same pixels everywhere. The web frame shrinks to the rendered photo (width: fit-content), so CSS percentages equal image fractions; the Android view computes th</w:t>
-      </w:r>
-      <w:r>
-        <w:t>e fit-centre rectangle of the bitmap and maps touches through it.</w:t>
+        <w:t>All rectangles are fractions of the upright image: browsers and Android display photos EXIF-rotated, and the server rotates before decoding, so one rectangle means the same pixels everywhere. The web frame shrinks to the rendered phot</w:t>
+      </w:r>
+      <w:r>
+        <w:t>o (width: fit-content), so CSS percentages equal image fractions; the Android view computes the fit-centre rectangle of the bitmap and maps touches through it.</w:t>
       </w:r>
     </w:p>
     <w:p>
@@ -14529,7 +15525,7 @@
       <w:pPr>
         <w:pStyle w:val="Heading1"/>
       </w:pPr>
-      <w:bookmarkStart w:id="31" w:name="_Toc241225829"/>
+      <w:bookmarkStart w:id="31" w:name="_Toc241230438"/>
       <w:r>
         <w:lastRenderedPageBreak/>
         <w:t>4  Data design</w:t>
@@ -14540,7 +15536,7 @@
       <w:pPr>
         <w:pStyle w:val="Heading2"/>
       </w:pPr>
-      <w:bookmarkStart w:id="32" w:name="_Toc241225830"/>
+      <w:bookmarkStart w:id="32" w:name="_Toc241230439"/>
       <w:r>
         <w:t>4.1  Logical data model</w:t>
       </w:r>
@@ -14559,7 +15555,7 @@
           <wp:inline distT="0" distB="0" distL="0" distR="0">
             <wp:extent cx="5940000" cy="3920400"/>
             <wp:effectExtent l="0" t="0" r="0" b="0"/>
-            <wp:docPr id="14" name="Picture 14"/>
+            <wp:docPr id="16" name="Picture 16"/>
             <wp:cNvGraphicFramePr>
               <a:graphicFrameLocks xmlns:a="http://schemas.openxmlformats.org/drawingml/2006/main" noChangeAspect="1"/>
             </wp:cNvGraphicFramePr>
@@ -14571,7 +15567,7 @@
                     <pic:cNvPicPr/>
                   </pic:nvPicPr>
                   <pic:blipFill>
-                    <a:blip r:embed="rId21"/>
+                    <a:blip r:embed="rId23"/>
                     <a:stretch>
                       <a:fillRect/>
                     </a:stretch>
@@ -14598,7 +15594,10 @@
         <w:jc w:val="center"/>
       </w:pPr>
       <w:r>
-        <w:t>Figure 14 – Entity-relationship diagram (MongoDB collections)</w:t>
+        <w:t xml:space="preserve">Figure 16 – Entity-relationship diagram (MongoDB </w:t>
+      </w:r>
+      <w:r>
+        <w:t>collections)</w:t>
       </w:r>
     </w:p>
     <w:p>
@@ -14625,17 +15624,14 @@
         <w:t>updatedAt</w:t>
       </w:r>
       <w:r>
-        <w:t xml:space="preserve"> (Mongoose timestamps). Embedded documen</w:t>
-      </w:r>
-      <w:r>
-        <w:t>ts (addresses, cart items, order items, timeline) are used where the child has no life of its own.</w:t>
+        <w:t xml:space="preserve"> (Mongoose timestamps). Embedded documents (addresses, cart items, order items, timeline) are used where the child has no life of its own.</w:t>
       </w:r>
     </w:p>
     <w:p>
       <w:pPr>
         <w:pStyle w:val="Heading2"/>
       </w:pPr>
-      <w:bookmarkStart w:id="33" w:name="_Toc241225831"/>
+      <w:bookmarkStart w:id="33" w:name="_Toc241230440"/>
       <w:r>
         <w:t>4.2  Collection specifications</w:t>
       </w:r>
@@ -14734,7 +15730,15 @@
                 <w:color w:val="15803D"/>
                 <w:sz w:val="17"/>
               </w:rPr>
-              <w:t>Constraints / notes</w:t>
+              <w:t>Cons</w:t>
+            </w:r>
+            <w:r>
+              <w:rPr>
+                <w:b/>
+                <w:color w:val="15803D"/>
+                <w:sz w:val="17"/>
+              </w:rPr>
+              <w:t>traints / notes</w:t>
             </w:r>
           </w:p>
         </w:tc>
@@ -15010,7 +16014,13 @@
               <w:rPr>
                 <w:sz w:val="17"/>
               </w:rPr>
-              <w:t>products, orders, customers, reviews, content, reports, settings</w:t>
+              <w:t xml:space="preserve">products, orders, </w:t>
+            </w:r>
+            <w:r>
+              <w:rPr>
+                <w:sz w:val="17"/>
+              </w:rPr>
+              <w:t>customers, reviews, content, reports, settings</w:t>
             </w:r>
           </w:p>
         </w:tc>
@@ -15321,13 +16331,7 @@
               <w:rPr>
                 <w:sz w:val="17"/>
               </w:rPr>
-              <w:t xml:space="preserve">Date / </w:t>
-            </w:r>
-            <w:r>
-              <w:rPr>
-                <w:sz w:val="17"/>
-              </w:rPr>
-              <w:t>String</w:t>
+              <w:t>Date / String</w:t>
             </w:r>
           </w:p>
         </w:tc>
@@ -15496,7 +16500,13 @@
               <w:rPr>
                 <w:sz w:val="17"/>
               </w:rPr>
-              <w:t>name ≤ 160; slug = slugify(name)+id suffix, unique; sku unique (default SKU-xxxxxxxx)</w:t>
+              <w:t xml:space="preserve">name ≤ 160; slug = slugify(name)+id suffix, unique; sku unique </w:t>
+            </w:r>
+            <w:r>
+              <w:rPr>
+                <w:sz w:val="17"/>
+              </w:rPr>
+              <w:t>(default SKU-xxxxxxxx)</w:t>
             </w:r>
           </w:p>
         </w:tc>
@@ -15607,13 +16617,7 @@
               <w:rPr>
                 <w:sz w:val="17"/>
               </w:rPr>
-              <w:t xml:space="preserve">≥ 0; </w:t>
-            </w:r>
-            <w:r>
-              <w:rPr>
-                <w:sz w:val="17"/>
-              </w:rPr>
-              <w:t>price indexed</w:t>
+              <w:t>≥ 0; price indexed</w:t>
             </w:r>
           </w:p>
         </w:tc>
@@ -15781,7 +16785,13 @@
               <w:rPr>
                 <w:sz w:val="17"/>
               </w:rPr>
-              <w:t>name*, value*, hex, priceDelta, stock</w:t>
+              <w:t xml:space="preserve">name*, value*, hex, </w:t>
+            </w:r>
+            <w:r>
+              <w:rPr>
+                <w:sz w:val="17"/>
+              </w:rPr>
+              <w:t>priceDelta, stock</w:t>
             </w:r>
           </w:p>
         </w:tc>
@@ -16114,13 +17124,7 @@
               <w:rPr>
                 <w:sz w:val="17"/>
               </w:rPr>
-              <w:t xml:space="preserve">status, </w:t>
-            </w:r>
-            <w:r>
-              <w:rPr>
-                <w:sz w:val="17"/>
-              </w:rPr>
-              <w:t>model, vectors, error, indexedAt</w:t>
+              <w:t>status, model, vectors, error, indexedAt</w:t>
             </w:r>
           </w:p>
         </w:tc>
@@ -16318,7 +17322,13 @@
               <w:rPr>
                 <w:sz w:val="17"/>
               </w:rPr>
-              <w:t>ObjectId → users</w:t>
+              <w:t>ObjectId</w:t>
+            </w:r>
+            <w:r>
+              <w:rPr>
+                <w:sz w:val="17"/>
+              </w:rPr>
+              <w:t xml:space="preserve"> → users</w:t>
             </w:r>
           </w:p>
         </w:tc>
@@ -16446,13 +17456,7 @@
               <w:rPr>
                 <w:sz w:val="17"/>
               </w:rPr>
-              <w:t xml:space="preserve">product, name, image, sku, price, </w:t>
-            </w:r>
-            <w:r>
-              <w:rPr>
-                <w:sz w:val="17"/>
-              </w:rPr>
-              <w:t>quantity ≥ 1, variant, subtotal</w:t>
+              <w:t>product, name, image, sku, price, quantity ≥ 1, variant, subtotal</w:t>
             </w:r>
           </w:p>
         </w:tc>
@@ -16563,7 +17567,13 @@
               <w:rPr>
                 <w:sz w:val="17"/>
               </w:rPr>
-              <w:t>method card|paypal|applepay|cod; status unpaid|paid|failed|refunded; transactionId; cardLast4; paidAt</w:t>
+              <w:t xml:space="preserve">method </w:t>
+            </w:r>
+            <w:r>
+              <w:rPr>
+                <w:sz w:val="17"/>
+              </w:rPr>
+              <w:t>card|paypal|applepay|cod; status unpaid|paid|failed|refunded; transactionId; cardLast4; paidAt</w:t>
             </w:r>
           </w:p>
         </w:tc>
@@ -16696,7 +17706,13 @@
               <w:rPr>
                 <w:sz w:val="17"/>
               </w:rPr>
-              <w:t>trackingNumber, carrier, estimatedDelivery</w:t>
+              <w:t xml:space="preserve">trackingNumber, </w:t>
+            </w:r>
+            <w:r>
+              <w:rPr>
+                <w:sz w:val="17"/>
+              </w:rPr>
+              <w:t>carrier, estimatedDelivery</w:t>
             </w:r>
           </w:p>
         </w:tc>
@@ -16751,13 +17767,7 @@
               <w:rPr>
                 <w:sz w:val="17"/>
               </w:rPr>
-              <w:t>deliveredAt, cancelledAt, cancelReason, couponCode,</w:t>
-            </w:r>
-            <w:r>
-              <w:rPr>
-                <w:sz w:val="17"/>
-              </w:rPr>
-              <w:t xml:space="preserve"> notes</w:t>
+              <w:t>deliveredAt, cancelledAt, cancelReason, couponCode, notes</w:t>
             </w:r>
           </w:p>
         </w:tc>
@@ -16907,7 +17917,13 @@
               <w:rPr>
                 <w:sz w:val="17"/>
               </w:rPr>
-              <w:t>name ≤ 60, slug (unique), parent → categories, order, isActive, icon, image, translations</w:t>
+              <w:t xml:space="preserve">name ≤ 60, slug (unique), parent → categories, </w:t>
+            </w:r>
+            <w:r>
+              <w:rPr>
+                <w:sz w:val="17"/>
+              </w:rPr>
+              <w:t>order, isActive, icon, image, translations</w:t>
             </w:r>
           </w:p>
         </w:tc>
@@ -16947,13 +17963,7 @@
               <w:rPr>
                 <w:sz w:val="17"/>
               </w:rPr>
-              <w:t xml:space="preserve">user (unique), items[{product, quantity, variant, priceAtAdd}], coupon </w:t>
-            </w:r>
-            <w:r>
-              <w:rPr>
-                <w:sz w:val="17"/>
-              </w:rPr>
-              <w:t>{code, discountType, discountValue}</w:t>
+              <w:t>user (unique), items[{product, quantity, variant, priceAtAdd}], coupon {code, discountType, discountValue}</w:t>
             </w:r>
           </w:p>
         </w:tc>
@@ -16991,7 +18001,13 @@
               <w:rPr>
                 <w:sz w:val="17"/>
               </w:rPr>
-              <w:t>product, user, order?, rating 1–5, title ≤ 120, comment ≤ 2000, isApproved, isVerifiedPurchase, helpfulCount; unique (product, user)</w:t>
+              <w:t xml:space="preserve">product, user, order?, rating 1–5, title ≤ 120, comment ≤ 2000, isApproved, </w:t>
+            </w:r>
+            <w:r>
+              <w:rPr>
+                <w:sz w:val="17"/>
+              </w:rPr>
+              <w:t>isVerifiedPurchase, helpfulCount; unique (product, user)</w:t>
             </w:r>
           </w:p>
         </w:tc>
@@ -17031,13 +18047,7 @@
               <w:rPr>
                 <w:sz w:val="17"/>
               </w:rPr>
-              <w:t>code (unique, upper case), discountType percent|fixed, discountValue,</w:t>
-            </w:r>
-            <w:r>
-              <w:rPr>
-                <w:sz w:val="17"/>
-              </w:rPr>
-              <w:t xml:space="preserve"> minPurchase, maxDiscount, usageLimit, usedCount, startsAt, expiresAt, isActive</w:t>
+              <w:t>code (unique, upper case), discountType percent|fixed, discountValue, minPurchase, maxDiscount, usageLimit, usedCount, startsAt, expiresAt, isActive</w:t>
             </w:r>
           </w:p>
         </w:tc>
@@ -17075,7 +18085,13 @@
               <w:rPr>
                 <w:sz w:val="17"/>
               </w:rPr>
-              <w:t>title, subtitle, image, ctaText, ctaLink, placement hero|promo|mobile, order, isActive, translations</w:t>
+              <w:t>title, subtitle, image, ctaText,</w:t>
+            </w:r>
+            <w:r>
+              <w:rPr>
+                <w:sz w:val="17"/>
+              </w:rPr>
+              <w:t xml:space="preserve"> ctaLink, placement hero|promo|mobile, order, isActive, translations</w:t>
             </w:r>
           </w:p>
         </w:tc>
@@ -17115,13 +18131,7 @@
               <w:rPr>
                 <w:sz w:val="17"/>
               </w:rPr>
-              <w:t xml:space="preserve">product, image, model, dim, vector (Buffer); </w:t>
-            </w:r>
-            <w:r>
-              <w:rPr>
-                <w:sz w:val="17"/>
-              </w:rPr>
-              <w:t>unique (product, image, model)</w:t>
+              <w:t>product, image, model, dim, vector (Buffer); unique (product, image, model)</w:t>
             </w:r>
           </w:p>
         </w:tc>
@@ -17136,7 +18146,7 @@
       <w:pPr>
         <w:pStyle w:val="Heading2"/>
       </w:pPr>
-      <w:bookmarkStart w:id="34" w:name="_Toc241225832"/>
+      <w:bookmarkStart w:id="34" w:name="_Toc241230441"/>
       <w:r>
         <w:lastRenderedPageBreak/>
         <w:t>4.3  Indexes and integrity rules</w:t>
@@ -17148,7 +18158,10 @@
         <w:pStyle w:val="ListBullet"/>
       </w:pPr>
       <w:r>
-        <w:t>Unique: users.email, products.slug, products.sku, categories.slug, orders.orderNumber, carts.user, coupons.code, reviews(product,user), productembeddings(product,image,model).</w:t>
+        <w:t xml:space="preserve">Unique: users.email, products.slug, products.sku, </w:t>
+      </w:r>
+      <w:r>
+        <w:t>categories.slug, orders.orderNumber, carts.user, coupons.code, reviews(product,user), productembeddings(product,image,model).</w:t>
       </w:r>
     </w:p>
     <w:p>
@@ -17156,10 +18169,13 @@
         <w:pStyle w:val="ListBullet"/>
       </w:pPr>
       <w:r>
-        <w:t>Query indexes:</w:t>
-      </w:r>
-      <w:r>
-        <w:t xml:space="preserve"> products text(name, description, brand, tags), products(category, price), products(createdAt −1), orders(createdAt −1), orders(user, createdAt −1), plus single-field indexes on flags and counters.</w:t>
+        <w:t xml:space="preserve">Query indexes: products text(name, description, brand, tags), products(category, price), products(createdAt −1), orders(createdAt </w:t>
+      </w:r>
+      <w:r>
+        <w:t>−</w:t>
+      </w:r>
+      <w:r>
+        <w:t>1), orders(user, createdAt −1), plus single-field indexes on flags and counters.</w:t>
       </w:r>
     </w:p>
     <w:p>
@@ -17167,10 +18183,7 @@
         <w:pStyle w:val="ListBullet"/>
       </w:pPr>
       <w:r>
-        <w:t>Referential integrity is enforced by the application: dele</w:t>
-      </w:r>
-      <w:r>
-        <w:t>ting a product deletes its reviews and embeddings; deleting a category is refused while products or children exist.</w:t>
+        <w:t>Referential integrity is enforced by the application: deleting a product deletes its reviews and embeddings; deleting a category is refused while products or children exist.</w:t>
       </w:r>
     </w:p>
     <w:p>
@@ -17185,7 +18198,7 @@
       <w:pPr>
         <w:pStyle w:val="Heading2"/>
       </w:pPr>
-      <w:bookmarkStart w:id="35" w:name="_Toc241225833"/>
+      <w:bookmarkStart w:id="35" w:name="_Toc241230442"/>
       <w:r>
         <w:t>4.4  Data retention and seed data</w:t>
       </w:r>
@@ -17193,10 +18206,7 @@
     </w:p>
     <w:p>
       <w:r>
-        <w:t xml:space="preserve">No automatic </w:t>
-      </w:r>
-      <w:r>
-        <w:t xml:space="preserve">retention or purge exists at the baseline. </w:t>
+        <w:t xml:space="preserve">No automatic retention or purge exists at the baseline. </w:t>
       </w:r>
       <w:r>
         <w:rPr>
@@ -17207,10 +18217,10 @@
         <w:t>npm run seed</w:t>
       </w:r>
       <w:r>
-        <w:t xml:space="preserve"> wipes all collections and creates 9 categories, 16 products (every 4th in REM), 8 users (1 super admin, 1 manager, 6 customers), 90 orders spread over 6 months, reviews and the coupons WELCOME10, SAVE</w:t>
-      </w:r>
-      <w:r>
-        <w:t>20 and MEGA50, then indexes all product images.</w:t>
+        <w:t xml:space="preserve"> wipes all collections and creates 9 categories, 16 products </w:t>
+      </w:r>
+      <w:r>
+        <w:t>(every 4th in REM), 8 users (1 super admin, 1 manager, 6 customers), 90 orders spread over 6 months, reviews and the coupons WELCOME10, SAVE20 and MEGA50, then indexes all product images.</w:t>
       </w:r>
     </w:p>
     <w:p>
@@ -17222,7 +18232,7 @@
       <w:pPr>
         <w:pStyle w:val="Heading1"/>
       </w:pPr>
-      <w:bookmarkStart w:id="36" w:name="_Toc241225834"/>
+      <w:bookmarkStart w:id="36" w:name="_Toc241230443"/>
       <w:r>
         <w:lastRenderedPageBreak/>
         <w:t>5  Interface design</w:t>
@@ -17233,7 +18243,7 @@
       <w:pPr>
         <w:pStyle w:val="Heading2"/>
       </w:pPr>
-      <w:bookmarkStart w:id="37" w:name="_Toc241225835"/>
+      <w:bookmarkStart w:id="37" w:name="_Toc241230444"/>
       <w:r>
         <w:t>5.1  API conventions</w:t>
       </w:r>
@@ -17255,7 +18265,10 @@
         <w:t>{host}/api/v1</w:t>
       </w:r>
       <w:r>
-        <w:t>; JSON UTF-8; multipart only for uploads and image search.</w:t>
+        <w:t>; J</w:t>
+      </w:r>
+      <w:r>
+        <w:t>SON UTF-8; multipart only for uploads and image search.</w:t>
       </w:r>
     </w:p>
     <w:p>
@@ -17282,15 +18295,7 @@
           <w:color w:val="0B532B"/>
           <w:sz w:val="19"/>
         </w:rPr>
-        <w:t>{page, l</w:t>
-      </w:r>
-      <w:r>
-        <w:rPr>
-          <w:rFonts w:ascii="Consolas" w:hAnsi="Consolas"/>
-          <w:color w:val="0B532B"/>
-          <w:sz w:val="19"/>
-        </w:rPr>
-        <w:t>imit, total, totalPages, hasNext, hasPrev}</w:t>
+        <w:t>{page, limit, total, totalPages, hasNext, hasPrev}</w:t>
       </w:r>
       <w:r>
         <w:t>.</w:t>
@@ -17312,7 +18317,10 @@
         <w:t>{success:false, message, errors?}</w:t>
       </w:r>
       <w:r>
-        <w:t xml:space="preserve"> (see Error handling and logging).</w:t>
+        <w:t xml:space="preserve"> (see Error handling and</w:t>
+      </w:r>
+      <w:r>
+        <w:t xml:space="preserve"> logging).</w:t>
       </w:r>
     </w:p>
     <w:p>
@@ -17361,17 +18369,14 @@
         <w:pStyle w:val="ListBullet"/>
       </w:pPr>
       <w:r>
-        <w:t>Identifiers: MongoDB ObjectIds; pr</w:t>
-      </w:r>
-      <w:r>
-        <w:t>oducts also by slug; orders also by orderNumber.</w:t>
+        <w:t>Identifiers: MongoDB ObjectIds; products also by slug; orders also by orderNumber.</w:t>
       </w:r>
     </w:p>
     <w:p>
       <w:pPr>
         <w:pStyle w:val="Heading2"/>
       </w:pPr>
-      <w:bookmarkStart w:id="38" w:name="_Toc241225836"/>
+      <w:bookmarkStart w:id="38" w:name="_Toc241230445"/>
       <w:r>
         <w:t>5.2  Endpoint catalogue</w:t>
       </w:r>
@@ -17688,13 +18693,7 @@
               <w:rPr>
                 <w:sz w:val="16"/>
               </w:rPr>
-              <w:t xml:space="preserve">Public · </w:t>
-            </w:r>
-            <w:r>
-              <w:rPr>
-                <w:sz w:val="16"/>
-              </w:rPr>
-              <w:t>auth limiter</w:t>
+              <w:t>Public · auth limiter</w:t>
             </w:r>
           </w:p>
         </w:tc>
@@ -18360,13 +19359,7 @@
               <w:rPr>
                 <w:sz w:val="16"/>
               </w:rPr>
-              <w:t xml:space="preserve">Edit, </w:t>
-            </w:r>
-            <w:r>
-              <w:rPr>
-                <w:sz w:val="16"/>
-              </w:rPr>
-              <w:t>delete, set default</w:t>
+              <w:t>Edit, delete, set default</w:t>
             </w:r>
           </w:p>
         </w:tc>
@@ -18452,7 +19445,10 @@
         <w:pStyle w:val="Heading3"/>
       </w:pPr>
       <w:r>
-        <w:t>5.2.2  Catalogue endpoints (public)</w:t>
+        <w:t xml:space="preserve">5.2.2  Catalogue </w:t>
+      </w:r>
+      <w:r>
+        <w:t>endpoints (public)</w:t>
       </w:r>
     </w:p>
     <w:tbl>
@@ -20193,7 +21189,13 @@
               <w:rPr>
                 <w:sz w:val="16"/>
               </w:rPr>
-              <w:t>Owner (delete also staff)</w:t>
+              <w:t xml:space="preserve">Owner (delete also </w:t>
+            </w:r>
+            <w:r>
+              <w:rPr>
+                <w:sz w:val="16"/>
+              </w:rPr>
+              <w:t>staff)</w:t>
             </w:r>
           </w:p>
         </w:tc>
@@ -20445,7 +21447,13 @@
               <w:rPr>
                 <w:sz w:val="16"/>
               </w:rPr>
-              <w:t>/dashboard/stats · sales-overview · sales-by-category · customer-growth · recent-orders · top-products</w:t>
+              <w:t xml:space="preserve">/dashboard/stats · sales-overview · sales-by-category · customer-growth · </w:t>
+            </w:r>
+            <w:r>
+              <w:rPr>
+                <w:sz w:val="16"/>
+              </w:rPr>
+              <w:t>recent-orders · top-products</w:t>
             </w:r>
           </w:p>
         </w:tc>
@@ -20695,7 +21703,13 @@
               <w:rPr>
                 <w:sz w:val="16"/>
               </w:rPr>
-              <w:t>Re-index one product</w:t>
+              <w:t xml:space="preserve">Re-index one </w:t>
+            </w:r>
+            <w:r>
+              <w:rPr>
+                <w:sz w:val="16"/>
+              </w:rPr>
+              <w:t>product</w:t>
             </w:r>
           </w:p>
         </w:tc>
@@ -20861,13 +21875,7 @@
               <w:rPr>
                 <w:sz w:val="16"/>
               </w:rPr>
-              <w:t xml:space="preserve">GET </w:t>
-            </w:r>
-            <w:r>
-              <w:rPr>
-                <w:sz w:val="16"/>
-              </w:rPr>
-              <w:t>· PATCH</w:t>
+              <w:t>GET · PATCH</w:t>
             </w:r>
           </w:p>
         </w:tc>
@@ -20915,7 +21923,13 @@
               <w:rPr>
                 <w:sz w:val="16"/>
               </w:rPr>
-              <w:t>List with statusCounts, detail, transition, tracking</w:t>
+              <w:t xml:space="preserve">List with </w:t>
+            </w:r>
+            <w:r>
+              <w:rPr>
+                <w:sz w:val="16"/>
+              </w:rPr>
+              <w:t>statusCounts, detail, transition, tracking</w:t>
             </w:r>
           </w:p>
         </w:tc>
@@ -21099,7 +22113,13 @@
               <w:rPr>
                 <w:sz w:val="16"/>
               </w:rPr>
-              <w:t>/reviews · /reviews/:id/moderate · /reviews/:id</w:t>
+              <w:t xml:space="preserve">/reviews · /reviews/:id/moderate · </w:t>
+            </w:r>
+            <w:r>
+              <w:rPr>
+                <w:sz w:val="16"/>
+              </w:rPr>
+              <w:t>/reviews/:id</w:t>
             </w:r>
           </w:p>
         </w:tc>
@@ -21277,13 +22297,7 @@
               <w:rPr>
                 <w:sz w:val="16"/>
               </w:rPr>
-              <w:t xml:space="preserve">Image </w:t>
-            </w:r>
-            <w:r>
-              <w:rPr>
-                <w:sz w:val="16"/>
-              </w:rPr>
-              <w:t>upload and removal</w:t>
+              <w:t>Image upload and removal</w:t>
             </w:r>
           </w:p>
         </w:tc>
@@ -21368,9 +22382,12 @@
       <w:pPr>
         <w:pStyle w:val="Heading2"/>
       </w:pPr>
-      <w:bookmarkStart w:id="39" w:name="_Toc241225837"/>
-      <w:r>
-        <w:t>5.3  Example exchange</w:t>
+      <w:bookmarkStart w:id="39" w:name="_Toc241230446"/>
+      <w:r>
+        <w:t xml:space="preserve">5.3  </w:t>
+      </w:r>
+      <w:r>
+        <w:t>Example exchange</w:t>
       </w:r>
       <w:bookmarkEnd w:id="39"/>
     </w:p>
@@ -21425,7 +22442,15 @@
           <w:color w:val="0B532B"/>
           <w:sz w:val="19"/>
         </w:rPr>
-        <w:t>data.rules = {freeShippingThreshold: 50, flatRate: 9.99, taxRate: 0.1}</w:t>
+        <w:t>data</w:t>
+      </w:r>
+      <w:r>
+        <w:rPr>
+          <w:rFonts w:ascii="Consolas" w:hAnsi="Consolas"/>
+          <w:color w:val="0B532B"/>
+          <w:sz w:val="19"/>
+        </w:rPr>
+        <w:t>.rules = {freeShippingThreshold: 50, flatRate: 9.99, taxRate: 0.1}</w:t>
       </w:r>
       <w:r>
         <w:t>.</w:t>
@@ -21435,7 +22460,7 @@
       <w:pPr>
         <w:pStyle w:val="Heading2"/>
       </w:pPr>
-      <w:bookmarkStart w:id="40" w:name="_Toc241225838"/>
+      <w:bookmarkStart w:id="40" w:name="_Toc241230447"/>
       <w:r>
         <w:t>5.4  Client–OS interfaces (Android)</w:t>
       </w:r>
@@ -21584,7 +22609,13 @@
               <w:rPr>
                 <w:sz w:val="17"/>
               </w:rPr>
-              <w:t>VisualSearchActivity exported with intent filter ACTION_SEND, category DEFAULT, mimeType image/*; label “Search on ShopWorld” (localised)</w:t>
+              <w:t xml:space="preserve">VisualSearchActivity exported with intent filter ACTION_SEND, category </w:t>
+            </w:r>
+            <w:r>
+              <w:rPr>
+                <w:sz w:val="17"/>
+              </w:rPr>
+              <w:t>DEFAULT, mimeType image/*; label “Search on ShopWorld” (localised)</w:t>
             </w:r>
           </w:p>
         </w:tc>
@@ -21677,7 +22708,13 @@
               <w:rPr>
                 <w:sz w:val="17"/>
               </w:rPr>
-              <w:t>PickVisualMedia (ImageOnly) — system photo picker, no storage permission</w:t>
+              <w:t>PickVisualMedia</w:t>
+            </w:r>
+            <w:r>
+              <w:rPr>
+                <w:sz w:val="17"/>
+              </w:rPr>
+              <w:t xml:space="preserve"> (ImageOnly) — system photo picker, no storage permission</w:t>
             </w:r>
           </w:p>
         </w:tc>
@@ -21735,22 +22772,19 @@
       <w:pPr>
         <w:pStyle w:val="Heading1"/>
       </w:pPr>
-      <w:bookmarkStart w:id="41" w:name="_Toc241225839"/>
+      <w:bookmarkStart w:id="41" w:name="_Toc241230448"/>
       <w:r>
         <w:lastRenderedPageBreak/>
-        <w:t xml:space="preserve">6  Review </w:t>
-      </w:r>
-      <w:r>
-        <w:t>findings and deviations</w:t>
+        <w:t>6  Review findings and deviations</w:t>
       </w:r>
       <w:bookmarkEnd w:id="41"/>
     </w:p>
     <w:p>
       <w:r>
-        <w:t>While deriving this document from the code, the following deviations from the requirements, from good practice or from the project's own README files were found. They are recorded here so they can be planned as change requests; none</w:t>
-      </w:r>
-      <w:r>
-        <w:t xml:space="preserve"> has been fixed in the baseline. Severity: H = high, M = medium, L = low.</w:t>
+        <w:t xml:space="preserve">While deriving this document from the code, the following deviations </w:t>
+      </w:r>
+      <w:r>
+        <w:t>from the requirements, from good practice or from the project's own README files were found. They are recorded here so they can be planned as change requests; none has been fixed in the baseline. Severity: H = high, M = medium, L = low.</w:t>
       </w:r>
     </w:p>
     <w:p>
@@ -21759,7 +22793,7 @@
         <w:keepNext/>
       </w:pPr>
       <w:r>
-        <w:t>Table 14 – Findings</w:t>
+        <w:t>Table 15 – Findings</w:t>
       </w:r>
     </w:p>
     <w:tbl>
@@ -21987,7 +23021,13 @@
               <w:rPr>
                 <w:sz w:val="16"/>
               </w:rPr>
-              <w:t>Apply requirePermission per /admin route group and hide menu items the user lacks (FR-AUTH-09).</w:t>
+              <w:t xml:space="preserve">Apply </w:t>
+            </w:r>
+            <w:r>
+              <w:rPr>
+                <w:sz w:val="16"/>
+              </w:rPr>
+              <w:t>requirePermission per /admin route group and hide menu items the user lacks (FR-AUTH-09).</w:t>
             </w:r>
           </w:p>
         </w:tc>
@@ -22322,7 +23362,13 @@
               <w:rPr>
                 <w:sz w:val="16"/>
               </w:rPr>
-              <w:t>Hard-coded English strings remain in the admin panel (e.g. “Add Banner”, “Order #”, “Verified”) and in the Android app (e.g. “% OFF”, “n sold”, “Free over $50”, settings dialog).</w:t>
+              <w:t xml:space="preserve">Hard-coded English strings remain in the admin panel </w:t>
+            </w:r>
+            <w:r>
+              <w:rPr>
+                <w:sz w:val="16"/>
+              </w:rPr>
+              <w:t>(e.g. “Add Banner”, “Order #”, “Verified”) and in the Android app (e.g. “% OFF”, “n sold”, “Free over $50”, settings dialog).</w:t>
             </w:r>
           </w:p>
         </w:tc>
@@ -22339,13 +23385,7 @@
               <w:rPr>
                 <w:sz w:val="16"/>
               </w:rPr>
-              <w:t xml:space="preserve">Move to the </w:t>
-            </w:r>
-            <w:r>
-              <w:rPr>
-                <w:sz w:val="16"/>
-              </w:rPr>
-              <w:t>en/zh/ja catalogues (FR-I18N-01).</w:t>
+              <w:t>Move to the en/zh/ja catalogues (FR-I18N-01).</w:t>
             </w:r>
           </w:p>
         </w:tc>
@@ -22445,13 +23485,7 @@
               <w:rPr>
                 <w:sz w:val="16"/>
               </w:rPr>
-              <w:t xml:space="preserve">Use EncryptedSharedPreferences, exclude </w:t>
-            </w:r>
-            <w:r>
-              <w:rPr>
-                <w:sz w:val="16"/>
-              </w:rPr>
-              <w:t>session prefs from backup, log headers only (NFR-SE-05).</w:t>
+              <w:t>Use EncryptedSharedPreferences, exclude session prefs from backup, log headers only (NFR-SE-05).</w:t>
             </w:r>
           </w:p>
         </w:tc>
@@ -22542,13 +23576,7 @@
               <w:rPr>
                 <w:sz w:val="16"/>
               </w:rPr>
-              <w:t xml:space="preserve">Integrate a PSP SDK / hosted </w:t>
-            </w:r>
-            <w:r>
-              <w:rPr>
-                <w:sz w:val="16"/>
-              </w:rPr>
-              <w:t>fields before go-live.</w:t>
+              <w:t>Integrate a PSP SDK / hosted fields before go-live.</w:t>
             </w:r>
           </w:p>
         </w:tc>
@@ -22736,7 +23764,13 @@
               <w:rPr>
                 <w:sz w:val="16"/>
               </w:rPr>
-              <w:t>network_security_config lists “192.168.0.0” as a domain, which does not match LAN IPs; a physical device on a LAN address is blocked from cleartext, contrary to the README.</w:t>
+              <w:t xml:space="preserve">network_security_config lists “192.168.0.0” as a </w:t>
+            </w:r>
+            <w:r>
+              <w:rPr>
+                <w:sz w:val="16"/>
+              </w:rPr>
+              <w:t>domain, which does not match LAN IPs; a physical device on a LAN address is blocked from cleartext, contrary to the README.</w:t>
             </w:r>
           </w:p>
         </w:tc>
@@ -22753,13 +23787,7 @@
               <w:rPr>
                 <w:sz w:val="16"/>
               </w:rPr>
-              <w:t>Document an HTTPS dev proxy or add the concrete host; keep cleartext out of release</w:t>
-            </w:r>
-            <w:r>
-              <w:rPr>
-                <w:sz w:val="16"/>
-              </w:rPr>
-              <w:t>.</w:t>
+              <w:t>Document an HTTPS dev proxy or add the concrete host; keep cleartext out of release.</w:t>
             </w:r>
           </w:p>
         </w:tc>
@@ -22829,7 +23857,13 @@
               <w:rPr>
                 <w:sz w:val="16"/>
               </w:rPr>
-              <w:t>No confirmation before order status changes (including cancel) in the admin panel, before clearing the cart, or before deleting an address on the web.</w:t>
+              <w:t xml:space="preserve">No confirmation before order </w:t>
+            </w:r>
+            <w:r>
+              <w:rPr>
+                <w:sz w:val="16"/>
+              </w:rPr>
+              <w:t>status changes (including cancel) in the admin panel, before clearing the cart, or before deleting an address on the web.</w:t>
             </w:r>
           </w:p>
         </w:tc>
@@ -23219,7 +24253,7 @@
               <w:rPr>
                 <w:sz w:val="16"/>
               </w:rPr>
-              <w:t xml:space="preserve">Resolved in 1.1: the camera icons used to stay </w:t>
+              <w:t xml:space="preserve">Resolved in 1.2: the camera icons used to stay </w:t>
             </w:r>
             <w:r>
               <w:rPr>
@@ -23419,6 +24453,201 @@
                 <w:sz w:val="16"/>
               </w:rPr>
               <w:t>Irrelevant once a PSP is integrated (F-06); otherwise validate server-side.</w:t>
+            </w:r>
+          </w:p>
+        </w:tc>
+      </w:tr>
+      <w:tr>
+        <w:trPr>
+          <w:cantSplit/>
+          <w:jc w:val="center"/>
+        </w:trPr>
+        <w:tc>
+          <w:tcPr>
+            <w:tcW w:w="680" w:type="dxa"/>
+            <w:shd w:val="clear" w:color="auto" w:fill="F7FBF8"/>
+          </w:tcPr>
+          <w:p>
+            <w:pPr>
+              <w:spacing w:after="0" w:line="240" w:lineRule="auto"/>
+            </w:pPr>
+            <w:r>
+              <w:rPr>
+                <w:sz w:val="16"/>
+              </w:rPr>
+              <w:t>F-16</w:t>
+            </w:r>
+          </w:p>
+        </w:tc>
+        <w:tc>
+          <w:tcPr>
+            <w:tcW w:w="567" w:type="dxa"/>
+            <w:shd w:val="clear" w:color="auto" w:fill="F7FBF8"/>
+          </w:tcPr>
+          <w:p>
+            <w:pPr>
+              <w:spacing w:after="0" w:line="240" w:lineRule="auto"/>
+            </w:pPr>
+            <w:r>
+              <w:rPr>
+                <w:sz w:val="16"/>
+              </w:rPr>
+              <w:t>M</w:t>
+            </w:r>
+          </w:p>
+        </w:tc>
+        <w:tc>
+          <w:tcPr>
+            <w:tcW w:w="1304" w:type="dxa"/>
+            <w:shd w:val="clear" w:color="auto" w:fill="F7FBF8"/>
+          </w:tcPr>
+          <w:p>
+            <w:pPr>
+              <w:spacing w:after="0" w:line="240" w:lineRule="auto"/>
+            </w:pPr>
+            <w:r>
+              <w:rPr>
+                <w:sz w:val="16"/>
+              </w:rPr>
+              <w:t xml:space="preserve">Visual search </w:t>
+            </w:r>
+            <w:r>
+              <w:rPr>
+                <w:sz w:val="16"/>
+              </w:rPr>
+              <w:t>performance</w:t>
+            </w:r>
+          </w:p>
+        </w:tc>
+        <w:tc>
+          <w:tcPr>
+            <w:tcW w:w="3969" w:type="dxa"/>
+            <w:shd w:val="clear" w:color="auto" w:fill="F7FBF8"/>
+          </w:tcPr>
+          <w:p>
+            <w:pPr>
+              <w:spacing w:after="0" w:line="240" w:lineRule="auto"/>
+            </w:pPr>
+            <w:r>
+              <w:rPr>
+                <w:sz w:val="16"/>
+              </w:rPr>
+              <w:t>With SAM2 each photo search and each automatically detected catalogue image takes about 2 s more on a CPU, and SAM2 runs one photo at a time; re-detecting a large catalogue after enabling SAM2 takes about 2 s per image in the background.</w:t>
+            </w:r>
+          </w:p>
+        </w:tc>
+        <w:tc>
+          <w:tcPr>
+            <w:tcW w:w="3118" w:type="dxa"/>
+            <w:shd w:val="clear" w:color="auto" w:fill="F7FBF8"/>
+          </w:tcPr>
+          <w:p>
+            <w:pPr>
+              <w:spacing w:after="0" w:line="240" w:lineRule="auto"/>
+            </w:pPr>
+            <w:r>
+              <w:rPr>
+                <w:sz w:val="16"/>
+              </w:rPr>
+              <w:t>Size t</w:t>
+            </w:r>
+            <w:r>
+              <w:rPr>
+                <w:sz w:val="16"/>
+              </w:rPr>
+              <w:t>he API host for the expected photo-search rate, or set VISUAL_SEARCH_SAM2=false; consider a GPU execution provider.</w:t>
+            </w:r>
+          </w:p>
+        </w:tc>
+      </w:tr>
+      <w:tr>
+        <w:trPr>
+          <w:cantSplit/>
+          <w:jc w:val="center"/>
+        </w:trPr>
+        <w:tc>
+          <w:tcPr>
+            <w:tcW w:w="680" w:type="dxa"/>
+          </w:tcPr>
+          <w:p>
+            <w:pPr>
+              <w:spacing w:after="0" w:line="240" w:lineRule="auto"/>
+            </w:pPr>
+            <w:r>
+              <w:rPr>
+                <w:sz w:val="16"/>
+              </w:rPr>
+              <w:t>F-17</w:t>
+            </w:r>
+          </w:p>
+        </w:tc>
+        <w:tc>
+          <w:tcPr>
+            <w:tcW w:w="567" w:type="dxa"/>
+          </w:tcPr>
+          <w:p>
+            <w:pPr>
+              <w:spacing w:after="0" w:line="240" w:lineRule="auto"/>
+            </w:pPr>
+            <w:r>
+              <w:rPr>
+                <w:sz w:val="16"/>
+              </w:rPr>
+              <w:t>L</w:t>
+            </w:r>
+          </w:p>
+        </w:tc>
+        <w:tc>
+          <w:tcPr>
+            <w:tcW w:w="1304" w:type="dxa"/>
+          </w:tcPr>
+          <w:p>
+            <w:pPr>
+              <w:spacing w:after="0" w:line="240" w:lineRule="auto"/>
+            </w:pPr>
+            <w:r>
+              <w:rPr>
+                <w:sz w:val="16"/>
+              </w:rPr>
+              <w:t>Visual search accuracy</w:t>
+            </w:r>
+          </w:p>
+        </w:tc>
+        <w:tc>
+          <w:tcPr>
+            <w:tcW w:w="3969" w:type="dxa"/>
+          </w:tcPr>
+          <w:p>
+            <w:pPr>
+              <w:spacing w:after="0" w:line="240" w:lineRule="auto"/>
+            </w:pPr>
+            <w:r>
+              <w:rPr>
+                <w:sz w:val="16"/>
+              </w:rPr>
+              <w:t xml:space="preserve">SAM2 only traces the object DINOv3 chose; when stage 1 picks the wrong object (busy backgrounds) SAM2 traces </w:t>
+            </w:r>
+            <w:r>
+              <w:rPr>
+                <w:sz w:val="16"/>
+              </w:rPr>
+              <w:t>that one. The accuracy figures come from synthetic composites.</w:t>
+            </w:r>
+          </w:p>
+        </w:tc>
+        <w:tc>
+          <w:tcPr>
+            <w:tcW w:w="3118" w:type="dxa"/>
+          </w:tcPr>
+          <w:p>
+            <w:pPr>
+              <w:spacing w:after="0" w:line="240" w:lineRule="auto"/>
+            </w:pPr>
+            <w:r>
+              <w:rPr>
+                <w:sz w:val="16"/>
+              </w:rPr>
+              <w:t>Collect real shopper photos with labelled boxes; the user can always adjust the box (UC-25).</w:t>
             </w:r>
           </w:p>
         </w:tc>
@@ -23438,13 +24667,10 @@
       <w:pPr>
         <w:pStyle w:val="Heading1"/>
       </w:pPr>
-      <w:bookmarkStart w:id="42" w:name="_Toc241225840"/>
+      <w:bookmarkStart w:id="42" w:name="_Toc241230449"/>
       <w:r>
         <w:lastRenderedPageBreak/>
-        <w:t xml:space="preserve">Appendix A – </w:t>
-      </w:r>
-      <w:r>
-        <w:t>Configuration reference</w:t>
+        <w:t>Appendix A – Configuration reference</w:t>
       </w:r>
       <w:bookmarkEnd w:id="42"/>
     </w:p>
@@ -23454,7 +24680,7 @@
         <w:keepNext/>
       </w:pPr>
       <w:r>
-        <w:t>Table 15 – Environment variables</w:t>
+        <w:t>Table 16 – Environment variables</w:t>
       </w:r>
     </w:p>
     <w:tbl>
@@ -23786,13 +25012,7 @@
               <w:rPr>
                 <w:sz w:val="16"/>
               </w:rPr>
-              <w:t xml:space="preserve">JWT_ACCESS_EXPIRES / </w:t>
-            </w:r>
-            <w:r>
-              <w:rPr>
-                <w:sz w:val="16"/>
-              </w:rPr>
-              <w:t>JWT_REFRESH_EXPIRES</w:t>
+              <w:t>JWT_ACCESS_EXPIRES / JWT_REFRESH_EXPIRES</w:t>
             </w:r>
           </w:p>
         </w:tc>
@@ -23881,7 +25101,13 @@
               <w:rPr>
                 <w:sz w:val="16"/>
               </w:rPr>
-              <w:t>Comma-separated allowed origins; .env.example lists 5173, 5174, 10.0.2.2:5000</w:t>
+              <w:t xml:space="preserve">Comma-separated allowed </w:t>
+            </w:r>
+            <w:r>
+              <w:rPr>
+                <w:sz w:val="16"/>
+              </w:rPr>
+              <w:t>origins; .env.example lists 5173, 5174, 10.0.2.2:5000</w:t>
             </w:r>
           </w:p>
         </w:tc>
@@ -23992,13 +25218,7 @@
               <w:rPr>
                 <w:sz w:val="16"/>
               </w:rPr>
-              <w:t xml:space="preserve">Maximum upload size per </w:t>
-            </w:r>
-            <w:r>
-              <w:rPr>
-                <w:sz w:val="16"/>
-              </w:rPr>
-              <w:t>file</w:t>
+              <w:t>Maximum upload size per file</w:t>
             </w:r>
           </w:p>
         </w:tc>
@@ -24163,13 +25383,7 @@
               <w:rPr>
                 <w:sz w:val="16"/>
               </w:rPr>
-              <w:t xml:space="preserve">Model location; together form </w:t>
-            </w:r>
-            <w:r>
-              <w:rPr>
-                <w:sz w:val="16"/>
-              </w:rPr>
-              <w:t>the model id</w:t>
+              <w:t>Model location; together form the model id</w:t>
             </w:r>
           </w:p>
         </w:tc>
@@ -24391,13 +25605,7 @@
               <w:rPr>
                 <w:sz w:val="16"/>
               </w:rPr>
-              <w:t xml:space="preserve">Allow </w:t>
-            </w:r>
-            <w:r>
-              <w:rPr>
-                <w:sz w:val="16"/>
-              </w:rPr>
-              <w:t>indexing of http(s) image URLs</w:t>
+              <w:t>Allow indexing of http(s) image URLs</w:t>
             </w:r>
           </w:p>
         </w:tc>
@@ -24454,7 +25662,13 @@
               <w:rPr>
                 <w:sz w:val="16"/>
               </w:rPr>
-              <w:t>Detect the product area (green box) before embedding</w:t>
+              <w:t xml:space="preserve">Detect the product area (green box) before </w:t>
+            </w:r>
+            <w:r>
+              <w:rPr>
+                <w:sz w:val="16"/>
+              </w:rPr>
+              <w:t>embedding</w:t>
             </w:r>
           </w:p>
         </w:tc>
@@ -24548,13 +25762,7 @@
               <w:rPr>
                 <w:sz w:val="16"/>
               </w:rPr>
-              <w:t xml:space="preserve">admin@auramart.com </w:t>
-            </w:r>
-            <w:r>
-              <w:rPr>
-                <w:sz w:val="16"/>
-              </w:rPr>
-              <w:t>/ Admin@123</w:t>
+              <w:t>admin@auramart.com / Admin@123</w:t>
             </w:r>
           </w:p>
         </w:tc>
@@ -24682,13 +25890,7 @@
               <w:rPr>
                 <w:sz w:val="16"/>
               </w:rPr>
-              <w:t xml:space="preserve">Release: </w:t>
-            </w:r>
-            <w:r>
-              <w:rPr>
-                <w:sz w:val="16"/>
-              </w:rPr>
-              <w:t>https://api.auramart.com/api/v1/</w:t>
+              <w:t>Release: https://api.auramart.com/api/v1/</w:t>
             </w:r>
           </w:p>
         </w:tc>
@@ -24703,7 +25905,7 @@
       <w:pPr>
         <w:pStyle w:val="Heading1"/>
       </w:pPr>
-      <w:bookmarkStart w:id="43" w:name="_Toc241225841"/>
+      <w:bookmarkStart w:id="43" w:name="_Toc241230450"/>
       <w:r>
         <w:t>Appendix B – Build, run and release procedure</w:t>
       </w:r>
@@ -24715,7 +25917,10 @@
         <w:keepNext/>
       </w:pPr>
       <w:r>
-        <w:t>Table 16 – Procedure</w:t>
+        <w:t xml:space="preserve">Table 17 – </w:t>
+      </w:r>
+      <w:r>
+        <w:t>Procedure</w:t>
       </w:r>
     </w:p>
     <w:tbl>
@@ -24907,15 +26112,7 @@
                 <w:color w:val="0B532B"/>
                 <w:sz w:val="15"/>
               </w:rPr>
-              <w:t xml:space="preserve">cp backend/.env.example </w:t>
-            </w:r>
-            <w:r>
-              <w:rPr>
-                <w:rFonts w:ascii="Consolas" w:hAnsi="Consolas"/>
-                <w:color w:val="0B532B"/>
-                <w:sz w:val="15"/>
-              </w:rPr>
-              <w:t>backend/.env</w:t>
+              <w:t>cp backend/.env.example backend/.env</w:t>
             </w:r>
             <w:r>
               <w:rPr>
@@ -25194,7 +26391,13 @@
               <w:rPr>
                 <w:sz w:val="17"/>
               </w:rPr>
-              <w:t>API :5000, storefront :5173, admin :5174</w:t>
+              <w:t xml:space="preserve">API :5000, storefront :5173, admin </w:t>
+            </w:r>
+            <w:r>
+              <w:rPr>
+                <w:sz w:val="17"/>
+              </w:rPr>
+              <w:t>:5174</w:t>
             </w:r>
           </w:p>
         </w:tc>
@@ -25309,13 +26512,7 @@
               <w:rPr>
                 <w:sz w:val="17"/>
               </w:rPr>
-              <w:t xml:space="preserve">Minified APK with bundled model (build fails </w:t>
-            </w:r>
-            <w:r>
-              <w:rPr>
-                <w:sz w:val="17"/>
-              </w:rPr>
-              <w:t>if model files are missing)</w:t>
+              <w:t>Minified APK with bundled model (build fails if model files are missing)</w:t>
             </w:r>
           </w:p>
         </w:tc>
@@ -25353,7 +26550,13 @@
               <w:rPr>
                 <w:sz w:val="17"/>
               </w:rPr>
-              <w:t>Smoke test: GET /api/v1/health, sign in on each client, one test order</w:t>
+              <w:t xml:space="preserve">Smoke test: GET /api/v1/health, sign in on each client, one </w:t>
+            </w:r>
+            <w:r>
+              <w:rPr>
+                <w:sz w:val="17"/>
+              </w:rPr>
+              <w:t>test order</w:t>
             </w:r>
           </w:p>
         </w:tc>
@@ -25381,8 +26584,8 @@
       </w:pPr>
     </w:p>
     <w:sectPr>
-      <w:headerReference w:type="default" r:id="rId22"/>
-      <w:footerReference w:type="default" r:id="rId23"/>
+      <w:headerReference w:type="default" r:id="rId24"/>
+      <w:footerReference w:type="default" r:id="rId25"/>
       <w:pgSz w:w="11906" w:h="16838"/>
       <w:pgMar w:top="1247" w:right="1134" w:bottom="1134" w:left="1134" w:header="567" w:footer="567" w:gutter="0"/>
       <w:cols w:space="720"/>
@@ -25469,7 +26672,7 @@
         <w:noProof/>
         <w:sz w:val="17"/>
       </w:rPr>
-      <w:t>29</w:t>
+      <w:t>30</w:t>
     </w:r>
     <w:r>
       <w:rPr>
@@ -25507,7 +26710,7 @@
         <w:noProof/>
         <w:sz w:val="17"/>
       </w:rPr>
-      <w:t>29</w:t>
+      <w:t>30</w:t>
     </w:r>
     <w:r>
       <w:rPr>
@@ -37175,7 +38378,7 @@
     <w:autoRedefine/>
     <w:uiPriority w:val="39"/>
     <w:unhideWhenUsed/>
-    <w:rsid w:val="00361E75"/>
+    <w:rsid w:val="00F2311B"/>
   </w:style>
   <w:style w:type="paragraph" w:styleId="TOC2">
     <w:name w:val="toc 2"/>
@@ -37184,7 +38387,7 @@
     <w:autoRedefine/>
     <w:uiPriority w:val="39"/>
     <w:unhideWhenUsed/>
-    <w:rsid w:val="00361E75"/>
+    <w:rsid w:val="00F2311B"/>
     <w:pPr>
       <w:ind w:left="210"/>
     </w:pPr>
@@ -37194,7 +38397,7 @@
     <w:basedOn w:val="DefaultParagraphFont"/>
     <w:uiPriority w:val="99"/>
     <w:unhideWhenUsed/>
-    <w:rsid w:val="00361E75"/>
+    <w:rsid w:val="00F2311B"/>
     <w:rPr>
       <w:color w:val="0000FF" w:themeColor="hyperlink"/>
       <w:u w:val="single"/>
@@ -37528,7 +38731,7 @@
 </file>
 
 <file path=customXml/itemProps1.xml><?xml version="1.0" encoding="utf-8"?>
-<ds:datastoreItem xmlns:ds="http://schemas.openxmlformats.org/officeDocument/2006/customXml" ds:itemID="{A86D50F0-25F3-436E-8DFE-7B51F9BAD2DB}">
+<ds:datastoreItem xmlns:ds="http://schemas.openxmlformats.org/officeDocument/2006/customXml" ds:itemID="{AE6A3AD8-14AD-475E-8AFE-B3EAB9DA464B}">
   <ds:schemaRefs>
     <ds:schemaRef ds:uri="http://schemas.openxmlformats.org/officeDocument/2006/bibliography"/>
   </ds:schemaRefs>
